--- a/docs/лаб7.docx
+++ b/docs/лаб7.docx
@@ -111,7 +111,7 @@
           <w:bCs/>
           <w:szCs w:val="28"/>
         </w:rPr>
-        <w:t>перспективной инженерии</w:t>
+        <w:t>Информационных технологий и кибербезопасности</w:t>
       </w:r>
     </w:p>
     <w:p>
@@ -797,7 +797,16 @@
                 <w:szCs w:val="28"/>
                 <w:u w:val="single"/>
               </w:rPr>
-              <w:t>, Института Перспективной Инженерии</w:t>
+              <w:t xml:space="preserve">, </w:t>
+            </w:r>
+            <w:r>
+              <w:rPr>
+                <w:bCs/>
+                <w:sz w:val="24"/>
+                <w:szCs w:val="24"/>
+                <w:u w:val="single"/>
+              </w:rPr>
+              <w:t>Информационных технологий и кибербезопасности</w:t>
             </w:r>
           </w:p>
           <w:p>
@@ -1202,6 +1211,18 @@
       <w:pPr>
         <w:spacing w:after="0" w:line="360" w:lineRule="auto"/>
         <w:ind w:firstLine="709"/>
+      </w:pPr>
+      <w:r>
+        <w:t xml:space="preserve">Ссылка на GitHub: </w:t>
+      </w:r>
+      <w:r>
+        <w:t>https://github.com/uu546/DesignPatternLabDerevyashkinVV</w:t>
+      </w:r>
+    </w:p>
+    <w:p>
+      <w:pPr>
+        <w:spacing w:after="0" w:line="360" w:lineRule="auto"/>
+        <w:ind w:firstLine="709"/>
         <w:jc w:val="center"/>
         <w:rPr>
           <w:rFonts w:cs="Times New Roman"/>
@@ -1350,6 +1371,7 @@
         <w:rPr>
           <w:szCs w:val="28"/>
         </w:rPr>
+        <w:lastRenderedPageBreak/>
         <w:t>Обход коллекций — единообразный доступ к элементам без раскрытия структуры.</w:t>
       </w:r>
     </w:p>
@@ -1370,7 +1392,6 @@
         <w:rPr>
           <w:szCs w:val="28"/>
         </w:rPr>
-        <w:lastRenderedPageBreak/>
         <w:t>Гибкое распределение ответственности между объектами.</w:t>
       </w:r>
     </w:p>
@@ -1451,7 +1472,6 @@
         <w:jc w:val="both"/>
         <w:rPr>
           <w:szCs w:val="28"/>
-          <w:lang w:val="en-US"/>
         </w:rPr>
       </w:pPr>
       <w:r>
@@ -1978,6 +1998,7 @@
         <w:rPr>
           <w:szCs w:val="28"/>
         </w:rPr>
+        <w:lastRenderedPageBreak/>
         <w:t>В предметной области. Реестр точек (</w:t>
       </w:r>
       <w:proofErr w:type="spellStart"/>
@@ -2157,7 +2178,6 @@
         <w:rPr>
           <w:szCs w:val="28"/>
         </w:rPr>
-        <w:lastRenderedPageBreak/>
         <w:t>ConcreteCommand</w:t>
       </w:r>
       <w:proofErr w:type="spellEnd"/>
@@ -2366,7 +2386,6 @@
         <w:jc w:val="both"/>
         <w:rPr>
           <w:szCs w:val="28"/>
-          <w:lang w:val="en-US"/>
         </w:rPr>
       </w:pPr>
       <w:r>
@@ -2477,6 +2496,7 @@
       </w:pPr>
       <w:r>
         <w:rPr>
+          <w:noProof/>
           <w:szCs w:val="28"/>
           <w:lang w:val="en-US"/>
         </w:rPr>
@@ -2595,6 +2615,7 @@
           <w:rFonts w:cs="Times New Roman"/>
           <w:szCs w:val="28"/>
         </w:rPr>
+        <w:lastRenderedPageBreak/>
         <w:t>/// Command в паттерне Команда: общий интерфейс</w:t>
       </w:r>
     </w:p>
@@ -2683,7 +2704,6 @@
           <w:szCs w:val="28"/>
           <w:lang w:val="en-US"/>
         </w:rPr>
-        <w:lastRenderedPageBreak/>
         <w:t>{</w:t>
       </w:r>
     </w:p>
@@ -2733,6 +2753,7 @@
         <w:rPr>
           <w:rFonts w:cs="Times New Roman"/>
           <w:szCs w:val="28"/>
+          <w:lang w:val="en-US"/>
         </w:rPr>
       </w:pPr>
       <w:r>
@@ -2743,13 +2764,77 @@
         </w:rPr>
         <w:t xml:space="preserve">    </w:t>
       </w:r>
+      <w:r>
+        <w:rPr>
+          <w:rFonts w:cs="Times New Roman"/>
+          <w:szCs w:val="28"/>
+          <w:lang w:val="en-US"/>
+        </w:rPr>
+        <w:t xml:space="preserve">void </w:t>
+      </w:r>
+      <w:proofErr w:type="gramStart"/>
+      <w:r>
+        <w:rPr>
+          <w:rFonts w:cs="Times New Roman"/>
+          <w:szCs w:val="28"/>
+          <w:lang w:val="en-US"/>
+        </w:rPr>
+        <w:t>Undo(</w:t>
+      </w:r>
+      <w:proofErr w:type="gramEnd"/>
+      <w:r>
+        <w:rPr>
+          <w:rFonts w:cs="Times New Roman"/>
+          <w:szCs w:val="28"/>
+          <w:lang w:val="en-US"/>
+        </w:rPr>
+        <w:t>);</w:t>
+      </w:r>
+    </w:p>
+    <w:p>
+      <w:pPr>
+        <w:spacing w:after="0" w:line="360" w:lineRule="auto"/>
+        <w:ind w:firstLine="709"/>
+        <w:jc w:val="both"/>
+        <w:rPr>
+          <w:rFonts w:cs="Times New Roman"/>
+          <w:szCs w:val="28"/>
+          <w:lang w:val="en-US"/>
+        </w:rPr>
+      </w:pPr>
+      <w:r>
+        <w:rPr>
+          <w:rFonts w:cs="Times New Roman"/>
+          <w:szCs w:val="28"/>
+          <w:lang w:val="en-US"/>
+        </w:rPr>
+        <w:t>}</w:t>
+      </w:r>
+    </w:p>
+    <w:p>
+      <w:pPr>
+        <w:spacing w:after="0" w:line="360" w:lineRule="auto"/>
+        <w:ind w:firstLine="709"/>
+        <w:jc w:val="both"/>
+        <w:rPr>
+          <w:rFonts w:cs="Times New Roman"/>
+          <w:szCs w:val="28"/>
+        </w:rPr>
+      </w:pPr>
+      <w:r>
+        <w:rPr>
+          <w:rFonts w:cs="Times New Roman"/>
+          <w:szCs w:val="28"/>
+        </w:rPr>
+        <w:t>/// &lt;</w:t>
+      </w:r>
       <w:proofErr w:type="spellStart"/>
       <w:r>
         <w:rPr>
           <w:rFonts w:cs="Times New Roman"/>
           <w:szCs w:val="28"/>
         </w:rPr>
-        <w:t>void</w:t>
+        <w:t>summary</w:t>
       </w:r>
       <w:proofErr w:type="spellEnd"/>
       <w:r>
@@ -2757,7 +2842,81 @@
           <w:rFonts w:cs="Times New Roman"/>
           <w:szCs w:val="28"/>
         </w:rPr>
-        <w:t xml:space="preserve"> </w:t>
+        <w:t>&gt;</w:t>
+      </w:r>
+    </w:p>
+    <w:p>
+      <w:pPr>
+        <w:spacing w:after="0" w:line="360" w:lineRule="auto"/>
+        <w:ind w:firstLine="709"/>
+        <w:jc w:val="both"/>
+        <w:rPr>
+          <w:rFonts w:cs="Times New Roman"/>
+          <w:szCs w:val="28"/>
+        </w:rPr>
+      </w:pPr>
+      <w:r>
+        <w:rPr>
+          <w:rFonts w:cs="Times New Roman"/>
+          <w:szCs w:val="28"/>
+        </w:rPr>
+        <w:t xml:space="preserve">/// </w:t>
+      </w:r>
+      <w:proofErr w:type="spellStart"/>
+      <w:r>
+        <w:rPr>
+          <w:rFonts w:cs="Times New Roman"/>
+          <w:szCs w:val="28"/>
+        </w:rPr>
+        <w:t>ConcreteCommand</w:t>
+      </w:r>
+      <w:proofErr w:type="spellEnd"/>
+      <w:r>
+        <w:rPr>
+          <w:rFonts w:cs="Times New Roman"/>
+          <w:szCs w:val="28"/>
+        </w:rPr>
+        <w:t>: удаление точки из реестра с возможностью отмены.</w:t>
+      </w:r>
+    </w:p>
+    <w:p>
+      <w:pPr>
+        <w:spacing w:after="0" w:line="360" w:lineRule="auto"/>
+        <w:ind w:firstLine="709"/>
+        <w:jc w:val="both"/>
+        <w:rPr>
+          <w:rFonts w:cs="Times New Roman"/>
+          <w:szCs w:val="28"/>
+          <w:lang w:val="en-US"/>
+        </w:rPr>
+      </w:pPr>
+      <w:r>
+        <w:rPr>
+          <w:rFonts w:cs="Times New Roman"/>
+          <w:szCs w:val="28"/>
+          <w:lang w:val="en-US"/>
+        </w:rPr>
+        <w:t>/// &lt;/summary&gt;</w:t>
+      </w:r>
+    </w:p>
+    <w:p>
+      <w:pPr>
+        <w:spacing w:after="0" w:line="360" w:lineRule="auto"/>
+        <w:ind w:firstLine="709"/>
+        <w:jc w:val="both"/>
+        <w:rPr>
+          <w:rFonts w:cs="Times New Roman"/>
+          <w:szCs w:val="28"/>
+          <w:lang w:val="en-US"/>
+        </w:rPr>
+      </w:pPr>
+      <w:r>
+        <w:rPr>
+          <w:rFonts w:cs="Times New Roman"/>
+          <w:szCs w:val="28"/>
+          <w:lang w:val="en-US"/>
+        </w:rPr>
+        <w:t xml:space="preserve">public sealed class </w:t>
       </w:r>
       <w:proofErr w:type="spellStart"/>
       <w:proofErr w:type="gramStart"/>
@@ -2765,150 +2924,239 @@
         <w:rPr>
           <w:rFonts w:cs="Times New Roman"/>
           <w:szCs w:val="28"/>
-        </w:rPr>
-        <w:t>Undo</w:t>
+          <w:lang w:val="en-US"/>
+        </w:rPr>
+        <w:t>RemovePoiCommand</w:t>
       </w:r>
       <w:proofErr w:type="spellEnd"/>
       <w:r>
         <w:rPr>
           <w:rFonts w:cs="Times New Roman"/>
           <w:szCs w:val="28"/>
-        </w:rPr>
-        <w:t>(</w:t>
+          <w:lang w:val="en-US"/>
+        </w:rPr>
+        <w:t xml:space="preserve"> :</w:t>
       </w:r>
       <w:proofErr w:type="gramEnd"/>
       <w:r>
         <w:rPr>
           <w:rFonts w:cs="Times New Roman"/>
           <w:szCs w:val="28"/>
-        </w:rPr>
-        <w:t>);</w:t>
-      </w:r>
-    </w:p>
-    <w:p>
-      <w:pPr>
-        <w:spacing w:after="0" w:line="360" w:lineRule="auto"/>
-        <w:ind w:firstLine="709"/>
-        <w:jc w:val="both"/>
-        <w:rPr>
-          <w:rFonts w:cs="Times New Roman"/>
-          <w:szCs w:val="28"/>
-        </w:rPr>
-      </w:pPr>
-      <w:r>
-        <w:rPr>
-          <w:rFonts w:cs="Times New Roman"/>
-          <w:szCs w:val="28"/>
-        </w:rPr>
-        <w:t>}</w:t>
-      </w:r>
-    </w:p>
-    <w:p>
-      <w:pPr>
-        <w:spacing w:after="0" w:line="360" w:lineRule="auto"/>
-        <w:ind w:firstLine="709"/>
-        <w:jc w:val="both"/>
-        <w:rPr>
-          <w:rFonts w:cs="Times New Roman"/>
-          <w:szCs w:val="28"/>
-        </w:rPr>
-      </w:pPr>
-      <w:r>
-        <w:rPr>
-          <w:rFonts w:cs="Times New Roman"/>
-          <w:szCs w:val="28"/>
-        </w:rPr>
-        <w:t>/// &lt;</w:t>
+          <w:lang w:val="en-US"/>
+        </w:rPr>
+        <w:t xml:space="preserve"> </w:t>
       </w:r>
       <w:proofErr w:type="spellStart"/>
       <w:r>
         <w:rPr>
           <w:rFonts w:cs="Times New Roman"/>
           <w:szCs w:val="28"/>
-        </w:rPr>
-        <w:t>summary</w:t>
+          <w:lang w:val="en-US"/>
+        </w:rPr>
+        <w:t>ICommand</w:t>
       </w:r>
       <w:proofErr w:type="spellEnd"/>
-      <w:r>
-        <w:rPr>
-          <w:rFonts w:cs="Times New Roman"/>
-          <w:szCs w:val="28"/>
-        </w:rPr>
-        <w:t>&gt;</w:t>
-      </w:r>
-    </w:p>
-    <w:p>
-      <w:pPr>
-        <w:spacing w:after="0" w:line="360" w:lineRule="auto"/>
-        <w:ind w:firstLine="709"/>
-        <w:jc w:val="both"/>
-        <w:rPr>
-          <w:rFonts w:cs="Times New Roman"/>
-          <w:szCs w:val="28"/>
-        </w:rPr>
-      </w:pPr>
-      <w:r>
-        <w:rPr>
-          <w:rFonts w:cs="Times New Roman"/>
-          <w:szCs w:val="28"/>
-        </w:rPr>
-        <w:t xml:space="preserve">/// </w:t>
+    </w:p>
+    <w:p>
+      <w:pPr>
+        <w:spacing w:after="0" w:line="360" w:lineRule="auto"/>
+        <w:ind w:firstLine="709"/>
+        <w:jc w:val="both"/>
+        <w:rPr>
+          <w:rFonts w:cs="Times New Roman"/>
+          <w:szCs w:val="28"/>
+          <w:lang w:val="en-US"/>
+        </w:rPr>
+      </w:pPr>
+      <w:r>
+        <w:rPr>
+          <w:rFonts w:cs="Times New Roman"/>
+          <w:szCs w:val="28"/>
+          <w:lang w:val="en-US"/>
+        </w:rPr>
+        <w:t>{</w:t>
+      </w:r>
+    </w:p>
+    <w:p>
+      <w:pPr>
+        <w:spacing w:after="0" w:line="360" w:lineRule="auto"/>
+        <w:ind w:firstLine="709"/>
+        <w:jc w:val="both"/>
+        <w:rPr>
+          <w:rFonts w:cs="Times New Roman"/>
+          <w:szCs w:val="28"/>
+          <w:lang w:val="en-US"/>
+        </w:rPr>
+      </w:pPr>
+      <w:r>
+        <w:rPr>
+          <w:rFonts w:cs="Times New Roman"/>
+          <w:szCs w:val="28"/>
+          <w:lang w:val="en-US"/>
+        </w:rPr>
+        <w:t xml:space="preserve">    private </w:t>
       </w:r>
       <w:proofErr w:type="spellStart"/>
       <w:r>
         <w:rPr>
           <w:rFonts w:cs="Times New Roman"/>
           <w:szCs w:val="28"/>
-        </w:rPr>
-        <w:t>ConcreteCommand</w:t>
+          <w:lang w:val="en-US"/>
+        </w:rPr>
+        <w:t>readonly</w:t>
       </w:r>
       <w:proofErr w:type="spellEnd"/>
       <w:r>
         <w:rPr>
           <w:rFonts w:cs="Times New Roman"/>
           <w:szCs w:val="28"/>
-        </w:rPr>
-        <w:t>: удаление точки из реестра с возможностью отмены.</w:t>
-      </w:r>
-    </w:p>
-    <w:p>
-      <w:pPr>
-        <w:spacing w:after="0" w:line="360" w:lineRule="auto"/>
-        <w:ind w:firstLine="709"/>
-        <w:jc w:val="both"/>
-        <w:rPr>
-          <w:rFonts w:cs="Times New Roman"/>
-          <w:szCs w:val="28"/>
-          <w:lang w:val="en-US"/>
-        </w:rPr>
-      </w:pPr>
-      <w:r>
-        <w:rPr>
-          <w:rFonts w:cs="Times New Roman"/>
-          <w:szCs w:val="28"/>
-          <w:lang w:val="en-US"/>
-        </w:rPr>
-        <w:t>/// &lt;/summary&gt;</w:t>
-      </w:r>
-    </w:p>
-    <w:p>
-      <w:pPr>
-        <w:spacing w:after="0" w:line="360" w:lineRule="auto"/>
-        <w:ind w:firstLine="709"/>
-        <w:jc w:val="both"/>
-        <w:rPr>
-          <w:rFonts w:cs="Times New Roman"/>
-          <w:szCs w:val="28"/>
-          <w:lang w:val="en-US"/>
-        </w:rPr>
-      </w:pPr>
-      <w:r>
-        <w:rPr>
-          <w:rFonts w:cs="Times New Roman"/>
-          <w:szCs w:val="28"/>
-          <w:lang w:val="en-US"/>
-        </w:rPr>
-        <w:t xml:space="preserve">public sealed class </w:t>
+          <w:lang w:val="en-US"/>
+        </w:rPr>
+        <w:t xml:space="preserve"> </w:t>
+      </w:r>
+      <w:proofErr w:type="spellStart"/>
+      <w:r>
+        <w:rPr>
+          <w:rFonts w:cs="Times New Roman"/>
+          <w:szCs w:val="28"/>
+          <w:lang w:val="en-US"/>
+        </w:rPr>
+        <w:t>MapService</w:t>
+      </w:r>
+      <w:proofErr w:type="spellEnd"/>
+      <w:r>
+        <w:rPr>
+          <w:rFonts w:cs="Times New Roman"/>
+          <w:szCs w:val="28"/>
+          <w:lang w:val="en-US"/>
+        </w:rPr>
+        <w:t xml:space="preserve"> _receiver;</w:t>
+      </w:r>
+    </w:p>
+    <w:p>
+      <w:pPr>
+        <w:spacing w:after="0" w:line="360" w:lineRule="auto"/>
+        <w:ind w:firstLine="709"/>
+        <w:jc w:val="both"/>
+        <w:rPr>
+          <w:rFonts w:cs="Times New Roman"/>
+          <w:szCs w:val="28"/>
+          <w:lang w:val="en-US"/>
+        </w:rPr>
+      </w:pPr>
+      <w:r>
+        <w:rPr>
+          <w:rFonts w:cs="Times New Roman"/>
+          <w:szCs w:val="28"/>
+          <w:lang w:val="en-US"/>
+        </w:rPr>
+        <w:t xml:space="preserve">    private </w:t>
+      </w:r>
+      <w:proofErr w:type="spellStart"/>
+      <w:r>
+        <w:rPr>
+          <w:rFonts w:cs="Times New Roman"/>
+          <w:szCs w:val="28"/>
+          <w:lang w:val="en-US"/>
+        </w:rPr>
+        <w:t>readonly</w:t>
+      </w:r>
+      <w:proofErr w:type="spellEnd"/>
+      <w:r>
+        <w:rPr>
+          <w:rFonts w:cs="Times New Roman"/>
+          <w:szCs w:val="28"/>
+          <w:lang w:val="en-US"/>
+        </w:rPr>
+        <w:t xml:space="preserve"> int _</w:t>
+      </w:r>
+      <w:proofErr w:type="spellStart"/>
+      <w:r>
+        <w:rPr>
+          <w:rFonts w:cs="Times New Roman"/>
+          <w:szCs w:val="28"/>
+          <w:lang w:val="en-US"/>
+        </w:rPr>
+        <w:t>poiId</w:t>
+      </w:r>
+      <w:proofErr w:type="spellEnd"/>
+      <w:r>
+        <w:rPr>
+          <w:rFonts w:cs="Times New Roman"/>
+          <w:szCs w:val="28"/>
+          <w:lang w:val="en-US"/>
+        </w:rPr>
+        <w:t>;</w:t>
+      </w:r>
+    </w:p>
+    <w:p>
+      <w:pPr>
+        <w:spacing w:after="0" w:line="360" w:lineRule="auto"/>
+        <w:ind w:firstLine="709"/>
+        <w:jc w:val="both"/>
+        <w:rPr>
+          <w:rFonts w:cs="Times New Roman"/>
+          <w:szCs w:val="28"/>
+          <w:lang w:val="en-US"/>
+        </w:rPr>
+      </w:pPr>
+      <w:r>
+        <w:rPr>
+          <w:rFonts w:cs="Times New Roman"/>
+          <w:szCs w:val="28"/>
+          <w:lang w:val="en-US"/>
+        </w:rPr>
+        <w:t xml:space="preserve">    private </w:t>
+      </w:r>
+      <w:proofErr w:type="spellStart"/>
+      <w:r>
+        <w:rPr>
+          <w:rFonts w:cs="Times New Roman"/>
+          <w:szCs w:val="28"/>
+          <w:lang w:val="en-US"/>
+        </w:rPr>
+        <w:t>PointOfInterest</w:t>
+      </w:r>
+      <w:proofErr w:type="spellEnd"/>
+      <w:r>
+        <w:rPr>
+          <w:rFonts w:cs="Times New Roman"/>
+          <w:szCs w:val="28"/>
+          <w:lang w:val="en-US"/>
+        </w:rPr>
+        <w:t>? _removed;</w:t>
+      </w:r>
+    </w:p>
+    <w:p>
+      <w:pPr>
+        <w:spacing w:after="0" w:line="360" w:lineRule="auto"/>
+        <w:ind w:firstLine="709"/>
+        <w:jc w:val="both"/>
+        <w:rPr>
+          <w:rFonts w:cs="Times New Roman"/>
+          <w:szCs w:val="28"/>
+          <w:lang w:val="en-US"/>
+        </w:rPr>
+      </w:pPr>
+    </w:p>
+    <w:p>
+      <w:pPr>
+        <w:spacing w:after="0" w:line="360" w:lineRule="auto"/>
+        <w:ind w:firstLine="709"/>
+        <w:jc w:val="both"/>
+        <w:rPr>
+          <w:rFonts w:cs="Times New Roman"/>
+          <w:szCs w:val="28"/>
+          <w:lang w:val="en-US"/>
+        </w:rPr>
+      </w:pPr>
+      <w:r>
+        <w:rPr>
+          <w:rFonts w:cs="Times New Roman"/>
+          <w:szCs w:val="28"/>
+          <w:lang w:val="en-US"/>
+        </w:rPr>
+        <w:t xml:space="preserve">    public </w:t>
       </w:r>
       <w:proofErr w:type="spellStart"/>
       <w:proofErr w:type="gramStart"/>
@@ -2927,8 +3175,9 @@
           <w:szCs w:val="28"/>
           <w:lang w:val="en-US"/>
         </w:rPr>
-        <w:t xml:space="preserve"> :</w:t>
-      </w:r>
+        <w:t>(</w:t>
+      </w:r>
+      <w:proofErr w:type="spellStart"/>
       <w:proofErr w:type="gramEnd"/>
       <w:r>
         <w:rPr>
@@ -2936,7 +3185,16 @@
           <w:szCs w:val="28"/>
           <w:lang w:val="en-US"/>
         </w:rPr>
-        <w:t xml:space="preserve"> </w:t>
+        <w:t>MapService</w:t>
+      </w:r>
+      <w:proofErr w:type="spellEnd"/>
+      <w:r>
+        <w:rPr>
+          <w:rFonts w:cs="Times New Roman"/>
+          <w:szCs w:val="28"/>
+          <w:lang w:val="en-US"/>
+        </w:rPr>
+        <w:t xml:space="preserve"> receiver, int </w:t>
       </w:r>
       <w:proofErr w:type="spellStart"/>
       <w:r>
@@ -2945,48 +3203,76 @@
           <w:szCs w:val="28"/>
           <w:lang w:val="en-US"/>
         </w:rPr>
-        <w:t>ICommand</w:t>
+        <w:t>poiId</w:t>
       </w:r>
       <w:proofErr w:type="spellEnd"/>
-    </w:p>
-    <w:p>
-      <w:pPr>
-        <w:spacing w:after="0" w:line="360" w:lineRule="auto"/>
-        <w:ind w:firstLine="709"/>
-        <w:jc w:val="both"/>
-        <w:rPr>
-          <w:rFonts w:cs="Times New Roman"/>
-          <w:szCs w:val="28"/>
-          <w:lang w:val="en-US"/>
-        </w:rPr>
-      </w:pPr>
-      <w:r>
-        <w:rPr>
-          <w:rFonts w:cs="Times New Roman"/>
-          <w:szCs w:val="28"/>
-          <w:lang w:val="en-US"/>
-        </w:rPr>
-        <w:t>{</w:t>
-      </w:r>
-    </w:p>
-    <w:p>
-      <w:pPr>
-        <w:spacing w:after="0" w:line="360" w:lineRule="auto"/>
-        <w:ind w:firstLine="709"/>
-        <w:jc w:val="both"/>
-        <w:rPr>
-          <w:rFonts w:cs="Times New Roman"/>
-          <w:szCs w:val="28"/>
-          <w:lang w:val="en-US"/>
-        </w:rPr>
-      </w:pPr>
-      <w:r>
-        <w:rPr>
-          <w:rFonts w:cs="Times New Roman"/>
-          <w:szCs w:val="28"/>
-          <w:lang w:val="en-US"/>
-        </w:rPr>
-        <w:t xml:space="preserve">    private </w:t>
+      <w:r>
+        <w:rPr>
+          <w:rFonts w:cs="Times New Roman"/>
+          <w:szCs w:val="28"/>
+          <w:lang w:val="en-US"/>
+        </w:rPr>
+        <w:t>)</w:t>
+      </w:r>
+    </w:p>
+    <w:p>
+      <w:pPr>
+        <w:spacing w:after="0" w:line="360" w:lineRule="auto"/>
+        <w:ind w:firstLine="709"/>
+        <w:jc w:val="both"/>
+        <w:rPr>
+          <w:rFonts w:cs="Times New Roman"/>
+          <w:szCs w:val="28"/>
+          <w:lang w:val="en-US"/>
+        </w:rPr>
+      </w:pPr>
+      <w:r>
+        <w:rPr>
+          <w:rFonts w:cs="Times New Roman"/>
+          <w:szCs w:val="28"/>
+          <w:lang w:val="en-US"/>
+        </w:rPr>
+        <w:t xml:space="preserve">    {</w:t>
+      </w:r>
+    </w:p>
+    <w:p>
+      <w:pPr>
+        <w:spacing w:after="0" w:line="360" w:lineRule="auto"/>
+        <w:ind w:firstLine="709"/>
+        <w:jc w:val="both"/>
+        <w:rPr>
+          <w:rFonts w:cs="Times New Roman"/>
+          <w:szCs w:val="28"/>
+          <w:lang w:val="en-US"/>
+        </w:rPr>
+      </w:pPr>
+      <w:r>
+        <w:rPr>
+          <w:rFonts w:cs="Times New Roman"/>
+          <w:szCs w:val="28"/>
+          <w:lang w:val="en-US"/>
+        </w:rPr>
+        <w:t xml:space="preserve">        _receiver = receiver;</w:t>
+      </w:r>
+    </w:p>
+    <w:p>
+      <w:pPr>
+        <w:spacing w:after="0" w:line="360" w:lineRule="auto"/>
+        <w:ind w:firstLine="709"/>
+        <w:jc w:val="both"/>
+        <w:rPr>
+          <w:rFonts w:cs="Times New Roman"/>
+          <w:szCs w:val="28"/>
+          <w:lang w:val="en-US"/>
+        </w:rPr>
+      </w:pPr>
+      <w:r>
+        <w:rPr>
+          <w:rFonts w:cs="Times New Roman"/>
+          <w:szCs w:val="28"/>
+          <w:lang w:val="en-US"/>
+        </w:rPr>
+        <w:t xml:space="preserve">        _</w:t>
       </w:r>
       <w:proofErr w:type="spellStart"/>
       <w:r>
@@ -2995,7 +3281,7 @@
           <w:szCs w:val="28"/>
           <w:lang w:val="en-US"/>
         </w:rPr>
-        <w:t>readonly</w:t>
+        <w:t>poiId</w:t>
       </w:r>
       <w:proofErr w:type="spellEnd"/>
       <w:r>
@@ -3004,7 +3290,7 @@
           <w:szCs w:val="28"/>
           <w:lang w:val="en-US"/>
         </w:rPr>
-        <w:t xml:space="preserve"> </w:t>
+        <w:t xml:space="preserve"> = </w:t>
       </w:r>
       <w:proofErr w:type="spellStart"/>
       <w:r>
@@ -3013,7 +3299,7 @@
           <w:szCs w:val="28"/>
           <w:lang w:val="en-US"/>
         </w:rPr>
-        <w:t>MapService</w:t>
+        <w:t>poiId</w:t>
       </w:r>
       <w:proofErr w:type="spellEnd"/>
       <w:r>
@@ -3022,62 +3308,6 @@
           <w:szCs w:val="28"/>
           <w:lang w:val="en-US"/>
         </w:rPr>
-        <w:t xml:space="preserve"> _receiver;</w:t>
-      </w:r>
-    </w:p>
-    <w:p>
-      <w:pPr>
-        <w:spacing w:after="0" w:line="360" w:lineRule="auto"/>
-        <w:ind w:firstLine="709"/>
-        <w:jc w:val="both"/>
-        <w:rPr>
-          <w:rFonts w:cs="Times New Roman"/>
-          <w:szCs w:val="28"/>
-          <w:lang w:val="en-US"/>
-        </w:rPr>
-      </w:pPr>
-      <w:r>
-        <w:rPr>
-          <w:rFonts w:cs="Times New Roman"/>
-          <w:szCs w:val="28"/>
-          <w:lang w:val="en-US"/>
-        </w:rPr>
-        <w:t xml:space="preserve">    private </w:t>
-      </w:r>
-      <w:proofErr w:type="spellStart"/>
-      <w:r>
-        <w:rPr>
-          <w:rFonts w:cs="Times New Roman"/>
-          <w:szCs w:val="28"/>
-          <w:lang w:val="en-US"/>
-        </w:rPr>
-        <w:t>readonly</w:t>
-      </w:r>
-      <w:proofErr w:type="spellEnd"/>
-      <w:r>
-        <w:rPr>
-          <w:rFonts w:cs="Times New Roman"/>
-          <w:szCs w:val="28"/>
-          <w:lang w:val="en-US"/>
-        </w:rPr>
-        <w:t xml:space="preserve"> int _</w:t>
-      </w:r>
-      <w:proofErr w:type="spellStart"/>
-      <w:r>
-        <w:rPr>
-          <w:rFonts w:cs="Times New Roman"/>
-          <w:szCs w:val="28"/>
-          <w:lang w:val="en-US"/>
-        </w:rPr>
-        <w:t>poiId</w:t>
-      </w:r>
-      <w:proofErr w:type="spellEnd"/>
-      <w:r>
-        <w:rPr>
-          <w:rFonts w:cs="Times New Roman"/>
-          <w:szCs w:val="28"/>
-          <w:lang w:val="en-US"/>
-        </w:rPr>
         <w:t>;</w:t>
       </w:r>
     </w:p>
@@ -3098,57 +3328,97 @@
           <w:szCs w:val="28"/>
           <w:lang w:val="en-US"/>
         </w:rPr>
-        <w:t xml:space="preserve">    private </w:t>
-      </w:r>
-      <w:proofErr w:type="spellStart"/>
-      <w:r>
-        <w:rPr>
-          <w:rFonts w:cs="Times New Roman"/>
-          <w:szCs w:val="28"/>
-          <w:lang w:val="en-US"/>
-        </w:rPr>
-        <w:t>PointOfInterest</w:t>
-      </w:r>
-      <w:proofErr w:type="spellEnd"/>
-      <w:r>
-        <w:rPr>
-          <w:rFonts w:cs="Times New Roman"/>
-          <w:szCs w:val="28"/>
-          <w:lang w:val="en-US"/>
-        </w:rPr>
-        <w:t>? _removed;</w:t>
-      </w:r>
-    </w:p>
-    <w:p>
-      <w:pPr>
-        <w:spacing w:after="0" w:line="360" w:lineRule="auto"/>
-        <w:ind w:firstLine="709"/>
-        <w:jc w:val="both"/>
-        <w:rPr>
-          <w:rFonts w:cs="Times New Roman"/>
-          <w:szCs w:val="28"/>
-          <w:lang w:val="en-US"/>
-        </w:rPr>
-      </w:pPr>
-    </w:p>
-    <w:p>
-      <w:pPr>
-        <w:spacing w:after="0" w:line="360" w:lineRule="auto"/>
-        <w:ind w:firstLine="709"/>
-        <w:jc w:val="both"/>
-        <w:rPr>
-          <w:rFonts w:cs="Times New Roman"/>
-          <w:szCs w:val="28"/>
-          <w:lang w:val="en-US"/>
-        </w:rPr>
-      </w:pPr>
-      <w:r>
-        <w:rPr>
-          <w:rFonts w:cs="Times New Roman"/>
-          <w:szCs w:val="28"/>
-          <w:lang w:val="en-US"/>
-        </w:rPr>
-        <w:t xml:space="preserve">    public </w:t>
+        <w:t xml:space="preserve">    }</w:t>
+      </w:r>
+    </w:p>
+    <w:p>
+      <w:pPr>
+        <w:spacing w:after="0" w:line="360" w:lineRule="auto"/>
+        <w:ind w:firstLine="709"/>
+        <w:jc w:val="both"/>
+        <w:rPr>
+          <w:rFonts w:cs="Times New Roman"/>
+          <w:szCs w:val="28"/>
+          <w:lang w:val="en-US"/>
+        </w:rPr>
+      </w:pPr>
+    </w:p>
+    <w:p>
+      <w:pPr>
+        <w:spacing w:after="0" w:line="360" w:lineRule="auto"/>
+        <w:ind w:firstLine="709"/>
+        <w:jc w:val="both"/>
+        <w:rPr>
+          <w:rFonts w:cs="Times New Roman"/>
+          <w:szCs w:val="28"/>
+          <w:lang w:val="en-US"/>
+        </w:rPr>
+      </w:pPr>
+      <w:r>
+        <w:rPr>
+          <w:rFonts w:cs="Times New Roman"/>
+          <w:szCs w:val="28"/>
+          <w:lang w:val="en-US"/>
+        </w:rPr>
+        <w:t xml:space="preserve">    public void </w:t>
+      </w:r>
+      <w:proofErr w:type="gramStart"/>
+      <w:r>
+        <w:rPr>
+          <w:rFonts w:cs="Times New Roman"/>
+          <w:szCs w:val="28"/>
+          <w:lang w:val="en-US"/>
+        </w:rPr>
+        <w:t>Execute(</w:t>
+      </w:r>
+      <w:proofErr w:type="gramEnd"/>
+      <w:r>
+        <w:rPr>
+          <w:rFonts w:cs="Times New Roman"/>
+          <w:szCs w:val="28"/>
+          <w:lang w:val="en-US"/>
+        </w:rPr>
+        <w:t>)</w:t>
+      </w:r>
+    </w:p>
+    <w:p>
+      <w:pPr>
+        <w:spacing w:after="0" w:line="360" w:lineRule="auto"/>
+        <w:ind w:firstLine="709"/>
+        <w:jc w:val="both"/>
+        <w:rPr>
+          <w:rFonts w:cs="Times New Roman"/>
+          <w:szCs w:val="28"/>
+          <w:lang w:val="en-US"/>
+        </w:rPr>
+      </w:pPr>
+      <w:r>
+        <w:rPr>
+          <w:rFonts w:cs="Times New Roman"/>
+          <w:szCs w:val="28"/>
+          <w:lang w:val="en-US"/>
+        </w:rPr>
+        <w:t xml:space="preserve">    {</w:t>
+      </w:r>
+    </w:p>
+    <w:p>
+      <w:pPr>
+        <w:spacing w:after="0" w:line="360" w:lineRule="auto"/>
+        <w:ind w:firstLine="709"/>
+        <w:jc w:val="both"/>
+        <w:rPr>
+          <w:rFonts w:cs="Times New Roman"/>
+          <w:szCs w:val="28"/>
+          <w:lang w:val="en-US"/>
+        </w:rPr>
+      </w:pPr>
+      <w:r>
+        <w:rPr>
+          <w:rFonts w:cs="Times New Roman"/>
+          <w:szCs w:val="28"/>
+          <w:lang w:val="en-US"/>
+        </w:rPr>
+        <w:t xml:space="preserve">        _removed = _</w:t>
       </w:r>
       <w:proofErr w:type="spellStart"/>
       <w:proofErr w:type="gramStart"/>
@@ -3158,16 +3428,790 @@
           <w:szCs w:val="28"/>
           <w:lang w:val="en-US"/>
         </w:rPr>
-        <w:t>RemovePoiCommand</w:t>
+        <w:t>receiver.All.FirstOrDefault</w:t>
       </w:r>
       <w:proofErr w:type="spellEnd"/>
-      <w:r>
-        <w:rPr>
-          <w:rFonts w:cs="Times New Roman"/>
-          <w:szCs w:val="28"/>
-          <w:lang w:val="en-US"/>
-        </w:rPr>
-        <w:t>(</w:t>
+      <w:proofErr w:type="gramEnd"/>
+      <w:r>
+        <w:rPr>
+          <w:rFonts w:cs="Times New Roman"/>
+          <w:szCs w:val="28"/>
+          <w:lang w:val="en-US"/>
+        </w:rPr>
+        <w:t xml:space="preserve">(p =&gt; </w:t>
+      </w:r>
+      <w:proofErr w:type="spellStart"/>
+      <w:proofErr w:type="gramStart"/>
+      <w:r>
+        <w:rPr>
+          <w:rFonts w:cs="Times New Roman"/>
+          <w:szCs w:val="28"/>
+          <w:lang w:val="en-US"/>
+        </w:rPr>
+        <w:t>p.Id</w:t>
+      </w:r>
+      <w:proofErr w:type="spellEnd"/>
+      <w:proofErr w:type="gramEnd"/>
+      <w:r>
+        <w:rPr>
+          <w:rFonts w:cs="Times New Roman"/>
+          <w:szCs w:val="28"/>
+          <w:lang w:val="en-US"/>
+        </w:rPr>
+        <w:t xml:space="preserve"> == _</w:t>
+      </w:r>
+      <w:proofErr w:type="spellStart"/>
+      <w:r>
+        <w:rPr>
+          <w:rFonts w:cs="Times New Roman"/>
+          <w:szCs w:val="28"/>
+          <w:lang w:val="en-US"/>
+        </w:rPr>
+        <w:t>poiId</w:t>
+      </w:r>
+      <w:proofErr w:type="spellEnd"/>
+      <w:r>
+        <w:rPr>
+          <w:rFonts w:cs="Times New Roman"/>
+          <w:szCs w:val="28"/>
+          <w:lang w:val="en-US"/>
+        </w:rPr>
+        <w:t>);</w:t>
+      </w:r>
+    </w:p>
+    <w:p>
+      <w:pPr>
+        <w:spacing w:after="0" w:line="360" w:lineRule="auto"/>
+        <w:ind w:firstLine="709"/>
+        <w:jc w:val="both"/>
+        <w:rPr>
+          <w:rFonts w:cs="Times New Roman"/>
+          <w:szCs w:val="28"/>
+          <w:lang w:val="en-US"/>
+        </w:rPr>
+      </w:pPr>
+    </w:p>
+    <w:p>
+      <w:pPr>
+        <w:spacing w:after="0" w:line="360" w:lineRule="auto"/>
+        <w:ind w:firstLine="709"/>
+        <w:jc w:val="both"/>
+        <w:rPr>
+          <w:rFonts w:cs="Times New Roman"/>
+          <w:szCs w:val="28"/>
+          <w:lang w:val="en-US"/>
+        </w:rPr>
+      </w:pPr>
+      <w:r>
+        <w:rPr>
+          <w:rFonts w:cs="Times New Roman"/>
+          <w:szCs w:val="28"/>
+          <w:lang w:val="en-US"/>
+        </w:rPr>
+        <w:t xml:space="preserve">        if (_removed is not null)</w:t>
+      </w:r>
+    </w:p>
+    <w:p>
+      <w:pPr>
+        <w:spacing w:after="0" w:line="360" w:lineRule="auto"/>
+        <w:ind w:firstLine="709"/>
+        <w:jc w:val="both"/>
+        <w:rPr>
+          <w:rFonts w:cs="Times New Roman"/>
+          <w:szCs w:val="28"/>
+          <w:lang w:val="en-US"/>
+        </w:rPr>
+      </w:pPr>
+      <w:r>
+        <w:rPr>
+          <w:rFonts w:cs="Times New Roman"/>
+          <w:szCs w:val="28"/>
+          <w:lang w:val="en-US"/>
+        </w:rPr>
+        <w:t xml:space="preserve">        {</w:t>
+      </w:r>
+    </w:p>
+    <w:p>
+      <w:pPr>
+        <w:spacing w:after="0" w:line="360" w:lineRule="auto"/>
+        <w:ind w:firstLine="709"/>
+        <w:jc w:val="both"/>
+        <w:rPr>
+          <w:rFonts w:cs="Times New Roman"/>
+          <w:szCs w:val="28"/>
+          <w:lang w:val="en-US"/>
+        </w:rPr>
+      </w:pPr>
+      <w:r>
+        <w:rPr>
+          <w:rFonts w:cs="Times New Roman"/>
+          <w:szCs w:val="28"/>
+          <w:lang w:val="en-US"/>
+        </w:rPr>
+        <w:lastRenderedPageBreak/>
+        <w:t xml:space="preserve">            _</w:t>
+      </w:r>
+      <w:proofErr w:type="spellStart"/>
+      <w:proofErr w:type="gramStart"/>
+      <w:r>
+        <w:rPr>
+          <w:rFonts w:cs="Times New Roman"/>
+          <w:szCs w:val="28"/>
+          <w:lang w:val="en-US"/>
+        </w:rPr>
+        <w:t>receiver.RemovePoi</w:t>
+      </w:r>
+      <w:proofErr w:type="spellEnd"/>
+      <w:proofErr w:type="gramEnd"/>
+      <w:r>
+        <w:rPr>
+          <w:rFonts w:cs="Times New Roman"/>
+          <w:szCs w:val="28"/>
+          <w:lang w:val="en-US"/>
+        </w:rPr>
+        <w:t>(_</w:t>
+      </w:r>
+      <w:proofErr w:type="spellStart"/>
+      <w:r>
+        <w:rPr>
+          <w:rFonts w:cs="Times New Roman"/>
+          <w:szCs w:val="28"/>
+          <w:lang w:val="en-US"/>
+        </w:rPr>
+        <w:t>poiId</w:t>
+      </w:r>
+      <w:proofErr w:type="spellEnd"/>
+      <w:r>
+        <w:rPr>
+          <w:rFonts w:cs="Times New Roman"/>
+          <w:szCs w:val="28"/>
+          <w:lang w:val="en-US"/>
+        </w:rPr>
+        <w:t>);</w:t>
+      </w:r>
+    </w:p>
+    <w:p>
+      <w:pPr>
+        <w:spacing w:after="0" w:line="360" w:lineRule="auto"/>
+        <w:ind w:firstLine="709"/>
+        <w:jc w:val="both"/>
+        <w:rPr>
+          <w:rFonts w:cs="Times New Roman"/>
+          <w:szCs w:val="28"/>
+          <w:lang w:val="en-US"/>
+        </w:rPr>
+      </w:pPr>
+      <w:r>
+        <w:rPr>
+          <w:rFonts w:cs="Times New Roman"/>
+          <w:szCs w:val="28"/>
+          <w:lang w:val="en-US"/>
+        </w:rPr>
+        <w:t xml:space="preserve">        }</w:t>
+      </w:r>
+    </w:p>
+    <w:p>
+      <w:pPr>
+        <w:spacing w:after="0" w:line="360" w:lineRule="auto"/>
+        <w:ind w:firstLine="709"/>
+        <w:jc w:val="both"/>
+        <w:rPr>
+          <w:rFonts w:cs="Times New Roman"/>
+          <w:szCs w:val="28"/>
+          <w:lang w:val="en-US"/>
+        </w:rPr>
+      </w:pPr>
+      <w:r>
+        <w:rPr>
+          <w:rFonts w:cs="Times New Roman"/>
+          <w:szCs w:val="28"/>
+          <w:lang w:val="en-US"/>
+        </w:rPr>
+        <w:t xml:space="preserve">    }</w:t>
+      </w:r>
+    </w:p>
+    <w:p>
+      <w:pPr>
+        <w:spacing w:after="0" w:line="360" w:lineRule="auto"/>
+        <w:ind w:firstLine="709"/>
+        <w:jc w:val="both"/>
+        <w:rPr>
+          <w:rFonts w:cs="Times New Roman"/>
+          <w:szCs w:val="28"/>
+          <w:lang w:val="en-US"/>
+        </w:rPr>
+      </w:pPr>
+    </w:p>
+    <w:p>
+      <w:pPr>
+        <w:spacing w:after="0" w:line="360" w:lineRule="auto"/>
+        <w:ind w:firstLine="709"/>
+        <w:jc w:val="both"/>
+        <w:rPr>
+          <w:rFonts w:cs="Times New Roman"/>
+          <w:szCs w:val="28"/>
+          <w:lang w:val="en-US"/>
+        </w:rPr>
+      </w:pPr>
+      <w:r>
+        <w:rPr>
+          <w:rFonts w:cs="Times New Roman"/>
+          <w:szCs w:val="28"/>
+          <w:lang w:val="en-US"/>
+        </w:rPr>
+        <w:t xml:space="preserve">    public void </w:t>
+      </w:r>
+      <w:proofErr w:type="gramStart"/>
+      <w:r>
+        <w:rPr>
+          <w:rFonts w:cs="Times New Roman"/>
+          <w:szCs w:val="28"/>
+          <w:lang w:val="en-US"/>
+        </w:rPr>
+        <w:t>Undo(</w:t>
+      </w:r>
+      <w:proofErr w:type="gramEnd"/>
+      <w:r>
+        <w:rPr>
+          <w:rFonts w:cs="Times New Roman"/>
+          <w:szCs w:val="28"/>
+          <w:lang w:val="en-US"/>
+        </w:rPr>
+        <w:t>)</w:t>
+      </w:r>
+    </w:p>
+    <w:p>
+      <w:pPr>
+        <w:spacing w:after="0" w:line="360" w:lineRule="auto"/>
+        <w:ind w:firstLine="709"/>
+        <w:jc w:val="both"/>
+        <w:rPr>
+          <w:rFonts w:cs="Times New Roman"/>
+          <w:szCs w:val="28"/>
+          <w:lang w:val="en-US"/>
+        </w:rPr>
+      </w:pPr>
+      <w:r>
+        <w:rPr>
+          <w:rFonts w:cs="Times New Roman"/>
+          <w:szCs w:val="28"/>
+          <w:lang w:val="en-US"/>
+        </w:rPr>
+        <w:t xml:space="preserve">    {</w:t>
+      </w:r>
+    </w:p>
+    <w:p>
+      <w:pPr>
+        <w:spacing w:after="0" w:line="360" w:lineRule="auto"/>
+        <w:ind w:firstLine="709"/>
+        <w:jc w:val="both"/>
+        <w:rPr>
+          <w:rFonts w:cs="Times New Roman"/>
+          <w:szCs w:val="28"/>
+          <w:lang w:val="en-US"/>
+        </w:rPr>
+      </w:pPr>
+      <w:r>
+        <w:rPr>
+          <w:rFonts w:cs="Times New Roman"/>
+          <w:szCs w:val="28"/>
+          <w:lang w:val="en-US"/>
+        </w:rPr>
+        <w:t xml:space="preserve">        if (_removed is not null)</w:t>
+      </w:r>
+    </w:p>
+    <w:p>
+      <w:pPr>
+        <w:spacing w:after="0" w:line="360" w:lineRule="auto"/>
+        <w:ind w:firstLine="709"/>
+        <w:jc w:val="both"/>
+        <w:rPr>
+          <w:rFonts w:cs="Times New Roman"/>
+          <w:szCs w:val="28"/>
+          <w:lang w:val="en-US"/>
+        </w:rPr>
+      </w:pPr>
+      <w:r>
+        <w:rPr>
+          <w:rFonts w:cs="Times New Roman"/>
+          <w:szCs w:val="28"/>
+          <w:lang w:val="en-US"/>
+        </w:rPr>
+        <w:t xml:space="preserve">        {</w:t>
+      </w:r>
+    </w:p>
+    <w:p>
+      <w:pPr>
+        <w:spacing w:after="0" w:line="360" w:lineRule="auto"/>
+        <w:ind w:firstLine="709"/>
+        <w:jc w:val="both"/>
+        <w:rPr>
+          <w:rFonts w:cs="Times New Roman"/>
+          <w:szCs w:val="28"/>
+          <w:lang w:val="en-US"/>
+        </w:rPr>
+      </w:pPr>
+      <w:r>
+        <w:rPr>
+          <w:rFonts w:cs="Times New Roman"/>
+          <w:szCs w:val="28"/>
+          <w:lang w:val="en-US"/>
+        </w:rPr>
+        <w:t xml:space="preserve">            _</w:t>
+      </w:r>
+      <w:proofErr w:type="spellStart"/>
+      <w:proofErr w:type="gramStart"/>
+      <w:r>
+        <w:rPr>
+          <w:rFonts w:cs="Times New Roman"/>
+          <w:szCs w:val="28"/>
+          <w:lang w:val="en-US"/>
+        </w:rPr>
+        <w:t>receiver.AddPoi</w:t>
+      </w:r>
+      <w:proofErr w:type="spellEnd"/>
+      <w:proofErr w:type="gramEnd"/>
+      <w:r>
+        <w:rPr>
+          <w:rFonts w:cs="Times New Roman"/>
+          <w:szCs w:val="28"/>
+          <w:lang w:val="en-US"/>
+        </w:rPr>
+        <w:t>(_removed);</w:t>
+      </w:r>
+    </w:p>
+    <w:p>
+      <w:pPr>
+        <w:spacing w:after="0" w:line="360" w:lineRule="auto"/>
+        <w:ind w:firstLine="709"/>
+        <w:jc w:val="both"/>
+        <w:rPr>
+          <w:rFonts w:cs="Times New Roman"/>
+          <w:szCs w:val="28"/>
+          <w:lang w:val="en-US"/>
+        </w:rPr>
+      </w:pPr>
+      <w:r>
+        <w:rPr>
+          <w:rFonts w:cs="Times New Roman"/>
+          <w:szCs w:val="28"/>
+          <w:lang w:val="en-US"/>
+        </w:rPr>
+        <w:t xml:space="preserve">            _removed = null;</w:t>
+      </w:r>
+    </w:p>
+    <w:p>
+      <w:pPr>
+        <w:spacing w:after="0" w:line="360" w:lineRule="auto"/>
+        <w:ind w:firstLine="709"/>
+        <w:jc w:val="both"/>
+        <w:rPr>
+          <w:rFonts w:cs="Times New Roman"/>
+          <w:szCs w:val="28"/>
+        </w:rPr>
+      </w:pPr>
+      <w:r>
+        <w:rPr>
+          <w:rFonts w:cs="Times New Roman"/>
+          <w:szCs w:val="28"/>
+          <w:lang w:val="en-US"/>
+        </w:rPr>
+        <w:t xml:space="preserve">        </w:t>
+      </w:r>
+      <w:r>
+        <w:rPr>
+          <w:rFonts w:cs="Times New Roman"/>
+          <w:szCs w:val="28"/>
+        </w:rPr>
+        <w:t>}</w:t>
+      </w:r>
+    </w:p>
+    <w:p>
+      <w:pPr>
+        <w:spacing w:after="0" w:line="360" w:lineRule="auto"/>
+        <w:ind w:firstLine="709"/>
+        <w:jc w:val="both"/>
+        <w:rPr>
+          <w:rFonts w:cs="Times New Roman"/>
+          <w:szCs w:val="28"/>
+        </w:rPr>
+      </w:pPr>
+      <w:r>
+        <w:rPr>
+          <w:rFonts w:cs="Times New Roman"/>
+          <w:szCs w:val="28"/>
+        </w:rPr>
+        <w:t xml:space="preserve">    }</w:t>
+      </w:r>
+    </w:p>
+    <w:p>
+      <w:pPr>
+        <w:spacing w:after="0" w:line="360" w:lineRule="auto"/>
+        <w:ind w:firstLine="709"/>
+        <w:jc w:val="both"/>
+        <w:rPr>
+          <w:rFonts w:cs="Times New Roman"/>
+          <w:szCs w:val="28"/>
+        </w:rPr>
+      </w:pPr>
+      <w:r>
+        <w:rPr>
+          <w:rFonts w:cs="Times New Roman"/>
+          <w:szCs w:val="28"/>
+        </w:rPr>
+        <w:t>}</w:t>
+      </w:r>
+    </w:p>
+    <w:p>
+      <w:pPr>
+        <w:spacing w:after="0" w:line="360" w:lineRule="auto"/>
+        <w:ind w:firstLine="709"/>
+        <w:jc w:val="both"/>
+        <w:rPr>
+          <w:rFonts w:cs="Times New Roman"/>
+          <w:szCs w:val="28"/>
+        </w:rPr>
+      </w:pPr>
+    </w:p>
+    <w:p>
+      <w:pPr>
+        <w:spacing w:after="0" w:line="360" w:lineRule="auto"/>
+        <w:ind w:firstLine="709"/>
+        <w:jc w:val="both"/>
+        <w:rPr>
+          <w:rFonts w:cs="Times New Roman"/>
+          <w:szCs w:val="28"/>
+        </w:rPr>
+      </w:pPr>
+      <w:r>
+        <w:rPr>
+          <w:rFonts w:cs="Times New Roman"/>
+          <w:szCs w:val="28"/>
+        </w:rPr>
+        <w:t>/// &lt;</w:t>
+      </w:r>
+      <w:proofErr w:type="spellStart"/>
+      <w:r>
+        <w:rPr>
+          <w:rFonts w:cs="Times New Roman"/>
+          <w:szCs w:val="28"/>
+        </w:rPr>
+        <w:t>summary</w:t>
+      </w:r>
+      <w:proofErr w:type="spellEnd"/>
+      <w:r>
+        <w:rPr>
+          <w:rFonts w:cs="Times New Roman"/>
+          <w:szCs w:val="28"/>
+        </w:rPr>
+        <w:t>&gt;</w:t>
+      </w:r>
+    </w:p>
+    <w:p>
+      <w:pPr>
+        <w:spacing w:after="0" w:line="360" w:lineRule="auto"/>
+        <w:ind w:firstLine="709"/>
+        <w:jc w:val="both"/>
+        <w:rPr>
+          <w:rFonts w:cs="Times New Roman"/>
+          <w:szCs w:val="28"/>
+        </w:rPr>
+      </w:pPr>
+      <w:r>
+        <w:rPr>
+          <w:rFonts w:cs="Times New Roman"/>
+          <w:szCs w:val="28"/>
+        </w:rPr>
+        <w:t xml:space="preserve">/// </w:t>
+      </w:r>
+      <w:proofErr w:type="spellStart"/>
+      <w:r>
+        <w:rPr>
+          <w:rFonts w:cs="Times New Roman"/>
+          <w:szCs w:val="28"/>
+        </w:rPr>
+        <w:t>Invoker</w:t>
+      </w:r>
+      <w:proofErr w:type="spellEnd"/>
+      <w:r>
+        <w:rPr>
+          <w:rFonts w:cs="Times New Roman"/>
+          <w:szCs w:val="28"/>
+        </w:rPr>
+        <w:t xml:space="preserve"> в паттерне Команда: хранит историю команд,</w:t>
+      </w:r>
+    </w:p>
+    <w:p>
+      <w:pPr>
+        <w:spacing w:after="0" w:line="360" w:lineRule="auto"/>
+        <w:ind w:firstLine="709"/>
+        <w:jc w:val="both"/>
+        <w:rPr>
+          <w:rFonts w:cs="Times New Roman"/>
+          <w:szCs w:val="28"/>
+        </w:rPr>
+      </w:pPr>
+      <w:r>
+        <w:rPr>
+          <w:rFonts w:cs="Times New Roman"/>
+          <w:szCs w:val="28"/>
+        </w:rPr>
+        <w:t>/// выполняет их и умеет откатывать последнюю.</w:t>
+      </w:r>
+    </w:p>
+    <w:p>
+      <w:pPr>
+        <w:spacing w:after="0" w:line="360" w:lineRule="auto"/>
+        <w:ind w:firstLine="709"/>
+        <w:jc w:val="both"/>
+        <w:rPr>
+          <w:rFonts w:cs="Times New Roman"/>
+          <w:szCs w:val="28"/>
+          <w:lang w:val="en-US"/>
+        </w:rPr>
+      </w:pPr>
+      <w:r>
+        <w:rPr>
+          <w:rFonts w:cs="Times New Roman"/>
+          <w:szCs w:val="28"/>
+          <w:lang w:val="en-US"/>
+        </w:rPr>
+        <w:t>/// &lt;/summary&gt;</w:t>
+      </w:r>
+    </w:p>
+    <w:p>
+      <w:pPr>
+        <w:spacing w:after="0" w:line="360" w:lineRule="auto"/>
+        <w:ind w:firstLine="709"/>
+        <w:jc w:val="both"/>
+        <w:rPr>
+          <w:rFonts w:cs="Times New Roman"/>
+          <w:szCs w:val="28"/>
+          <w:lang w:val="en-US"/>
+        </w:rPr>
+      </w:pPr>
+      <w:r>
+        <w:rPr>
+          <w:rFonts w:cs="Times New Roman"/>
+          <w:szCs w:val="28"/>
+          <w:lang w:val="en-US"/>
+        </w:rPr>
+        <w:t xml:space="preserve">public sealed class </w:t>
+      </w:r>
+      <w:proofErr w:type="spellStart"/>
+      <w:r>
+        <w:rPr>
+          <w:rFonts w:cs="Times New Roman"/>
+          <w:szCs w:val="28"/>
+          <w:lang w:val="en-US"/>
+        </w:rPr>
+        <w:t>CommandInvoker</w:t>
+      </w:r>
+      <w:proofErr w:type="spellEnd"/>
+    </w:p>
+    <w:p>
+      <w:pPr>
+        <w:spacing w:after="0" w:line="360" w:lineRule="auto"/>
+        <w:ind w:firstLine="709"/>
+        <w:jc w:val="both"/>
+        <w:rPr>
+          <w:rFonts w:cs="Times New Roman"/>
+          <w:szCs w:val="28"/>
+          <w:lang w:val="en-US"/>
+        </w:rPr>
+      </w:pPr>
+      <w:r>
+        <w:rPr>
+          <w:rFonts w:cs="Times New Roman"/>
+          <w:szCs w:val="28"/>
+          <w:lang w:val="en-US"/>
+        </w:rPr>
+        <w:t>{</w:t>
+      </w:r>
+    </w:p>
+    <w:p>
+      <w:pPr>
+        <w:spacing w:after="0" w:line="360" w:lineRule="auto"/>
+        <w:ind w:firstLine="709"/>
+        <w:jc w:val="both"/>
+        <w:rPr>
+          <w:rFonts w:cs="Times New Roman"/>
+          <w:szCs w:val="28"/>
+          <w:lang w:val="en-US"/>
+        </w:rPr>
+      </w:pPr>
+      <w:r>
+        <w:rPr>
+          <w:rFonts w:cs="Times New Roman"/>
+          <w:szCs w:val="28"/>
+          <w:lang w:val="en-US"/>
+        </w:rPr>
+        <w:t xml:space="preserve">    private </w:t>
+      </w:r>
+      <w:proofErr w:type="spellStart"/>
+      <w:r>
+        <w:rPr>
+          <w:rFonts w:cs="Times New Roman"/>
+          <w:szCs w:val="28"/>
+          <w:lang w:val="en-US"/>
+        </w:rPr>
+        <w:t>readonly</w:t>
+      </w:r>
+      <w:proofErr w:type="spellEnd"/>
+      <w:r>
+        <w:rPr>
+          <w:rFonts w:cs="Times New Roman"/>
+          <w:szCs w:val="28"/>
+          <w:lang w:val="en-US"/>
+        </w:rPr>
+        <w:t xml:space="preserve"> List&lt;</w:t>
+      </w:r>
+      <w:proofErr w:type="spellStart"/>
+      <w:r>
+        <w:rPr>
+          <w:rFonts w:cs="Times New Roman"/>
+          <w:szCs w:val="28"/>
+          <w:lang w:val="en-US"/>
+        </w:rPr>
+        <w:t>ICommand</w:t>
+      </w:r>
+      <w:proofErr w:type="spellEnd"/>
+      <w:r>
+        <w:rPr>
+          <w:rFonts w:cs="Times New Roman"/>
+          <w:szCs w:val="28"/>
+          <w:lang w:val="en-US"/>
+        </w:rPr>
+        <w:t xml:space="preserve">&gt; _history = </w:t>
+      </w:r>
+      <w:proofErr w:type="gramStart"/>
+      <w:r>
+        <w:rPr>
+          <w:rFonts w:cs="Times New Roman"/>
+          <w:szCs w:val="28"/>
+          <w:lang w:val="en-US"/>
+        </w:rPr>
+        <w:t>new(</w:t>
+      </w:r>
+      <w:proofErr w:type="gramEnd"/>
+      <w:r>
+        <w:rPr>
+          <w:rFonts w:cs="Times New Roman"/>
+          <w:szCs w:val="28"/>
+          <w:lang w:val="en-US"/>
+        </w:rPr>
+        <w:t>);</w:t>
+      </w:r>
+    </w:p>
+    <w:p>
+      <w:pPr>
+        <w:spacing w:after="0" w:line="360" w:lineRule="auto"/>
+        <w:ind w:firstLine="709"/>
+        <w:jc w:val="both"/>
+        <w:rPr>
+          <w:rFonts w:cs="Times New Roman"/>
+          <w:szCs w:val="28"/>
+          <w:lang w:val="en-US"/>
+        </w:rPr>
+      </w:pPr>
+    </w:p>
+    <w:p>
+      <w:pPr>
+        <w:spacing w:after="0" w:line="360" w:lineRule="auto"/>
+        <w:ind w:firstLine="709"/>
+        <w:jc w:val="both"/>
+        <w:rPr>
+          <w:rFonts w:cs="Times New Roman"/>
+          <w:szCs w:val="28"/>
+          <w:lang w:val="en-US"/>
+        </w:rPr>
+      </w:pPr>
+      <w:r>
+        <w:rPr>
+          <w:rFonts w:cs="Times New Roman"/>
+          <w:szCs w:val="28"/>
+          <w:lang w:val="en-US"/>
+        </w:rPr>
+        <w:t xml:space="preserve">    public int </w:t>
+      </w:r>
+      <w:proofErr w:type="spellStart"/>
+      <w:r>
+        <w:rPr>
+          <w:rFonts w:cs="Times New Roman"/>
+          <w:szCs w:val="28"/>
+          <w:lang w:val="en-US"/>
+        </w:rPr>
+        <w:t>HistorySize</w:t>
+      </w:r>
+      <w:proofErr w:type="spellEnd"/>
+      <w:r>
+        <w:rPr>
+          <w:rFonts w:cs="Times New Roman"/>
+          <w:szCs w:val="28"/>
+          <w:lang w:val="en-US"/>
+        </w:rPr>
+        <w:t xml:space="preserve"> =&gt; _</w:t>
+      </w:r>
+      <w:proofErr w:type="spellStart"/>
+      <w:proofErr w:type="gramStart"/>
+      <w:r>
+        <w:rPr>
+          <w:rFonts w:cs="Times New Roman"/>
+          <w:szCs w:val="28"/>
+          <w:lang w:val="en-US"/>
+        </w:rPr>
+        <w:t>history.Count</w:t>
+      </w:r>
+      <w:proofErr w:type="spellEnd"/>
+      <w:proofErr w:type="gramEnd"/>
+      <w:r>
+        <w:rPr>
+          <w:rFonts w:cs="Times New Roman"/>
+          <w:szCs w:val="28"/>
+          <w:lang w:val="en-US"/>
+        </w:rPr>
+        <w:t>;</w:t>
+      </w:r>
+    </w:p>
+    <w:p>
+      <w:pPr>
+        <w:spacing w:after="0" w:line="360" w:lineRule="auto"/>
+        <w:ind w:firstLine="709"/>
+        <w:jc w:val="both"/>
+        <w:rPr>
+          <w:rFonts w:cs="Times New Roman"/>
+          <w:szCs w:val="28"/>
+          <w:lang w:val="en-US"/>
+        </w:rPr>
+      </w:pPr>
+    </w:p>
+    <w:p>
+      <w:pPr>
+        <w:spacing w:after="0" w:line="360" w:lineRule="auto"/>
+        <w:ind w:firstLine="709"/>
+        <w:jc w:val="both"/>
+        <w:rPr>
+          <w:rFonts w:cs="Times New Roman"/>
+          <w:szCs w:val="28"/>
+          <w:lang w:val="en-US"/>
+        </w:rPr>
+      </w:pPr>
+      <w:r>
+        <w:rPr>
+          <w:rFonts w:cs="Times New Roman"/>
+          <w:szCs w:val="28"/>
+          <w:lang w:val="en-US"/>
+        </w:rPr>
+        <w:t xml:space="preserve">    public void </w:t>
+      </w:r>
+      <w:proofErr w:type="gramStart"/>
+      <w:r>
+        <w:rPr>
+          <w:rFonts w:cs="Times New Roman"/>
+          <w:szCs w:val="28"/>
+          <w:lang w:val="en-US"/>
+        </w:rPr>
+        <w:t>Execute(</w:t>
       </w:r>
       <w:proofErr w:type="spellStart"/>
       <w:proofErr w:type="gramEnd"/>
@@ -3177,7 +4221,7 @@
           <w:szCs w:val="28"/>
           <w:lang w:val="en-US"/>
         </w:rPr>
-        <w:t>MapService</w:t>
+        <w:t>ICommand</w:t>
       </w:r>
       <w:proofErr w:type="spellEnd"/>
       <w:r>
@@ -3186,25 +4230,7 @@
           <w:szCs w:val="28"/>
           <w:lang w:val="en-US"/>
         </w:rPr>
-        <w:t xml:space="preserve"> receiver, int </w:t>
-      </w:r>
-      <w:proofErr w:type="spellStart"/>
-      <w:r>
-        <w:rPr>
-          <w:rFonts w:cs="Times New Roman"/>
-          <w:szCs w:val="28"/>
-          <w:lang w:val="en-US"/>
-        </w:rPr>
-        <w:t>poiId</w:t>
-      </w:r>
-      <w:proofErr w:type="spellEnd"/>
-      <w:r>
-        <w:rPr>
-          <w:rFonts w:cs="Times New Roman"/>
-          <w:szCs w:val="28"/>
-          <w:lang w:val="en-US"/>
-        </w:rPr>
-        <w:t>)</w:t>
+        <w:t xml:space="preserve"> command)</w:t>
       </w:r>
     </w:p>
     <w:p>
@@ -3244,173 +4270,7 @@
           <w:szCs w:val="28"/>
           <w:lang w:val="en-US"/>
         </w:rPr>
-        <w:t xml:space="preserve">        _receiver = receiver;</w:t>
-      </w:r>
-    </w:p>
-    <w:p>
-      <w:pPr>
-        <w:spacing w:after="0" w:line="360" w:lineRule="auto"/>
-        <w:ind w:firstLine="709"/>
-        <w:jc w:val="both"/>
-        <w:rPr>
-          <w:rFonts w:cs="Times New Roman"/>
-          <w:szCs w:val="28"/>
-          <w:lang w:val="en-US"/>
-        </w:rPr>
-      </w:pPr>
-      <w:r>
-        <w:rPr>
-          <w:rFonts w:cs="Times New Roman"/>
-          <w:szCs w:val="28"/>
-          <w:lang w:val="en-US"/>
-        </w:rPr>
-        <w:t xml:space="preserve">        _</w:t>
-      </w:r>
-      <w:proofErr w:type="spellStart"/>
-      <w:r>
-        <w:rPr>
-          <w:rFonts w:cs="Times New Roman"/>
-          <w:szCs w:val="28"/>
-          <w:lang w:val="en-US"/>
-        </w:rPr>
-        <w:t>poiId</w:t>
-      </w:r>
-      <w:proofErr w:type="spellEnd"/>
-      <w:r>
-        <w:rPr>
-          <w:rFonts w:cs="Times New Roman"/>
-          <w:szCs w:val="28"/>
-          <w:lang w:val="en-US"/>
-        </w:rPr>
-        <w:t xml:space="preserve"> = </w:t>
-      </w:r>
-      <w:proofErr w:type="spellStart"/>
-      <w:r>
-        <w:rPr>
-          <w:rFonts w:cs="Times New Roman"/>
-          <w:szCs w:val="28"/>
-          <w:lang w:val="en-US"/>
-        </w:rPr>
-        <w:t>poiId</w:t>
-      </w:r>
-      <w:proofErr w:type="spellEnd"/>
-      <w:r>
-        <w:rPr>
-          <w:rFonts w:cs="Times New Roman"/>
-          <w:szCs w:val="28"/>
-          <w:lang w:val="en-US"/>
-        </w:rPr>
-        <w:t>;</w:t>
-      </w:r>
-    </w:p>
-    <w:p>
-      <w:pPr>
-        <w:spacing w:after="0" w:line="360" w:lineRule="auto"/>
-        <w:ind w:firstLine="709"/>
-        <w:jc w:val="both"/>
-        <w:rPr>
-          <w:rFonts w:cs="Times New Roman"/>
-          <w:szCs w:val="28"/>
-          <w:lang w:val="en-US"/>
-        </w:rPr>
-      </w:pPr>
-      <w:r>
-        <w:rPr>
-          <w:rFonts w:cs="Times New Roman"/>
-          <w:szCs w:val="28"/>
-          <w:lang w:val="en-US"/>
-        </w:rPr>
-        <w:t xml:space="preserve">    }</w:t>
-      </w:r>
-    </w:p>
-    <w:p>
-      <w:pPr>
-        <w:spacing w:after="0" w:line="360" w:lineRule="auto"/>
-        <w:ind w:firstLine="709"/>
-        <w:jc w:val="both"/>
-        <w:rPr>
-          <w:rFonts w:cs="Times New Roman"/>
-          <w:szCs w:val="28"/>
-          <w:lang w:val="en-US"/>
-        </w:rPr>
-      </w:pPr>
-    </w:p>
-    <w:p>
-      <w:pPr>
-        <w:spacing w:after="0" w:line="360" w:lineRule="auto"/>
-        <w:ind w:firstLine="709"/>
-        <w:jc w:val="both"/>
-        <w:rPr>
-          <w:rFonts w:cs="Times New Roman"/>
-          <w:szCs w:val="28"/>
-          <w:lang w:val="en-US"/>
-        </w:rPr>
-      </w:pPr>
-      <w:r>
-        <w:rPr>
-          <w:rFonts w:cs="Times New Roman"/>
-          <w:szCs w:val="28"/>
-          <w:lang w:val="en-US"/>
-        </w:rPr>
-        <w:t xml:space="preserve">    public void </w:t>
-      </w:r>
-      <w:proofErr w:type="gramStart"/>
-      <w:r>
-        <w:rPr>
-          <w:rFonts w:cs="Times New Roman"/>
-          <w:szCs w:val="28"/>
-          <w:lang w:val="en-US"/>
-        </w:rPr>
-        <w:t>Execute(</w:t>
-      </w:r>
-      <w:proofErr w:type="gramEnd"/>
-      <w:r>
-        <w:rPr>
-          <w:rFonts w:cs="Times New Roman"/>
-          <w:szCs w:val="28"/>
-          <w:lang w:val="en-US"/>
-        </w:rPr>
-        <w:t>)</w:t>
-      </w:r>
-    </w:p>
-    <w:p>
-      <w:pPr>
-        <w:spacing w:after="0" w:line="360" w:lineRule="auto"/>
-        <w:ind w:firstLine="709"/>
-        <w:jc w:val="both"/>
-        <w:rPr>
-          <w:rFonts w:cs="Times New Roman"/>
-          <w:szCs w:val="28"/>
-          <w:lang w:val="en-US"/>
-        </w:rPr>
-      </w:pPr>
-      <w:r>
-        <w:rPr>
-          <w:rFonts w:cs="Times New Roman"/>
-          <w:szCs w:val="28"/>
-          <w:lang w:val="en-US"/>
-        </w:rPr>
-        <w:t xml:space="preserve">    {</w:t>
-      </w:r>
-    </w:p>
-    <w:p>
-      <w:pPr>
-        <w:spacing w:after="0" w:line="360" w:lineRule="auto"/>
-        <w:ind w:firstLine="709"/>
-        <w:jc w:val="both"/>
-        <w:rPr>
-          <w:rFonts w:cs="Times New Roman"/>
-          <w:szCs w:val="28"/>
-          <w:lang w:val="en-US"/>
-        </w:rPr>
-      </w:pPr>
-      <w:r>
-        <w:rPr>
-          <w:rFonts w:cs="Times New Roman"/>
-          <w:szCs w:val="28"/>
-          <w:lang w:val="en-US"/>
-        </w:rPr>
-        <w:t xml:space="preserve">        _removed = _</w:t>
+        <w:t xml:space="preserve">        </w:t>
       </w:r>
       <w:proofErr w:type="spellStart"/>
       <w:proofErr w:type="gramStart"/>
@@ -3420,7 +4280,7 @@
           <w:szCs w:val="28"/>
           <w:lang w:val="en-US"/>
         </w:rPr>
-        <w:t>receiver.All.FirstOrDefault</w:t>
+        <w:t>command.Execute</w:t>
       </w:r>
       <w:proofErr w:type="spellEnd"/>
       <w:proofErr w:type="gramEnd"/>
@@ -3430,7 +4290,27 @@
           <w:szCs w:val="28"/>
           <w:lang w:val="en-US"/>
         </w:rPr>
-        <w:t xml:space="preserve">(p =&gt; </w:t>
+        <w:t>();</w:t>
+      </w:r>
+    </w:p>
+    <w:p>
+      <w:pPr>
+        <w:spacing w:after="0" w:line="360" w:lineRule="auto"/>
+        <w:ind w:firstLine="709"/>
+        <w:jc w:val="both"/>
+        <w:rPr>
+          <w:rFonts w:cs="Times New Roman"/>
+          <w:szCs w:val="28"/>
+          <w:lang w:val="en-US"/>
+        </w:rPr>
+      </w:pPr>
+      <w:r>
+        <w:rPr>
+          <w:rFonts w:cs="Times New Roman"/>
+          <w:szCs w:val="28"/>
+          <w:lang w:val="en-US"/>
+        </w:rPr>
+        <w:t xml:space="preserve">        _</w:t>
       </w:r>
       <w:proofErr w:type="spellStart"/>
       <w:proofErr w:type="gramStart"/>
@@ -3440,7 +4320,7 @@
           <w:szCs w:val="28"/>
           <w:lang w:val="en-US"/>
         </w:rPr>
-        <w:t>p.Id</w:t>
+        <w:t>history.Add</w:t>
       </w:r>
       <w:proofErr w:type="spellEnd"/>
       <w:proofErr w:type="gramEnd"/>
@@ -3450,97 +4330,60 @@
           <w:szCs w:val="28"/>
           <w:lang w:val="en-US"/>
         </w:rPr>
-        <w:t xml:space="preserve"> == _</w:t>
-      </w:r>
-      <w:proofErr w:type="spellStart"/>
-      <w:r>
-        <w:rPr>
-          <w:rFonts w:cs="Times New Roman"/>
-          <w:szCs w:val="28"/>
-          <w:lang w:val="en-US"/>
-        </w:rPr>
-        <w:t>poiId</w:t>
-      </w:r>
-      <w:proofErr w:type="spellEnd"/>
-      <w:r>
-        <w:rPr>
-          <w:rFonts w:cs="Times New Roman"/>
-          <w:szCs w:val="28"/>
-          <w:lang w:val="en-US"/>
-        </w:rPr>
-        <w:t>);</w:t>
-      </w:r>
-    </w:p>
-    <w:p>
-      <w:pPr>
-        <w:spacing w:after="0" w:line="360" w:lineRule="auto"/>
-        <w:ind w:firstLine="709"/>
-        <w:jc w:val="both"/>
-        <w:rPr>
-          <w:rFonts w:cs="Times New Roman"/>
-          <w:szCs w:val="28"/>
-          <w:lang w:val="en-US"/>
-        </w:rPr>
-      </w:pPr>
-    </w:p>
-    <w:p>
-      <w:pPr>
-        <w:spacing w:after="0" w:line="360" w:lineRule="auto"/>
-        <w:ind w:firstLine="709"/>
-        <w:jc w:val="both"/>
-        <w:rPr>
-          <w:rFonts w:cs="Times New Roman"/>
-          <w:szCs w:val="28"/>
-          <w:lang w:val="en-US"/>
-        </w:rPr>
-      </w:pPr>
-      <w:r>
-        <w:rPr>
-          <w:rFonts w:cs="Times New Roman"/>
-          <w:szCs w:val="28"/>
-          <w:lang w:val="en-US"/>
-        </w:rPr>
-        <w:t xml:space="preserve">        if (_removed is not null)</w:t>
-      </w:r>
-    </w:p>
-    <w:p>
-      <w:pPr>
-        <w:spacing w:after="0" w:line="360" w:lineRule="auto"/>
-        <w:ind w:firstLine="709"/>
-        <w:jc w:val="both"/>
-        <w:rPr>
-          <w:rFonts w:cs="Times New Roman"/>
-          <w:szCs w:val="28"/>
-          <w:lang w:val="en-US"/>
-        </w:rPr>
-      </w:pPr>
-      <w:r>
-        <w:rPr>
-          <w:rFonts w:cs="Times New Roman"/>
-          <w:szCs w:val="28"/>
-          <w:lang w:val="en-US"/>
-        </w:rPr>
-        <w:t xml:space="preserve">        {</w:t>
-      </w:r>
-    </w:p>
-    <w:p>
-      <w:pPr>
-        <w:spacing w:after="0" w:line="360" w:lineRule="auto"/>
-        <w:ind w:firstLine="709"/>
-        <w:jc w:val="both"/>
-        <w:rPr>
-          <w:rFonts w:cs="Times New Roman"/>
-          <w:szCs w:val="28"/>
-          <w:lang w:val="en-US"/>
-        </w:rPr>
-      </w:pPr>
-      <w:r>
-        <w:rPr>
-          <w:rFonts w:cs="Times New Roman"/>
-          <w:szCs w:val="28"/>
-          <w:lang w:val="en-US"/>
-        </w:rPr>
-        <w:t xml:space="preserve">            _</w:t>
+        <w:t>(command);</w:t>
+      </w:r>
+    </w:p>
+    <w:p>
+      <w:pPr>
+        <w:spacing w:after="0" w:line="360" w:lineRule="auto"/>
+        <w:ind w:firstLine="709"/>
+        <w:jc w:val="both"/>
+        <w:rPr>
+          <w:rFonts w:cs="Times New Roman"/>
+          <w:szCs w:val="28"/>
+          <w:lang w:val="en-US"/>
+        </w:rPr>
+      </w:pPr>
+      <w:r>
+        <w:rPr>
+          <w:rFonts w:cs="Times New Roman"/>
+          <w:szCs w:val="28"/>
+          <w:lang w:val="en-US"/>
+        </w:rPr>
+        <w:t xml:space="preserve">    }</w:t>
+      </w:r>
+    </w:p>
+    <w:p>
+      <w:pPr>
+        <w:spacing w:after="0" w:line="360" w:lineRule="auto"/>
+        <w:ind w:firstLine="709"/>
+        <w:jc w:val="both"/>
+        <w:rPr>
+          <w:rFonts w:cs="Times New Roman"/>
+          <w:szCs w:val="28"/>
+          <w:lang w:val="en-US"/>
+        </w:rPr>
+      </w:pPr>
+    </w:p>
+    <w:p>
+      <w:pPr>
+        <w:spacing w:after="0" w:line="360" w:lineRule="auto"/>
+        <w:ind w:firstLine="709"/>
+        <w:jc w:val="both"/>
+        <w:rPr>
+          <w:rFonts w:cs="Times New Roman"/>
+          <w:szCs w:val="28"/>
+          <w:lang w:val="en-US"/>
+        </w:rPr>
+      </w:pPr>
+      <w:r>
+        <w:rPr>
+          <w:rFonts w:cs="Times New Roman"/>
+          <w:szCs w:val="28"/>
+          <w:lang w:val="en-US"/>
+        </w:rPr>
+        <w:lastRenderedPageBreak/>
+        <w:t xml:space="preserve">    public void </w:t>
       </w:r>
       <w:proofErr w:type="spellStart"/>
       <w:proofErr w:type="gramStart"/>
@@ -3550,7 +4393,75 @@
           <w:szCs w:val="28"/>
           <w:lang w:val="en-US"/>
         </w:rPr>
-        <w:t>receiver.RemovePoi</w:t>
+        <w:t>UndoLast</w:t>
+      </w:r>
+      <w:proofErr w:type="spellEnd"/>
+      <w:r>
+        <w:rPr>
+          <w:rFonts w:cs="Times New Roman"/>
+          <w:szCs w:val="28"/>
+          <w:lang w:val="en-US"/>
+        </w:rPr>
+        <w:t>(</w:t>
+      </w:r>
+      <w:proofErr w:type="gramEnd"/>
+      <w:r>
+        <w:rPr>
+          <w:rFonts w:cs="Times New Roman"/>
+          <w:szCs w:val="28"/>
+          <w:lang w:val="en-US"/>
+        </w:rPr>
+        <w:t>)</w:t>
+      </w:r>
+    </w:p>
+    <w:p>
+      <w:pPr>
+        <w:spacing w:after="0" w:line="360" w:lineRule="auto"/>
+        <w:ind w:firstLine="709"/>
+        <w:jc w:val="both"/>
+        <w:rPr>
+          <w:rFonts w:cs="Times New Roman"/>
+          <w:szCs w:val="28"/>
+          <w:lang w:val="en-US"/>
+        </w:rPr>
+      </w:pPr>
+      <w:r>
+        <w:rPr>
+          <w:rFonts w:cs="Times New Roman"/>
+          <w:szCs w:val="28"/>
+          <w:lang w:val="en-US"/>
+        </w:rPr>
+        <w:t xml:space="preserve">    {</w:t>
+      </w:r>
+    </w:p>
+    <w:p>
+      <w:pPr>
+        <w:spacing w:after="0" w:line="360" w:lineRule="auto"/>
+        <w:ind w:firstLine="709"/>
+        <w:jc w:val="both"/>
+        <w:rPr>
+          <w:rFonts w:cs="Times New Roman"/>
+          <w:szCs w:val="28"/>
+          <w:lang w:val="en-US"/>
+        </w:rPr>
+      </w:pPr>
+      <w:r>
+        <w:rPr>
+          <w:rFonts w:cs="Times New Roman"/>
+          <w:szCs w:val="28"/>
+          <w:lang w:val="en-US"/>
+        </w:rPr>
+        <w:t xml:space="preserve">        if (_</w:t>
+      </w:r>
+      <w:proofErr w:type="spellStart"/>
+      <w:proofErr w:type="gramStart"/>
+      <w:r>
+        <w:rPr>
+          <w:rFonts w:cs="Times New Roman"/>
+          <w:szCs w:val="28"/>
+          <w:lang w:val="en-US"/>
+        </w:rPr>
+        <w:t>history.Count</w:t>
       </w:r>
       <w:proofErr w:type="spellEnd"/>
       <w:proofErr w:type="gramEnd"/>
@@ -3560,7 +4471,99 @@
           <w:szCs w:val="28"/>
           <w:lang w:val="en-US"/>
         </w:rPr>
-        <w:t>(_</w:t>
+        <w:t xml:space="preserve"> == 0)</w:t>
+      </w:r>
+    </w:p>
+    <w:p>
+      <w:pPr>
+        <w:spacing w:after="0" w:line="360" w:lineRule="auto"/>
+        <w:ind w:firstLine="709"/>
+        <w:jc w:val="both"/>
+        <w:rPr>
+          <w:rFonts w:cs="Times New Roman"/>
+          <w:szCs w:val="28"/>
+          <w:lang w:val="en-US"/>
+        </w:rPr>
+      </w:pPr>
+      <w:r>
+        <w:rPr>
+          <w:rFonts w:cs="Times New Roman"/>
+          <w:szCs w:val="28"/>
+          <w:lang w:val="en-US"/>
+        </w:rPr>
+        <w:t xml:space="preserve">        {</w:t>
+      </w:r>
+    </w:p>
+    <w:p>
+      <w:pPr>
+        <w:spacing w:after="0" w:line="360" w:lineRule="auto"/>
+        <w:ind w:firstLine="709"/>
+        <w:jc w:val="both"/>
+        <w:rPr>
+          <w:rFonts w:cs="Times New Roman"/>
+          <w:szCs w:val="28"/>
+          <w:lang w:val="en-US"/>
+        </w:rPr>
+      </w:pPr>
+      <w:r>
+        <w:rPr>
+          <w:rFonts w:cs="Times New Roman"/>
+          <w:szCs w:val="28"/>
+          <w:lang w:val="en-US"/>
+        </w:rPr>
+        <w:t xml:space="preserve">            return;</w:t>
+      </w:r>
+    </w:p>
+    <w:p>
+      <w:pPr>
+        <w:spacing w:after="0" w:line="360" w:lineRule="auto"/>
+        <w:ind w:firstLine="709"/>
+        <w:jc w:val="both"/>
+        <w:rPr>
+          <w:rFonts w:cs="Times New Roman"/>
+          <w:szCs w:val="28"/>
+          <w:lang w:val="en-US"/>
+        </w:rPr>
+      </w:pPr>
+      <w:r>
+        <w:rPr>
+          <w:rFonts w:cs="Times New Roman"/>
+          <w:szCs w:val="28"/>
+          <w:lang w:val="en-US"/>
+        </w:rPr>
+        <w:t xml:space="preserve">        }</w:t>
+      </w:r>
+    </w:p>
+    <w:p>
+      <w:pPr>
+        <w:spacing w:after="0" w:line="360" w:lineRule="auto"/>
+        <w:ind w:firstLine="709"/>
+        <w:jc w:val="both"/>
+        <w:rPr>
+          <w:rFonts w:cs="Times New Roman"/>
+          <w:szCs w:val="28"/>
+          <w:lang w:val="en-US"/>
+        </w:rPr>
+      </w:pPr>
+    </w:p>
+    <w:p>
+      <w:pPr>
+        <w:spacing w:after="0" w:line="360" w:lineRule="auto"/>
+        <w:ind w:firstLine="709"/>
+        <w:jc w:val="both"/>
+        <w:rPr>
+          <w:rFonts w:cs="Times New Roman"/>
+          <w:szCs w:val="28"/>
+          <w:lang w:val="en-US"/>
+        </w:rPr>
+      </w:pPr>
+      <w:r>
+        <w:rPr>
+          <w:rFonts w:cs="Times New Roman"/>
+          <w:szCs w:val="28"/>
+          <w:lang w:val="en-US"/>
+        </w:rPr>
+        <w:t xml:space="preserve">        </w:t>
       </w:r>
       <w:proofErr w:type="spellStart"/>
       <w:r>
@@ -3569,7 +4572,7 @@
           <w:szCs w:val="28"/>
           <w:lang w:val="en-US"/>
         </w:rPr>
-        <w:t>poiId</w:t>
+        <w:t>ICommand</w:t>
       </w:r>
       <w:proofErr w:type="spellEnd"/>
       <w:r>
@@ -3578,80 +4581,7 @@
           <w:szCs w:val="28"/>
           <w:lang w:val="en-US"/>
         </w:rPr>
-        <w:t>);</w:t>
-      </w:r>
-    </w:p>
-    <w:p>
-      <w:pPr>
-        <w:spacing w:after="0" w:line="360" w:lineRule="auto"/>
-        <w:ind w:firstLine="709"/>
-        <w:jc w:val="both"/>
-        <w:rPr>
-          <w:rFonts w:cs="Times New Roman"/>
-          <w:szCs w:val="28"/>
-          <w:lang w:val="en-US"/>
-        </w:rPr>
-      </w:pPr>
-      <w:r>
-        <w:rPr>
-          <w:rFonts w:cs="Times New Roman"/>
-          <w:szCs w:val="28"/>
-          <w:lang w:val="en-US"/>
-        </w:rPr>
-        <w:t xml:space="preserve">        }</w:t>
-      </w:r>
-    </w:p>
-    <w:p>
-      <w:pPr>
-        <w:spacing w:after="0" w:line="360" w:lineRule="auto"/>
-        <w:ind w:firstLine="709"/>
-        <w:jc w:val="both"/>
-        <w:rPr>
-          <w:rFonts w:cs="Times New Roman"/>
-          <w:szCs w:val="28"/>
-          <w:lang w:val="en-US"/>
-        </w:rPr>
-      </w:pPr>
-      <w:r>
-        <w:rPr>
-          <w:rFonts w:cs="Times New Roman"/>
-          <w:szCs w:val="28"/>
-          <w:lang w:val="en-US"/>
-        </w:rPr>
-        <w:t xml:space="preserve">    }</w:t>
-      </w:r>
-    </w:p>
-    <w:p>
-      <w:pPr>
-        <w:spacing w:after="0" w:line="360" w:lineRule="auto"/>
-        <w:ind w:firstLine="709"/>
-        <w:jc w:val="both"/>
-        <w:rPr>
-          <w:rFonts w:cs="Times New Roman"/>
-          <w:szCs w:val="28"/>
-          <w:lang w:val="en-US"/>
-        </w:rPr>
-      </w:pPr>
-    </w:p>
-    <w:p>
-      <w:pPr>
-        <w:spacing w:after="0" w:line="360" w:lineRule="auto"/>
-        <w:ind w:firstLine="709"/>
-        <w:jc w:val="both"/>
-        <w:rPr>
-          <w:rFonts w:cs="Times New Roman"/>
-          <w:szCs w:val="28"/>
-          <w:lang w:val="en-US"/>
-        </w:rPr>
-      </w:pPr>
-      <w:r>
-        <w:rPr>
-          <w:rFonts w:cs="Times New Roman"/>
-          <w:szCs w:val="28"/>
-          <w:lang w:val="en-US"/>
-        </w:rPr>
-        <w:lastRenderedPageBreak/>
-        <w:t xml:space="preserve">    public void </w:t>
+        <w:t xml:space="preserve"> last = _</w:t>
       </w:r>
       <w:proofErr w:type="gramStart"/>
       <w:r>
@@ -3660,7 +4590,7 @@
           <w:szCs w:val="28"/>
           <w:lang w:val="en-US"/>
         </w:rPr>
-        <w:t>Undo(</w:t>
+        <w:t>history[</w:t>
       </w:r>
       <w:proofErr w:type="gramEnd"/>
       <w:r>
@@ -3669,87 +4599,7 @@
           <w:szCs w:val="28"/>
           <w:lang w:val="en-US"/>
         </w:rPr>
-        <w:t>)</w:t>
-      </w:r>
-    </w:p>
-    <w:p>
-      <w:pPr>
-        <w:spacing w:after="0" w:line="360" w:lineRule="auto"/>
-        <w:ind w:firstLine="709"/>
-        <w:jc w:val="both"/>
-        <w:rPr>
-          <w:rFonts w:cs="Times New Roman"/>
-          <w:szCs w:val="28"/>
-          <w:lang w:val="en-US"/>
-        </w:rPr>
-      </w:pPr>
-      <w:r>
-        <w:rPr>
-          <w:rFonts w:cs="Times New Roman"/>
-          <w:szCs w:val="28"/>
-          <w:lang w:val="en-US"/>
-        </w:rPr>
-        <w:t xml:space="preserve">    {</w:t>
-      </w:r>
-    </w:p>
-    <w:p>
-      <w:pPr>
-        <w:spacing w:after="0" w:line="360" w:lineRule="auto"/>
-        <w:ind w:firstLine="709"/>
-        <w:jc w:val="both"/>
-        <w:rPr>
-          <w:rFonts w:cs="Times New Roman"/>
-          <w:szCs w:val="28"/>
-          <w:lang w:val="en-US"/>
-        </w:rPr>
-      </w:pPr>
-      <w:r>
-        <w:rPr>
-          <w:rFonts w:cs="Times New Roman"/>
-          <w:szCs w:val="28"/>
-          <w:lang w:val="en-US"/>
-        </w:rPr>
-        <w:t xml:space="preserve">        if (_removed is not null)</w:t>
-      </w:r>
-    </w:p>
-    <w:p>
-      <w:pPr>
-        <w:spacing w:after="0" w:line="360" w:lineRule="auto"/>
-        <w:ind w:firstLine="709"/>
-        <w:jc w:val="both"/>
-        <w:rPr>
-          <w:rFonts w:cs="Times New Roman"/>
-          <w:szCs w:val="28"/>
-          <w:lang w:val="en-US"/>
-        </w:rPr>
-      </w:pPr>
-      <w:r>
-        <w:rPr>
-          <w:rFonts w:cs="Times New Roman"/>
-          <w:szCs w:val="28"/>
-          <w:lang w:val="en-US"/>
-        </w:rPr>
-        <w:t xml:space="preserve">        {</w:t>
-      </w:r>
-    </w:p>
-    <w:p>
-      <w:pPr>
-        <w:spacing w:after="0" w:line="360" w:lineRule="auto"/>
-        <w:ind w:firstLine="709"/>
-        <w:jc w:val="both"/>
-        <w:rPr>
-          <w:rFonts w:cs="Times New Roman"/>
-          <w:szCs w:val="28"/>
-          <w:lang w:val="en-US"/>
-        </w:rPr>
-      </w:pPr>
-      <w:r>
-        <w:rPr>
-          <w:rFonts w:cs="Times New Roman"/>
-          <w:szCs w:val="28"/>
-          <w:lang w:val="en-US"/>
-        </w:rPr>
-        <w:t xml:space="preserve">            _</w:t>
+        <w:t>_</w:t>
       </w:r>
       <w:proofErr w:type="spellStart"/>
       <w:proofErr w:type="gramStart"/>
@@ -3759,7 +4609,7 @@
           <w:szCs w:val="28"/>
           <w:lang w:val="en-US"/>
         </w:rPr>
-        <w:t>receiver.AddPoi</w:t>
+        <w:t>history.Count</w:t>
       </w:r>
       <w:proofErr w:type="spellEnd"/>
       <w:proofErr w:type="gramEnd"/>
@@ -3769,37 +4619,30 @@
           <w:szCs w:val="28"/>
           <w:lang w:val="en-US"/>
         </w:rPr>
-        <w:t>(_removed);</w:t>
-      </w:r>
-    </w:p>
-    <w:p>
-      <w:pPr>
-        <w:spacing w:after="0" w:line="360" w:lineRule="auto"/>
-        <w:ind w:firstLine="709"/>
-        <w:jc w:val="both"/>
-        <w:rPr>
-          <w:rFonts w:cs="Times New Roman"/>
-          <w:szCs w:val="28"/>
-          <w:lang w:val="en-US"/>
-        </w:rPr>
-      </w:pPr>
-      <w:r>
-        <w:rPr>
-          <w:rFonts w:cs="Times New Roman"/>
-          <w:szCs w:val="28"/>
-          <w:lang w:val="en-US"/>
-        </w:rPr>
-        <w:t xml:space="preserve">            _removed = null;</w:t>
-      </w:r>
-    </w:p>
-    <w:p>
-      <w:pPr>
-        <w:spacing w:after="0" w:line="360" w:lineRule="auto"/>
-        <w:ind w:firstLine="709"/>
-        <w:jc w:val="both"/>
-        <w:rPr>
-          <w:rFonts w:cs="Times New Roman"/>
-          <w:szCs w:val="28"/>
+        <w:t xml:space="preserve"> - 1];</w:t>
+      </w:r>
+    </w:p>
+    <w:p>
+      <w:pPr>
+        <w:spacing w:after="0" w:line="360" w:lineRule="auto"/>
+        <w:ind w:firstLine="709"/>
+        <w:jc w:val="both"/>
+        <w:rPr>
+          <w:rFonts w:cs="Times New Roman"/>
+          <w:szCs w:val="28"/>
+          <w:lang w:val="en-US"/>
+        </w:rPr>
+      </w:pPr>
+    </w:p>
+    <w:p>
+      <w:pPr>
+        <w:spacing w:after="0" w:line="360" w:lineRule="auto"/>
+        <w:ind w:firstLine="709"/>
+        <w:jc w:val="both"/>
+        <w:rPr>
+          <w:rFonts w:cs="Times New Roman"/>
+          <w:szCs w:val="28"/>
+          <w:lang w:val="en-US"/>
         </w:rPr>
       </w:pPr>
       <w:r>
@@ -3809,340 +4652,6 @@
           <w:lang w:val="en-US"/>
         </w:rPr>
         <w:t xml:space="preserve">        </w:t>
-      </w:r>
-      <w:r>
-        <w:rPr>
-          <w:rFonts w:cs="Times New Roman"/>
-          <w:szCs w:val="28"/>
-        </w:rPr>
-        <w:t>}</w:t>
-      </w:r>
-    </w:p>
-    <w:p>
-      <w:pPr>
-        <w:spacing w:after="0" w:line="360" w:lineRule="auto"/>
-        <w:ind w:firstLine="709"/>
-        <w:jc w:val="both"/>
-        <w:rPr>
-          <w:rFonts w:cs="Times New Roman"/>
-          <w:szCs w:val="28"/>
-        </w:rPr>
-      </w:pPr>
-      <w:r>
-        <w:rPr>
-          <w:rFonts w:cs="Times New Roman"/>
-          <w:szCs w:val="28"/>
-        </w:rPr>
-        <w:t xml:space="preserve">    }</w:t>
-      </w:r>
-    </w:p>
-    <w:p>
-      <w:pPr>
-        <w:spacing w:after="0" w:line="360" w:lineRule="auto"/>
-        <w:ind w:firstLine="709"/>
-        <w:jc w:val="both"/>
-        <w:rPr>
-          <w:rFonts w:cs="Times New Roman"/>
-          <w:szCs w:val="28"/>
-        </w:rPr>
-      </w:pPr>
-      <w:r>
-        <w:rPr>
-          <w:rFonts w:cs="Times New Roman"/>
-          <w:szCs w:val="28"/>
-        </w:rPr>
-        <w:t>}</w:t>
-      </w:r>
-    </w:p>
-    <w:p>
-      <w:pPr>
-        <w:spacing w:after="0" w:line="360" w:lineRule="auto"/>
-        <w:ind w:firstLine="709"/>
-        <w:jc w:val="both"/>
-        <w:rPr>
-          <w:rFonts w:cs="Times New Roman"/>
-          <w:szCs w:val="28"/>
-        </w:rPr>
-      </w:pPr>
-    </w:p>
-    <w:p>
-      <w:pPr>
-        <w:spacing w:after="0" w:line="360" w:lineRule="auto"/>
-        <w:ind w:firstLine="709"/>
-        <w:jc w:val="both"/>
-        <w:rPr>
-          <w:rFonts w:cs="Times New Roman"/>
-          <w:szCs w:val="28"/>
-        </w:rPr>
-      </w:pPr>
-      <w:r>
-        <w:rPr>
-          <w:rFonts w:cs="Times New Roman"/>
-          <w:szCs w:val="28"/>
-        </w:rPr>
-        <w:t>/// &lt;</w:t>
-      </w:r>
-      <w:proofErr w:type="spellStart"/>
-      <w:r>
-        <w:rPr>
-          <w:rFonts w:cs="Times New Roman"/>
-          <w:szCs w:val="28"/>
-        </w:rPr>
-        <w:t>summary</w:t>
-      </w:r>
-      <w:proofErr w:type="spellEnd"/>
-      <w:r>
-        <w:rPr>
-          <w:rFonts w:cs="Times New Roman"/>
-          <w:szCs w:val="28"/>
-        </w:rPr>
-        <w:t>&gt;</w:t>
-      </w:r>
-    </w:p>
-    <w:p>
-      <w:pPr>
-        <w:spacing w:after="0" w:line="360" w:lineRule="auto"/>
-        <w:ind w:firstLine="709"/>
-        <w:jc w:val="both"/>
-        <w:rPr>
-          <w:rFonts w:cs="Times New Roman"/>
-          <w:szCs w:val="28"/>
-        </w:rPr>
-      </w:pPr>
-      <w:r>
-        <w:rPr>
-          <w:rFonts w:cs="Times New Roman"/>
-          <w:szCs w:val="28"/>
-        </w:rPr>
-        <w:t xml:space="preserve">/// </w:t>
-      </w:r>
-      <w:proofErr w:type="spellStart"/>
-      <w:r>
-        <w:rPr>
-          <w:rFonts w:cs="Times New Roman"/>
-          <w:szCs w:val="28"/>
-        </w:rPr>
-        <w:t>Invoker</w:t>
-      </w:r>
-      <w:proofErr w:type="spellEnd"/>
-      <w:r>
-        <w:rPr>
-          <w:rFonts w:cs="Times New Roman"/>
-          <w:szCs w:val="28"/>
-        </w:rPr>
-        <w:t xml:space="preserve"> в паттерне Команда: хранит историю команд,</w:t>
-      </w:r>
-    </w:p>
-    <w:p>
-      <w:pPr>
-        <w:spacing w:after="0" w:line="360" w:lineRule="auto"/>
-        <w:ind w:firstLine="709"/>
-        <w:jc w:val="both"/>
-        <w:rPr>
-          <w:rFonts w:cs="Times New Roman"/>
-          <w:szCs w:val="28"/>
-        </w:rPr>
-      </w:pPr>
-      <w:r>
-        <w:rPr>
-          <w:rFonts w:cs="Times New Roman"/>
-          <w:szCs w:val="28"/>
-        </w:rPr>
-        <w:t>/// выполняет их и умеет откатывать последнюю.</w:t>
-      </w:r>
-    </w:p>
-    <w:p>
-      <w:pPr>
-        <w:spacing w:after="0" w:line="360" w:lineRule="auto"/>
-        <w:ind w:firstLine="709"/>
-        <w:jc w:val="both"/>
-        <w:rPr>
-          <w:rFonts w:cs="Times New Roman"/>
-          <w:szCs w:val="28"/>
-          <w:lang w:val="en-US"/>
-        </w:rPr>
-      </w:pPr>
-      <w:r>
-        <w:rPr>
-          <w:rFonts w:cs="Times New Roman"/>
-          <w:szCs w:val="28"/>
-          <w:lang w:val="en-US"/>
-        </w:rPr>
-        <w:t>/// &lt;/summary&gt;</w:t>
-      </w:r>
-    </w:p>
-    <w:p>
-      <w:pPr>
-        <w:spacing w:after="0" w:line="360" w:lineRule="auto"/>
-        <w:ind w:firstLine="709"/>
-        <w:jc w:val="both"/>
-        <w:rPr>
-          <w:rFonts w:cs="Times New Roman"/>
-          <w:szCs w:val="28"/>
-          <w:lang w:val="en-US"/>
-        </w:rPr>
-      </w:pPr>
-      <w:r>
-        <w:rPr>
-          <w:rFonts w:cs="Times New Roman"/>
-          <w:szCs w:val="28"/>
-          <w:lang w:val="en-US"/>
-        </w:rPr>
-        <w:t xml:space="preserve">public sealed class </w:t>
-      </w:r>
-      <w:proofErr w:type="spellStart"/>
-      <w:r>
-        <w:rPr>
-          <w:rFonts w:cs="Times New Roman"/>
-          <w:szCs w:val="28"/>
-          <w:lang w:val="en-US"/>
-        </w:rPr>
-        <w:t>CommandInvoker</w:t>
-      </w:r>
-      <w:proofErr w:type="spellEnd"/>
-    </w:p>
-    <w:p>
-      <w:pPr>
-        <w:spacing w:after="0" w:line="360" w:lineRule="auto"/>
-        <w:ind w:firstLine="709"/>
-        <w:jc w:val="both"/>
-        <w:rPr>
-          <w:rFonts w:cs="Times New Roman"/>
-          <w:szCs w:val="28"/>
-          <w:lang w:val="en-US"/>
-        </w:rPr>
-      </w:pPr>
-      <w:r>
-        <w:rPr>
-          <w:rFonts w:cs="Times New Roman"/>
-          <w:szCs w:val="28"/>
-          <w:lang w:val="en-US"/>
-        </w:rPr>
-        <w:t>{</w:t>
-      </w:r>
-    </w:p>
-    <w:p>
-      <w:pPr>
-        <w:spacing w:after="0" w:line="360" w:lineRule="auto"/>
-        <w:ind w:firstLine="709"/>
-        <w:jc w:val="both"/>
-        <w:rPr>
-          <w:rFonts w:cs="Times New Roman"/>
-          <w:szCs w:val="28"/>
-          <w:lang w:val="en-US"/>
-        </w:rPr>
-      </w:pPr>
-      <w:r>
-        <w:rPr>
-          <w:rFonts w:cs="Times New Roman"/>
-          <w:szCs w:val="28"/>
-          <w:lang w:val="en-US"/>
-        </w:rPr>
-        <w:t xml:space="preserve">    private </w:t>
-      </w:r>
-      <w:proofErr w:type="spellStart"/>
-      <w:r>
-        <w:rPr>
-          <w:rFonts w:cs="Times New Roman"/>
-          <w:szCs w:val="28"/>
-          <w:lang w:val="en-US"/>
-        </w:rPr>
-        <w:t>readonly</w:t>
-      </w:r>
-      <w:proofErr w:type="spellEnd"/>
-      <w:r>
-        <w:rPr>
-          <w:rFonts w:cs="Times New Roman"/>
-          <w:szCs w:val="28"/>
-          <w:lang w:val="en-US"/>
-        </w:rPr>
-        <w:t xml:space="preserve"> List&lt;</w:t>
-      </w:r>
-      <w:proofErr w:type="spellStart"/>
-      <w:r>
-        <w:rPr>
-          <w:rFonts w:cs="Times New Roman"/>
-          <w:szCs w:val="28"/>
-          <w:lang w:val="en-US"/>
-        </w:rPr>
-        <w:t>ICommand</w:t>
-      </w:r>
-      <w:proofErr w:type="spellEnd"/>
-      <w:r>
-        <w:rPr>
-          <w:rFonts w:cs="Times New Roman"/>
-          <w:szCs w:val="28"/>
-          <w:lang w:val="en-US"/>
-        </w:rPr>
-        <w:t xml:space="preserve">&gt; _history = </w:t>
-      </w:r>
-      <w:proofErr w:type="gramStart"/>
-      <w:r>
-        <w:rPr>
-          <w:rFonts w:cs="Times New Roman"/>
-          <w:szCs w:val="28"/>
-          <w:lang w:val="en-US"/>
-        </w:rPr>
-        <w:t>new(</w:t>
-      </w:r>
-      <w:proofErr w:type="gramEnd"/>
-      <w:r>
-        <w:rPr>
-          <w:rFonts w:cs="Times New Roman"/>
-          <w:szCs w:val="28"/>
-          <w:lang w:val="en-US"/>
-        </w:rPr>
-        <w:t>);</w:t>
-      </w:r>
-    </w:p>
-    <w:p>
-      <w:pPr>
-        <w:spacing w:after="0" w:line="360" w:lineRule="auto"/>
-        <w:ind w:firstLine="709"/>
-        <w:jc w:val="both"/>
-        <w:rPr>
-          <w:rFonts w:cs="Times New Roman"/>
-          <w:szCs w:val="28"/>
-          <w:lang w:val="en-US"/>
-        </w:rPr>
-      </w:pPr>
-    </w:p>
-    <w:p>
-      <w:pPr>
-        <w:spacing w:after="0" w:line="360" w:lineRule="auto"/>
-        <w:ind w:firstLine="709"/>
-        <w:jc w:val="both"/>
-        <w:rPr>
-          <w:rFonts w:cs="Times New Roman"/>
-          <w:szCs w:val="28"/>
-          <w:lang w:val="en-US"/>
-        </w:rPr>
-      </w:pPr>
-      <w:r>
-        <w:rPr>
-          <w:rFonts w:cs="Times New Roman"/>
-          <w:szCs w:val="28"/>
-          <w:lang w:val="en-US"/>
-        </w:rPr>
-        <w:t xml:space="preserve">    public int </w:t>
-      </w:r>
-      <w:proofErr w:type="spellStart"/>
-      <w:r>
-        <w:rPr>
-          <w:rFonts w:cs="Times New Roman"/>
-          <w:szCs w:val="28"/>
-          <w:lang w:val="en-US"/>
-        </w:rPr>
-        <w:t>HistorySize</w:t>
-      </w:r>
-      <w:proofErr w:type="spellEnd"/>
-      <w:r>
-        <w:rPr>
-          <w:rFonts w:cs="Times New Roman"/>
-          <w:szCs w:val="28"/>
-          <w:lang w:val="en-US"/>
-        </w:rPr>
-        <w:t xml:space="preserve"> =&gt; _</w:t>
       </w:r>
       <w:proofErr w:type="spellStart"/>
       <w:proofErr w:type="gramStart"/>
@@ -4152,7 +4661,7 @@
           <w:szCs w:val="28"/>
           <w:lang w:val="en-US"/>
         </w:rPr>
-        <w:t>history.Count</w:t>
+        <w:t>last.Undo</w:t>
       </w:r>
       <w:proofErr w:type="spellEnd"/>
       <w:proofErr w:type="gramEnd"/>
@@ -4162,40 +4671,41 @@
           <w:szCs w:val="28"/>
           <w:lang w:val="en-US"/>
         </w:rPr>
-        <w:t>;</w:t>
-      </w:r>
-    </w:p>
-    <w:p>
-      <w:pPr>
-        <w:spacing w:after="0" w:line="360" w:lineRule="auto"/>
-        <w:ind w:firstLine="709"/>
-        <w:jc w:val="both"/>
-        <w:rPr>
-          <w:rFonts w:cs="Times New Roman"/>
-          <w:szCs w:val="28"/>
-          <w:lang w:val="en-US"/>
-        </w:rPr>
-      </w:pPr>
-    </w:p>
-    <w:p>
-      <w:pPr>
-        <w:spacing w:after="0" w:line="360" w:lineRule="auto"/>
-        <w:ind w:firstLine="709"/>
-        <w:jc w:val="both"/>
-        <w:rPr>
-          <w:rFonts w:cs="Times New Roman"/>
-          <w:szCs w:val="28"/>
-          <w:lang w:val="en-US"/>
-        </w:rPr>
-      </w:pPr>
-      <w:r>
-        <w:rPr>
-          <w:rFonts w:cs="Times New Roman"/>
-          <w:szCs w:val="28"/>
-          <w:lang w:val="en-US"/>
-        </w:rPr>
-        <w:t xml:space="preserve">    public void </w:t>
-      </w:r>
+        <w:t>();</w:t>
+      </w:r>
+    </w:p>
+    <w:p>
+      <w:pPr>
+        <w:spacing w:after="0" w:line="360" w:lineRule="auto"/>
+        <w:ind w:firstLine="709"/>
+        <w:jc w:val="both"/>
+        <w:rPr>
+          <w:rFonts w:cs="Times New Roman"/>
+          <w:szCs w:val="28"/>
+          <w:lang w:val="en-US"/>
+        </w:rPr>
+      </w:pPr>
+    </w:p>
+    <w:p>
+      <w:pPr>
+        <w:spacing w:after="0" w:line="360" w:lineRule="auto"/>
+        <w:ind w:firstLine="709"/>
+        <w:jc w:val="both"/>
+        <w:rPr>
+          <w:rFonts w:cs="Times New Roman"/>
+          <w:szCs w:val="28"/>
+          <w:lang w:val="en-US"/>
+        </w:rPr>
+      </w:pPr>
+      <w:r>
+        <w:rPr>
+          <w:rFonts w:cs="Times New Roman"/>
+          <w:szCs w:val="28"/>
+          <w:lang w:val="en-US"/>
+        </w:rPr>
+        <w:t xml:space="preserve">        _</w:t>
+      </w:r>
+      <w:proofErr w:type="spellStart"/>
       <w:proofErr w:type="gramStart"/>
       <w:r>
         <w:rPr>
@@ -4203,7 +4713,418 @@
           <w:szCs w:val="28"/>
           <w:lang w:val="en-US"/>
         </w:rPr>
-        <w:t>Execute(</w:t>
+        <w:t>history.RemoveAt</w:t>
+      </w:r>
+      <w:proofErr w:type="spellEnd"/>
+      <w:proofErr w:type="gramEnd"/>
+      <w:r>
+        <w:rPr>
+          <w:rFonts w:cs="Times New Roman"/>
+          <w:szCs w:val="28"/>
+          <w:lang w:val="en-US"/>
+        </w:rPr>
+        <w:t>(_</w:t>
+      </w:r>
+      <w:proofErr w:type="spellStart"/>
+      <w:proofErr w:type="gramStart"/>
+      <w:r>
+        <w:rPr>
+          <w:rFonts w:cs="Times New Roman"/>
+          <w:szCs w:val="28"/>
+          <w:lang w:val="en-US"/>
+        </w:rPr>
+        <w:t>history.Count</w:t>
+      </w:r>
+      <w:proofErr w:type="spellEnd"/>
+      <w:proofErr w:type="gramEnd"/>
+      <w:r>
+        <w:rPr>
+          <w:rFonts w:cs="Times New Roman"/>
+          <w:szCs w:val="28"/>
+          <w:lang w:val="en-US"/>
+        </w:rPr>
+        <w:t xml:space="preserve"> - 1);</w:t>
+      </w:r>
+    </w:p>
+    <w:p>
+      <w:pPr>
+        <w:spacing w:after="0" w:line="360" w:lineRule="auto"/>
+        <w:ind w:firstLine="709"/>
+        <w:jc w:val="both"/>
+        <w:rPr>
+          <w:rFonts w:cs="Times New Roman"/>
+          <w:szCs w:val="28"/>
+        </w:rPr>
+      </w:pPr>
+      <w:r>
+        <w:rPr>
+          <w:rFonts w:cs="Times New Roman"/>
+          <w:szCs w:val="28"/>
+          <w:lang w:val="en-US"/>
+        </w:rPr>
+        <w:t xml:space="preserve">    </w:t>
+      </w:r>
+      <w:r>
+        <w:rPr>
+          <w:rFonts w:cs="Times New Roman"/>
+          <w:szCs w:val="28"/>
+        </w:rPr>
+        <w:t>}</w:t>
+      </w:r>
+    </w:p>
+    <w:p>
+      <w:pPr>
+        <w:spacing w:after="0" w:line="360" w:lineRule="auto"/>
+        <w:ind w:firstLine="709"/>
+        <w:jc w:val="both"/>
+        <w:rPr>
+          <w:rFonts w:cs="Times New Roman"/>
+          <w:szCs w:val="28"/>
+        </w:rPr>
+      </w:pPr>
+      <w:r>
+        <w:rPr>
+          <w:rFonts w:cs="Times New Roman"/>
+          <w:szCs w:val="28"/>
+        </w:rPr>
+        <w:t>}</w:t>
+      </w:r>
+    </w:p>
+    <w:p>
+      <w:pPr>
+        <w:spacing w:after="0" w:line="360" w:lineRule="auto"/>
+        <w:ind w:firstLine="709"/>
+        <w:jc w:val="both"/>
+        <w:rPr>
+          <w:rFonts w:cs="Times New Roman"/>
+          <w:szCs w:val="28"/>
+          <w:lang w:val="en-US"/>
+        </w:rPr>
+      </w:pPr>
+      <w:r>
+        <w:rPr>
+          <w:rFonts w:cs="Times New Roman"/>
+          <w:szCs w:val="28"/>
+        </w:rPr>
+        <w:t>Демонстрация</w:t>
+      </w:r>
+      <w:r>
+        <w:rPr>
+          <w:rFonts w:cs="Times New Roman"/>
+          <w:szCs w:val="28"/>
+          <w:lang w:val="en-US"/>
+        </w:rPr>
+        <w:t xml:space="preserve"> </w:t>
+      </w:r>
+      <w:r>
+        <w:rPr>
+          <w:rFonts w:cs="Times New Roman"/>
+          <w:szCs w:val="28"/>
+        </w:rPr>
+        <w:t>работы</w:t>
+      </w:r>
+      <w:r>
+        <w:rPr>
+          <w:rFonts w:cs="Times New Roman"/>
+          <w:szCs w:val="28"/>
+          <w:lang w:val="en-US"/>
+        </w:rPr>
+        <w:t xml:space="preserve"> </w:t>
+      </w:r>
+      <w:r>
+        <w:rPr>
+          <w:rFonts w:cs="Times New Roman"/>
+          <w:szCs w:val="28"/>
+        </w:rPr>
+        <w:t>паттерна</w:t>
+      </w:r>
+      <w:r>
+        <w:rPr>
+          <w:rFonts w:cs="Times New Roman"/>
+          <w:szCs w:val="28"/>
+          <w:lang w:val="en-US"/>
+        </w:rPr>
+        <w:t xml:space="preserve"> «Command»</w:t>
+      </w:r>
+    </w:p>
+    <w:p>
+      <w:pPr>
+        <w:spacing w:after="0" w:line="360" w:lineRule="auto"/>
+        <w:ind w:firstLine="709"/>
+        <w:jc w:val="both"/>
+        <w:rPr>
+          <w:rFonts w:cs="Times New Roman"/>
+          <w:szCs w:val="28"/>
+          <w:lang w:val="en-US"/>
+        </w:rPr>
+      </w:pPr>
+      <w:proofErr w:type="spellStart"/>
+      <w:r>
+        <w:rPr>
+          <w:rFonts w:cs="Times New Roman"/>
+          <w:szCs w:val="28"/>
+          <w:lang w:val="en-US"/>
+        </w:rPr>
+        <w:t>CommandInvoker</w:t>
+      </w:r>
+      <w:proofErr w:type="spellEnd"/>
+      <w:r>
+        <w:rPr>
+          <w:rFonts w:cs="Times New Roman"/>
+          <w:szCs w:val="28"/>
+          <w:lang w:val="en-US"/>
+        </w:rPr>
+        <w:t xml:space="preserve"> invoker = </w:t>
+      </w:r>
+      <w:proofErr w:type="gramStart"/>
+      <w:r>
+        <w:rPr>
+          <w:rFonts w:cs="Times New Roman"/>
+          <w:szCs w:val="28"/>
+          <w:lang w:val="en-US"/>
+        </w:rPr>
+        <w:t>new(</w:t>
+      </w:r>
+      <w:proofErr w:type="gramEnd"/>
+      <w:r>
+        <w:rPr>
+          <w:rFonts w:cs="Times New Roman"/>
+          <w:szCs w:val="28"/>
+          <w:lang w:val="en-US"/>
+        </w:rPr>
+        <w:t>);</w:t>
+      </w:r>
+    </w:p>
+    <w:p>
+      <w:pPr>
+        <w:spacing w:after="0" w:line="360" w:lineRule="auto"/>
+        <w:ind w:firstLine="709"/>
+        <w:jc w:val="both"/>
+        <w:rPr>
+          <w:rFonts w:cs="Times New Roman"/>
+          <w:szCs w:val="28"/>
+          <w:lang w:val="en-US"/>
+        </w:rPr>
+      </w:pPr>
+    </w:p>
+    <w:p>
+      <w:pPr>
+        <w:spacing w:after="0" w:line="360" w:lineRule="auto"/>
+        <w:ind w:firstLine="709"/>
+        <w:jc w:val="both"/>
+        <w:rPr>
+          <w:rFonts w:cs="Times New Roman"/>
+          <w:szCs w:val="28"/>
+          <w:lang w:val="en-US"/>
+        </w:rPr>
+      </w:pPr>
+      <w:proofErr w:type="spellStart"/>
+      <w:proofErr w:type="gramStart"/>
+      <w:r>
+        <w:rPr>
+          <w:rFonts w:cs="Times New Roman"/>
+          <w:szCs w:val="28"/>
+          <w:lang w:val="en-US"/>
+        </w:rPr>
+        <w:t>System.Console.WriteLine</w:t>
+      </w:r>
+      <w:proofErr w:type="spellEnd"/>
+      <w:proofErr w:type="gramEnd"/>
+      <w:r>
+        <w:rPr>
+          <w:rFonts w:cs="Times New Roman"/>
+          <w:szCs w:val="28"/>
+          <w:lang w:val="en-US"/>
+        </w:rPr>
+        <w:t xml:space="preserve">("===== </w:t>
+      </w:r>
+      <w:r>
+        <w:rPr>
+          <w:rFonts w:cs="Times New Roman"/>
+          <w:szCs w:val="28"/>
+        </w:rPr>
+        <w:t>Команда</w:t>
+      </w:r>
+      <w:r>
+        <w:rPr>
+          <w:rFonts w:cs="Times New Roman"/>
+          <w:szCs w:val="28"/>
+          <w:lang w:val="en-US"/>
+        </w:rPr>
+        <w:t xml:space="preserve">: </w:t>
+      </w:r>
+      <w:r>
+        <w:rPr>
+          <w:rFonts w:cs="Times New Roman"/>
+          <w:szCs w:val="28"/>
+        </w:rPr>
+        <w:t>журнал</w:t>
+      </w:r>
+      <w:r>
+        <w:rPr>
+          <w:rFonts w:cs="Times New Roman"/>
+          <w:szCs w:val="28"/>
+          <w:lang w:val="en-US"/>
+        </w:rPr>
+        <w:t xml:space="preserve"> </w:t>
+      </w:r>
+      <w:r>
+        <w:rPr>
+          <w:rFonts w:cs="Times New Roman"/>
+          <w:szCs w:val="28"/>
+        </w:rPr>
+        <w:t>операций</w:t>
+      </w:r>
+      <w:r>
+        <w:rPr>
+          <w:rFonts w:cs="Times New Roman"/>
+          <w:szCs w:val="28"/>
+          <w:lang w:val="en-US"/>
+        </w:rPr>
+        <w:t xml:space="preserve"> </w:t>
+      </w:r>
+      <w:r>
+        <w:rPr>
+          <w:rFonts w:cs="Times New Roman"/>
+          <w:szCs w:val="28"/>
+        </w:rPr>
+        <w:t>с</w:t>
+      </w:r>
+      <w:r>
+        <w:rPr>
+          <w:rFonts w:cs="Times New Roman"/>
+          <w:szCs w:val="28"/>
+          <w:lang w:val="en-US"/>
+        </w:rPr>
+        <w:t xml:space="preserve"> Undo =====\n");</w:t>
+      </w:r>
+    </w:p>
+    <w:p>
+      <w:pPr>
+        <w:spacing w:after="0" w:line="360" w:lineRule="auto"/>
+        <w:ind w:firstLine="709"/>
+        <w:jc w:val="both"/>
+        <w:rPr>
+          <w:rFonts w:cs="Times New Roman"/>
+          <w:szCs w:val="28"/>
+          <w:lang w:val="en-US"/>
+        </w:rPr>
+      </w:pPr>
+    </w:p>
+    <w:p>
+      <w:pPr>
+        <w:spacing w:after="0" w:line="360" w:lineRule="auto"/>
+        <w:ind w:firstLine="709"/>
+        <w:jc w:val="both"/>
+        <w:rPr>
+          <w:rFonts w:cs="Times New Roman"/>
+          <w:szCs w:val="28"/>
+          <w:lang w:val="en-US"/>
+        </w:rPr>
+      </w:pPr>
+      <w:r>
+        <w:rPr>
+          <w:rFonts w:cs="Times New Roman"/>
+          <w:szCs w:val="28"/>
+          <w:lang w:val="en-US"/>
+        </w:rPr>
+        <w:t xml:space="preserve">// </w:t>
+      </w:r>
+      <w:r>
+        <w:rPr>
+          <w:rFonts w:cs="Times New Roman"/>
+          <w:szCs w:val="28"/>
+        </w:rPr>
+        <w:t>Выполняем</w:t>
+      </w:r>
+      <w:r>
+        <w:rPr>
+          <w:rFonts w:cs="Times New Roman"/>
+          <w:szCs w:val="28"/>
+          <w:lang w:val="en-US"/>
+        </w:rPr>
+        <w:t xml:space="preserve"> </w:t>
+      </w:r>
+      <w:r>
+        <w:rPr>
+          <w:rFonts w:cs="Times New Roman"/>
+          <w:szCs w:val="28"/>
+        </w:rPr>
+        <w:t>команды</w:t>
+      </w:r>
+      <w:r>
+        <w:rPr>
+          <w:rFonts w:cs="Times New Roman"/>
+          <w:szCs w:val="28"/>
+          <w:lang w:val="en-US"/>
+        </w:rPr>
+        <w:t xml:space="preserve"> </w:t>
+      </w:r>
+      <w:r>
+        <w:rPr>
+          <w:rFonts w:cs="Times New Roman"/>
+          <w:szCs w:val="28"/>
+        </w:rPr>
+        <w:t>через</w:t>
+      </w:r>
+      <w:r>
+        <w:rPr>
+          <w:rFonts w:cs="Times New Roman"/>
+          <w:szCs w:val="28"/>
+          <w:lang w:val="en-US"/>
+        </w:rPr>
+        <w:t xml:space="preserve"> Invoker.</w:t>
+      </w:r>
+    </w:p>
+    <w:p>
+      <w:pPr>
+        <w:spacing w:after="0" w:line="360" w:lineRule="auto"/>
+        <w:ind w:firstLine="709"/>
+        <w:jc w:val="both"/>
+        <w:rPr>
+          <w:rFonts w:cs="Times New Roman"/>
+          <w:szCs w:val="28"/>
+          <w:lang w:val="en-US"/>
+        </w:rPr>
+      </w:pPr>
+      <w:proofErr w:type="spellStart"/>
+      <w:proofErr w:type="gramStart"/>
+      <w:r>
+        <w:rPr>
+          <w:rFonts w:cs="Times New Roman"/>
+          <w:szCs w:val="28"/>
+          <w:lang w:val="en-US"/>
+        </w:rPr>
+        <w:t>invoker.Execute</w:t>
+      </w:r>
+      <w:proofErr w:type="spellEnd"/>
+      <w:proofErr w:type="gramEnd"/>
+      <w:r>
+        <w:rPr>
+          <w:rFonts w:cs="Times New Roman"/>
+          <w:szCs w:val="28"/>
+          <w:lang w:val="en-US"/>
+        </w:rPr>
+        <w:t xml:space="preserve">(new </w:t>
+      </w:r>
+      <w:proofErr w:type="spellStart"/>
+      <w:proofErr w:type="gramStart"/>
+      <w:r>
+        <w:rPr>
+          <w:rFonts w:cs="Times New Roman"/>
+          <w:szCs w:val="28"/>
+          <w:lang w:val="en-US"/>
+        </w:rPr>
+        <w:t>AddPoiCommand</w:t>
+      </w:r>
+      <w:proofErr w:type="spellEnd"/>
+      <w:r>
+        <w:rPr>
+          <w:rFonts w:cs="Times New Roman"/>
+          <w:szCs w:val="28"/>
+          <w:lang w:val="en-US"/>
+        </w:rPr>
+        <w:t>(</w:t>
       </w:r>
       <w:proofErr w:type="spellStart"/>
       <w:proofErr w:type="gramEnd"/>
@@ -4213,7 +5134,7 @@
           <w:szCs w:val="28"/>
           <w:lang w:val="en-US"/>
         </w:rPr>
-        <w:t>ICommand</w:t>
+        <w:t>mapService</w:t>
       </w:r>
       <w:proofErr w:type="spellEnd"/>
       <w:r>
@@ -4222,48 +5143,169 @@
           <w:szCs w:val="28"/>
           <w:lang w:val="en-US"/>
         </w:rPr>
-        <w:t xml:space="preserve"> command)</w:t>
-      </w:r>
-    </w:p>
-    <w:p>
-      <w:pPr>
-        <w:spacing w:after="0" w:line="360" w:lineRule="auto"/>
-        <w:ind w:firstLine="709"/>
-        <w:jc w:val="both"/>
-        <w:rPr>
-          <w:rFonts w:cs="Times New Roman"/>
-          <w:szCs w:val="28"/>
-          <w:lang w:val="en-US"/>
-        </w:rPr>
-      </w:pPr>
-      <w:r>
-        <w:rPr>
-          <w:rFonts w:cs="Times New Roman"/>
-          <w:szCs w:val="28"/>
-          <w:lang w:val="en-US"/>
-        </w:rPr>
-        <w:t xml:space="preserve">    {</w:t>
-      </w:r>
-    </w:p>
-    <w:p>
-      <w:pPr>
-        <w:spacing w:after="0" w:line="360" w:lineRule="auto"/>
-        <w:ind w:firstLine="709"/>
-        <w:jc w:val="both"/>
-        <w:rPr>
-          <w:rFonts w:cs="Times New Roman"/>
-          <w:szCs w:val="28"/>
-          <w:lang w:val="en-US"/>
-        </w:rPr>
-      </w:pPr>
-      <w:r>
-        <w:rPr>
-          <w:rFonts w:cs="Times New Roman"/>
-          <w:szCs w:val="28"/>
-          <w:lang w:val="en-US"/>
-        </w:rPr>
-        <w:t xml:space="preserve">        </w:t>
-      </w:r>
+        <w:t>,</w:t>
+      </w:r>
+    </w:p>
+    <w:p>
+      <w:pPr>
+        <w:spacing w:after="0" w:line="360" w:lineRule="auto"/>
+        <w:ind w:firstLine="709"/>
+        <w:jc w:val="both"/>
+        <w:rPr>
+          <w:rFonts w:cs="Times New Roman"/>
+          <w:szCs w:val="28"/>
+          <w:lang w:val="en-US"/>
+        </w:rPr>
+      </w:pPr>
+      <w:r>
+        <w:rPr>
+          <w:rFonts w:cs="Times New Roman"/>
+          <w:szCs w:val="28"/>
+          <w:lang w:val="en-US"/>
+        </w:rPr>
+        <w:t xml:space="preserve">    new </w:t>
+      </w:r>
+      <w:proofErr w:type="spellStart"/>
+      <w:r>
+        <w:rPr>
+          <w:rFonts w:cs="Times New Roman"/>
+          <w:szCs w:val="28"/>
+          <w:lang w:val="en-US"/>
+        </w:rPr>
+        <w:t>PointOfInterest</w:t>
+      </w:r>
+      <w:proofErr w:type="spellEnd"/>
+      <w:r>
+        <w:rPr>
+          <w:rFonts w:cs="Times New Roman"/>
+          <w:szCs w:val="28"/>
+          <w:lang w:val="en-US"/>
+        </w:rPr>
+        <w:t xml:space="preserve"> </w:t>
+      </w:r>
+      <w:proofErr w:type="gramStart"/>
+      <w:r>
+        <w:rPr>
+          <w:rFonts w:cs="Times New Roman"/>
+          <w:szCs w:val="28"/>
+          <w:lang w:val="en-US"/>
+        </w:rPr>
+        <w:t>{ Name</w:t>
+      </w:r>
+      <w:proofErr w:type="gramEnd"/>
+      <w:r>
+        <w:rPr>
+          <w:rFonts w:cs="Times New Roman"/>
+          <w:szCs w:val="28"/>
+          <w:lang w:val="en-US"/>
+        </w:rPr>
+        <w:t xml:space="preserve"> = "</w:t>
+      </w:r>
+      <w:r>
+        <w:rPr>
+          <w:rFonts w:cs="Times New Roman"/>
+          <w:szCs w:val="28"/>
+        </w:rPr>
+        <w:t>Центральный</w:t>
+      </w:r>
+      <w:r>
+        <w:rPr>
+          <w:rFonts w:cs="Times New Roman"/>
+          <w:szCs w:val="28"/>
+          <w:lang w:val="en-US"/>
+        </w:rPr>
+        <w:t xml:space="preserve"> </w:t>
+      </w:r>
+      <w:r>
+        <w:rPr>
+          <w:rFonts w:cs="Times New Roman"/>
+          <w:szCs w:val="28"/>
+        </w:rPr>
+        <w:t>парк</w:t>
+      </w:r>
+      <w:r>
+        <w:rPr>
+          <w:rFonts w:cs="Times New Roman"/>
+          <w:szCs w:val="28"/>
+          <w:lang w:val="en-US"/>
+        </w:rPr>
+        <w:t>", Category = "</w:t>
+      </w:r>
+      <w:r>
+        <w:rPr>
+          <w:rFonts w:cs="Times New Roman"/>
+          <w:szCs w:val="28"/>
+        </w:rPr>
+        <w:t>Парк</w:t>
+      </w:r>
+      <w:r>
+        <w:rPr>
+          <w:rFonts w:cs="Times New Roman"/>
+          <w:szCs w:val="28"/>
+          <w:lang w:val="en-US"/>
+        </w:rPr>
+        <w:t xml:space="preserve">", Coordinate = new </w:t>
+      </w:r>
+      <w:proofErr w:type="gramStart"/>
+      <w:r>
+        <w:rPr>
+          <w:rFonts w:cs="Times New Roman"/>
+          <w:szCs w:val="28"/>
+          <w:lang w:val="en-US"/>
+        </w:rPr>
+        <w:t>Coordinate(</w:t>
+      </w:r>
+      <w:proofErr w:type="gramEnd"/>
+      <w:r>
+        <w:rPr>
+          <w:rFonts w:cs="Times New Roman"/>
+          <w:szCs w:val="28"/>
+          <w:lang w:val="en-US"/>
+        </w:rPr>
+        <w:t>55.7601, 37.6184</w:t>
+      </w:r>
+      <w:proofErr w:type="gramStart"/>
+      <w:r>
+        <w:rPr>
+          <w:rFonts w:cs="Times New Roman"/>
+          <w:szCs w:val="28"/>
+          <w:lang w:val="en-US"/>
+        </w:rPr>
+        <w:t>) }</w:t>
+      </w:r>
+      <w:proofErr w:type="gramEnd"/>
+      <w:r>
+        <w:rPr>
+          <w:rFonts w:cs="Times New Roman"/>
+          <w:szCs w:val="28"/>
+          <w:lang w:val="en-US"/>
+        </w:rPr>
+        <w:t>));</w:t>
+      </w:r>
+    </w:p>
+    <w:p>
+      <w:pPr>
+        <w:spacing w:after="0" w:line="360" w:lineRule="auto"/>
+        <w:ind w:firstLine="709"/>
+        <w:jc w:val="both"/>
+        <w:rPr>
+          <w:rFonts w:cs="Times New Roman"/>
+          <w:szCs w:val="28"/>
+          <w:lang w:val="en-US"/>
+        </w:rPr>
+      </w:pPr>
+    </w:p>
+    <w:p>
+      <w:pPr>
+        <w:spacing w:after="0" w:line="360" w:lineRule="auto"/>
+        <w:ind w:firstLine="709"/>
+        <w:jc w:val="both"/>
+        <w:rPr>
+          <w:rFonts w:cs="Times New Roman"/>
+          <w:szCs w:val="28"/>
+          <w:lang w:val="en-US"/>
+        </w:rPr>
+      </w:pPr>
       <w:proofErr w:type="spellStart"/>
       <w:proofErr w:type="gramStart"/>
       <w:r>
@@ -4272,7 +5314,7 @@
           <w:szCs w:val="28"/>
           <w:lang w:val="en-US"/>
         </w:rPr>
-        <w:t>command.Execute</w:t>
+        <w:t>invoker.Execute</w:t>
       </w:r>
       <w:proofErr w:type="spellEnd"/>
       <w:proofErr w:type="gramEnd"/>
@@ -4282,27 +5324,7 @@
           <w:szCs w:val="28"/>
           <w:lang w:val="en-US"/>
         </w:rPr>
-        <w:t>();</w:t>
-      </w:r>
-    </w:p>
-    <w:p>
-      <w:pPr>
-        <w:spacing w:after="0" w:line="360" w:lineRule="auto"/>
-        <w:ind w:firstLine="709"/>
-        <w:jc w:val="both"/>
-        <w:rPr>
-          <w:rFonts w:cs="Times New Roman"/>
-          <w:szCs w:val="28"/>
-          <w:lang w:val="en-US"/>
-        </w:rPr>
-      </w:pPr>
-      <w:r>
-        <w:rPr>
-          <w:rFonts w:cs="Times New Roman"/>
-          <w:szCs w:val="28"/>
-          <w:lang w:val="en-US"/>
-        </w:rPr>
-        <w:t xml:space="preserve">        _</w:t>
+        <w:t xml:space="preserve">(new </w:t>
       </w:r>
       <w:proofErr w:type="spellStart"/>
       <w:proofErr w:type="gramStart"/>
@@ -4312,7 +5334,206 @@
           <w:szCs w:val="28"/>
           <w:lang w:val="en-US"/>
         </w:rPr>
-        <w:t>history.Add</w:t>
+        <w:t>AddPoiCommand</w:t>
+      </w:r>
+      <w:proofErr w:type="spellEnd"/>
+      <w:r>
+        <w:rPr>
+          <w:rFonts w:cs="Times New Roman"/>
+          <w:szCs w:val="28"/>
+          <w:lang w:val="en-US"/>
+        </w:rPr>
+        <w:t>(</w:t>
+      </w:r>
+      <w:proofErr w:type="spellStart"/>
+      <w:proofErr w:type="gramEnd"/>
+      <w:r>
+        <w:rPr>
+          <w:rFonts w:cs="Times New Roman"/>
+          <w:szCs w:val="28"/>
+          <w:lang w:val="en-US"/>
+        </w:rPr>
+        <w:t>mapService</w:t>
+      </w:r>
+      <w:proofErr w:type="spellEnd"/>
+      <w:r>
+        <w:rPr>
+          <w:rFonts w:cs="Times New Roman"/>
+          <w:szCs w:val="28"/>
+          <w:lang w:val="en-US"/>
+        </w:rPr>
+        <w:t>,</w:t>
+      </w:r>
+    </w:p>
+    <w:p>
+      <w:pPr>
+        <w:spacing w:after="0" w:line="360" w:lineRule="auto"/>
+        <w:ind w:firstLine="709"/>
+        <w:jc w:val="both"/>
+        <w:rPr>
+          <w:rFonts w:cs="Times New Roman"/>
+          <w:szCs w:val="28"/>
+          <w:lang w:val="en-US"/>
+        </w:rPr>
+      </w:pPr>
+      <w:r>
+        <w:rPr>
+          <w:rFonts w:cs="Times New Roman"/>
+          <w:szCs w:val="28"/>
+          <w:lang w:val="en-US"/>
+        </w:rPr>
+        <w:t xml:space="preserve">    new </w:t>
+      </w:r>
+      <w:proofErr w:type="spellStart"/>
+      <w:r>
+        <w:rPr>
+          <w:rFonts w:cs="Times New Roman"/>
+          <w:szCs w:val="28"/>
+          <w:lang w:val="en-US"/>
+        </w:rPr>
+        <w:t>PointOfInterest</w:t>
+      </w:r>
+      <w:proofErr w:type="spellEnd"/>
+      <w:r>
+        <w:rPr>
+          <w:rFonts w:cs="Times New Roman"/>
+          <w:szCs w:val="28"/>
+          <w:lang w:val="en-US"/>
+        </w:rPr>
+        <w:t xml:space="preserve"> </w:t>
+      </w:r>
+      <w:proofErr w:type="gramStart"/>
+      <w:r>
+        <w:rPr>
+          <w:rFonts w:cs="Times New Roman"/>
+          <w:szCs w:val="28"/>
+          <w:lang w:val="en-US"/>
+        </w:rPr>
+        <w:t>{ Name</w:t>
+      </w:r>
+      <w:proofErr w:type="gramEnd"/>
+      <w:r>
+        <w:rPr>
+          <w:rFonts w:cs="Times New Roman"/>
+          <w:szCs w:val="28"/>
+          <w:lang w:val="en-US"/>
+        </w:rPr>
+        <w:t xml:space="preserve"> = "</w:t>
+      </w:r>
+      <w:r>
+        <w:rPr>
+          <w:rFonts w:cs="Times New Roman"/>
+          <w:szCs w:val="28"/>
+        </w:rPr>
+        <w:t>Музей</w:t>
+      </w:r>
+      <w:r>
+        <w:rPr>
+          <w:rFonts w:cs="Times New Roman"/>
+          <w:szCs w:val="28"/>
+          <w:lang w:val="en-US"/>
+        </w:rPr>
+        <w:t xml:space="preserve"> </w:t>
+      </w:r>
+      <w:r>
+        <w:rPr>
+          <w:rFonts w:cs="Times New Roman"/>
+          <w:szCs w:val="28"/>
+        </w:rPr>
+        <w:t>истории</w:t>
+      </w:r>
+      <w:r>
+        <w:rPr>
+          <w:rFonts w:cs="Times New Roman"/>
+          <w:szCs w:val="28"/>
+          <w:lang w:val="en-US"/>
+        </w:rPr>
+        <w:t>", Category = "</w:t>
+      </w:r>
+      <w:r>
+        <w:rPr>
+          <w:rFonts w:cs="Times New Roman"/>
+          <w:szCs w:val="28"/>
+        </w:rPr>
+        <w:t>Музей</w:t>
+      </w:r>
+      <w:r>
+        <w:rPr>
+          <w:rFonts w:cs="Times New Roman"/>
+          <w:szCs w:val="28"/>
+          <w:lang w:val="en-US"/>
+        </w:rPr>
+        <w:t xml:space="preserve">", Coordinate = new </w:t>
+      </w:r>
+      <w:proofErr w:type="gramStart"/>
+      <w:r>
+        <w:rPr>
+          <w:rFonts w:cs="Times New Roman"/>
+          <w:szCs w:val="28"/>
+          <w:lang w:val="en-US"/>
+        </w:rPr>
+        <w:t>Coordinate(</w:t>
+      </w:r>
+      <w:proofErr w:type="gramEnd"/>
+      <w:r>
+        <w:rPr>
+          <w:rFonts w:cs="Times New Roman"/>
+          <w:szCs w:val="28"/>
+          <w:lang w:val="en-US"/>
+        </w:rPr>
+        <w:t>55.7580, 37.6150</w:t>
+      </w:r>
+      <w:proofErr w:type="gramStart"/>
+      <w:r>
+        <w:rPr>
+          <w:rFonts w:cs="Times New Roman"/>
+          <w:szCs w:val="28"/>
+          <w:lang w:val="en-US"/>
+        </w:rPr>
+        <w:t>) }</w:t>
+      </w:r>
+      <w:proofErr w:type="gramEnd"/>
+      <w:r>
+        <w:rPr>
+          <w:rFonts w:cs="Times New Roman"/>
+          <w:szCs w:val="28"/>
+          <w:lang w:val="en-US"/>
+        </w:rPr>
+        <w:t>));</w:t>
+      </w:r>
+    </w:p>
+    <w:p>
+      <w:pPr>
+        <w:spacing w:after="0" w:line="360" w:lineRule="auto"/>
+        <w:ind w:firstLine="709"/>
+        <w:jc w:val="both"/>
+        <w:rPr>
+          <w:rFonts w:cs="Times New Roman"/>
+          <w:szCs w:val="28"/>
+          <w:lang w:val="en-US"/>
+        </w:rPr>
+      </w:pPr>
+    </w:p>
+    <w:p>
+      <w:pPr>
+        <w:spacing w:after="0" w:line="360" w:lineRule="auto"/>
+        <w:ind w:firstLine="709"/>
+        <w:jc w:val="both"/>
+        <w:rPr>
+          <w:rFonts w:cs="Times New Roman"/>
+          <w:szCs w:val="28"/>
+          <w:lang w:val="en-US"/>
+        </w:rPr>
+      </w:pPr>
+      <w:proofErr w:type="spellStart"/>
+      <w:proofErr w:type="gramStart"/>
+      <w:r>
+        <w:rPr>
+          <w:rFonts w:cs="Times New Roman"/>
+          <w:szCs w:val="28"/>
+          <w:lang w:val="en-US"/>
+        </w:rPr>
+        <w:t>invoker.Execute</w:t>
       </w:r>
       <w:proofErr w:type="spellEnd"/>
       <w:proofErr w:type="gramEnd"/>
@@ -4322,59 +5543,7 @@
           <w:szCs w:val="28"/>
           <w:lang w:val="en-US"/>
         </w:rPr>
-        <w:t>(command);</w:t>
-      </w:r>
-    </w:p>
-    <w:p>
-      <w:pPr>
-        <w:spacing w:after="0" w:line="360" w:lineRule="auto"/>
-        <w:ind w:firstLine="709"/>
-        <w:jc w:val="both"/>
-        <w:rPr>
-          <w:rFonts w:cs="Times New Roman"/>
-          <w:szCs w:val="28"/>
-          <w:lang w:val="en-US"/>
-        </w:rPr>
-      </w:pPr>
-      <w:r>
-        <w:rPr>
-          <w:rFonts w:cs="Times New Roman"/>
-          <w:szCs w:val="28"/>
-          <w:lang w:val="en-US"/>
-        </w:rPr>
-        <w:t xml:space="preserve">    }</w:t>
-      </w:r>
-    </w:p>
-    <w:p>
-      <w:pPr>
-        <w:spacing w:after="0" w:line="360" w:lineRule="auto"/>
-        <w:ind w:firstLine="709"/>
-        <w:jc w:val="both"/>
-        <w:rPr>
-          <w:rFonts w:cs="Times New Roman"/>
-          <w:szCs w:val="28"/>
-          <w:lang w:val="en-US"/>
-        </w:rPr>
-      </w:pPr>
-    </w:p>
-    <w:p>
-      <w:pPr>
-        <w:spacing w:after="0" w:line="360" w:lineRule="auto"/>
-        <w:ind w:firstLine="709"/>
-        <w:jc w:val="both"/>
-        <w:rPr>
-          <w:rFonts w:cs="Times New Roman"/>
-          <w:szCs w:val="28"/>
-          <w:lang w:val="en-US"/>
-        </w:rPr>
-      </w:pPr>
-      <w:r>
-        <w:rPr>
-          <w:rFonts w:cs="Times New Roman"/>
-          <w:szCs w:val="28"/>
-          <w:lang w:val="en-US"/>
-        </w:rPr>
-        <w:t xml:space="preserve">    public void </w:t>
+        <w:t xml:space="preserve">(new </w:t>
       </w:r>
       <w:proofErr w:type="spellStart"/>
       <w:proofErr w:type="gramStart"/>
@@ -4384,7 +5553,7 @@
           <w:szCs w:val="28"/>
           <w:lang w:val="en-US"/>
         </w:rPr>
-        <w:t>UndoLast</w:t>
+        <w:t>AddPoiCommand</w:t>
       </w:r>
       <w:proofErr w:type="spellEnd"/>
       <w:r>
@@ -4395,6 +5564,7 @@
         </w:rPr>
         <w:t>(</w:t>
       </w:r>
+      <w:proofErr w:type="spellStart"/>
       <w:proofErr w:type="gramEnd"/>
       <w:r>
         <w:rPr>
@@ -4402,48 +5572,194 @@
           <w:szCs w:val="28"/>
           <w:lang w:val="en-US"/>
         </w:rPr>
-        <w:t>)</w:t>
-      </w:r>
-    </w:p>
-    <w:p>
-      <w:pPr>
-        <w:spacing w:after="0" w:line="360" w:lineRule="auto"/>
-        <w:ind w:firstLine="709"/>
-        <w:jc w:val="both"/>
-        <w:rPr>
-          <w:rFonts w:cs="Times New Roman"/>
-          <w:szCs w:val="28"/>
-          <w:lang w:val="en-US"/>
-        </w:rPr>
-      </w:pPr>
-      <w:r>
-        <w:rPr>
-          <w:rFonts w:cs="Times New Roman"/>
-          <w:szCs w:val="28"/>
-          <w:lang w:val="en-US"/>
-        </w:rPr>
-        <w:t xml:space="preserve">    {</w:t>
-      </w:r>
-    </w:p>
-    <w:p>
-      <w:pPr>
-        <w:spacing w:after="0" w:line="360" w:lineRule="auto"/>
-        <w:ind w:firstLine="709"/>
-        <w:jc w:val="both"/>
-        <w:rPr>
-          <w:rFonts w:cs="Times New Roman"/>
-          <w:szCs w:val="28"/>
-          <w:lang w:val="en-US"/>
-        </w:rPr>
-      </w:pPr>
-      <w:r>
-        <w:rPr>
-          <w:rFonts w:cs="Times New Roman"/>
-          <w:szCs w:val="28"/>
-          <w:lang w:val="en-US"/>
-        </w:rPr>
-        <w:t xml:space="preserve">        if (_</w:t>
-      </w:r>
+        <w:t>mapService</w:t>
+      </w:r>
+      <w:proofErr w:type="spellEnd"/>
+      <w:r>
+        <w:rPr>
+          <w:rFonts w:cs="Times New Roman"/>
+          <w:szCs w:val="28"/>
+          <w:lang w:val="en-US"/>
+        </w:rPr>
+        <w:t>,</w:t>
+      </w:r>
+    </w:p>
+    <w:p>
+      <w:pPr>
+        <w:spacing w:after="0" w:line="360" w:lineRule="auto"/>
+        <w:ind w:firstLine="709"/>
+        <w:jc w:val="both"/>
+        <w:rPr>
+          <w:rFonts w:cs="Times New Roman"/>
+          <w:szCs w:val="28"/>
+          <w:lang w:val="en-US"/>
+        </w:rPr>
+      </w:pPr>
+      <w:r>
+        <w:rPr>
+          <w:rFonts w:cs="Times New Roman"/>
+          <w:szCs w:val="28"/>
+          <w:lang w:val="en-US"/>
+        </w:rPr>
+        <w:lastRenderedPageBreak/>
+        <w:t xml:space="preserve">    new </w:t>
+      </w:r>
+      <w:proofErr w:type="spellStart"/>
+      <w:r>
+        <w:rPr>
+          <w:rFonts w:cs="Times New Roman"/>
+          <w:szCs w:val="28"/>
+          <w:lang w:val="en-US"/>
+        </w:rPr>
+        <w:t>PointOfInterest</w:t>
+      </w:r>
+      <w:proofErr w:type="spellEnd"/>
+      <w:r>
+        <w:rPr>
+          <w:rFonts w:cs="Times New Roman"/>
+          <w:szCs w:val="28"/>
+          <w:lang w:val="en-US"/>
+        </w:rPr>
+        <w:t xml:space="preserve"> </w:t>
+      </w:r>
+      <w:proofErr w:type="gramStart"/>
+      <w:r>
+        <w:rPr>
+          <w:rFonts w:cs="Times New Roman"/>
+          <w:szCs w:val="28"/>
+          <w:lang w:val="en-US"/>
+        </w:rPr>
+        <w:t>{ Name</w:t>
+      </w:r>
+      <w:proofErr w:type="gramEnd"/>
+      <w:r>
+        <w:rPr>
+          <w:rFonts w:cs="Times New Roman"/>
+          <w:szCs w:val="28"/>
+          <w:lang w:val="en-US"/>
+        </w:rPr>
+        <w:t xml:space="preserve"> = "</w:t>
+      </w:r>
+      <w:r>
+        <w:rPr>
+          <w:rFonts w:cs="Times New Roman"/>
+          <w:szCs w:val="28"/>
+        </w:rPr>
+        <w:t>Кофейня</w:t>
+      </w:r>
+      <w:r>
+        <w:rPr>
+          <w:rFonts w:cs="Times New Roman"/>
+          <w:szCs w:val="28"/>
+          <w:lang w:val="en-US"/>
+        </w:rPr>
+        <w:t xml:space="preserve"> </w:t>
+      </w:r>
+      <w:r>
+        <w:rPr>
+          <w:rFonts w:cs="Times New Roman"/>
+          <w:szCs w:val="28"/>
+        </w:rPr>
+        <w:t>на</w:t>
+      </w:r>
+      <w:r>
+        <w:rPr>
+          <w:rFonts w:cs="Times New Roman"/>
+          <w:szCs w:val="28"/>
+          <w:lang w:val="en-US"/>
+        </w:rPr>
+        <w:t xml:space="preserve"> </w:t>
+      </w:r>
+      <w:r>
+        <w:rPr>
+          <w:rFonts w:cs="Times New Roman"/>
+          <w:szCs w:val="28"/>
+        </w:rPr>
+        <w:t>углу</w:t>
+      </w:r>
+      <w:r>
+        <w:rPr>
+          <w:rFonts w:cs="Times New Roman"/>
+          <w:szCs w:val="28"/>
+          <w:lang w:val="en-US"/>
+        </w:rPr>
+        <w:t>", Category = "</w:t>
+      </w:r>
+      <w:r>
+        <w:rPr>
+          <w:rFonts w:cs="Times New Roman"/>
+          <w:szCs w:val="28"/>
+        </w:rPr>
+        <w:t>Кафе</w:t>
+      </w:r>
+      <w:r>
+        <w:rPr>
+          <w:rFonts w:cs="Times New Roman"/>
+          <w:szCs w:val="28"/>
+          <w:lang w:val="en-US"/>
+        </w:rPr>
+        <w:t xml:space="preserve">", Coordinate = new </w:t>
+      </w:r>
+      <w:proofErr w:type="gramStart"/>
+      <w:r>
+        <w:rPr>
+          <w:rFonts w:cs="Times New Roman"/>
+          <w:szCs w:val="28"/>
+          <w:lang w:val="en-US"/>
+        </w:rPr>
+        <w:t>Coordinate(</w:t>
+      </w:r>
+      <w:proofErr w:type="gramEnd"/>
+      <w:r>
+        <w:rPr>
+          <w:rFonts w:cs="Times New Roman"/>
+          <w:szCs w:val="28"/>
+          <w:lang w:val="en-US"/>
+        </w:rPr>
+        <w:t>55.7612, 37.6205</w:t>
+      </w:r>
+      <w:proofErr w:type="gramStart"/>
+      <w:r>
+        <w:rPr>
+          <w:rFonts w:cs="Times New Roman"/>
+          <w:szCs w:val="28"/>
+          <w:lang w:val="en-US"/>
+        </w:rPr>
+        <w:t>) }</w:t>
+      </w:r>
+      <w:proofErr w:type="gramEnd"/>
+      <w:r>
+        <w:rPr>
+          <w:rFonts w:cs="Times New Roman"/>
+          <w:szCs w:val="28"/>
+          <w:lang w:val="en-US"/>
+        </w:rPr>
+        <w:t>));</w:t>
+      </w:r>
+    </w:p>
+    <w:p>
+      <w:pPr>
+        <w:spacing w:after="0" w:line="360" w:lineRule="auto"/>
+        <w:ind w:firstLine="709"/>
+        <w:jc w:val="both"/>
+        <w:rPr>
+          <w:rFonts w:cs="Times New Roman"/>
+          <w:szCs w:val="28"/>
+          <w:lang w:val="en-US"/>
+        </w:rPr>
+      </w:pPr>
+    </w:p>
+    <w:p>
+      <w:pPr>
+        <w:spacing w:after="0" w:line="360" w:lineRule="auto"/>
+        <w:ind w:firstLine="709"/>
+        <w:jc w:val="both"/>
+        <w:rPr>
+          <w:rFonts w:cs="Times New Roman"/>
+          <w:szCs w:val="28"/>
+          <w:lang w:val="en-US"/>
+        </w:rPr>
+      </w:pPr>
       <w:proofErr w:type="spellStart"/>
       <w:proofErr w:type="gramStart"/>
       <w:r>
@@ -4452,7 +5768,7 @@
           <w:szCs w:val="28"/>
           <w:lang w:val="en-US"/>
         </w:rPr>
-        <w:t>history.Count</w:t>
+        <w:t>System.Console.WriteLine</w:t>
       </w:r>
       <w:proofErr w:type="spellEnd"/>
       <w:proofErr w:type="gramEnd"/>
@@ -4462,136 +5778,97 @@
           <w:szCs w:val="28"/>
           <w:lang w:val="en-US"/>
         </w:rPr>
-        <w:t xml:space="preserve"> == 0)</w:t>
-      </w:r>
-    </w:p>
-    <w:p>
-      <w:pPr>
-        <w:spacing w:after="0" w:line="360" w:lineRule="auto"/>
-        <w:ind w:firstLine="709"/>
-        <w:jc w:val="both"/>
-        <w:rPr>
-          <w:rFonts w:cs="Times New Roman"/>
-          <w:szCs w:val="28"/>
-          <w:lang w:val="en-US"/>
-        </w:rPr>
-      </w:pPr>
-      <w:r>
-        <w:rPr>
-          <w:rFonts w:cs="Times New Roman"/>
-          <w:szCs w:val="28"/>
-          <w:lang w:val="en-US"/>
-        </w:rPr>
-        <w:t xml:space="preserve">        {</w:t>
-      </w:r>
-    </w:p>
-    <w:p>
-      <w:pPr>
-        <w:spacing w:after="0" w:line="360" w:lineRule="auto"/>
-        <w:ind w:firstLine="709"/>
-        <w:jc w:val="both"/>
-        <w:rPr>
-          <w:rFonts w:cs="Times New Roman"/>
-          <w:szCs w:val="28"/>
-          <w:lang w:val="en-US"/>
-        </w:rPr>
-      </w:pPr>
-      <w:r>
-        <w:rPr>
-          <w:rFonts w:cs="Times New Roman"/>
-          <w:szCs w:val="28"/>
-          <w:lang w:val="en-US"/>
-        </w:rPr>
-        <w:lastRenderedPageBreak/>
-        <w:t xml:space="preserve">            return;</w:t>
-      </w:r>
-    </w:p>
-    <w:p>
-      <w:pPr>
-        <w:spacing w:after="0" w:line="360" w:lineRule="auto"/>
-        <w:ind w:firstLine="709"/>
-        <w:jc w:val="both"/>
-        <w:rPr>
-          <w:rFonts w:cs="Times New Roman"/>
-          <w:szCs w:val="28"/>
-          <w:lang w:val="en-US"/>
-        </w:rPr>
-      </w:pPr>
-      <w:r>
-        <w:rPr>
-          <w:rFonts w:cs="Times New Roman"/>
-          <w:szCs w:val="28"/>
-          <w:lang w:val="en-US"/>
-        </w:rPr>
-        <w:t xml:space="preserve">        }</w:t>
-      </w:r>
-    </w:p>
-    <w:p>
-      <w:pPr>
-        <w:spacing w:after="0" w:line="360" w:lineRule="auto"/>
-        <w:ind w:firstLine="709"/>
-        <w:jc w:val="both"/>
-        <w:rPr>
-          <w:rFonts w:cs="Times New Roman"/>
-          <w:szCs w:val="28"/>
-          <w:lang w:val="en-US"/>
-        </w:rPr>
-      </w:pPr>
-    </w:p>
-    <w:p>
-      <w:pPr>
-        <w:spacing w:after="0" w:line="360" w:lineRule="auto"/>
-        <w:ind w:firstLine="709"/>
-        <w:jc w:val="both"/>
-        <w:rPr>
-          <w:rFonts w:cs="Times New Roman"/>
-          <w:szCs w:val="28"/>
-          <w:lang w:val="en-US"/>
-        </w:rPr>
-      </w:pPr>
-      <w:r>
-        <w:rPr>
-          <w:rFonts w:cs="Times New Roman"/>
-          <w:szCs w:val="28"/>
-          <w:lang w:val="en-US"/>
-        </w:rPr>
-        <w:t xml:space="preserve">        </w:t>
-      </w:r>
-      <w:proofErr w:type="spellStart"/>
-      <w:r>
-        <w:rPr>
-          <w:rFonts w:cs="Times New Roman"/>
-          <w:szCs w:val="28"/>
-          <w:lang w:val="en-US"/>
-        </w:rPr>
-        <w:t>ICommand</w:t>
-      </w:r>
-      <w:proofErr w:type="spellEnd"/>
-      <w:r>
-        <w:rPr>
-          <w:rFonts w:cs="Times New Roman"/>
-          <w:szCs w:val="28"/>
-          <w:lang w:val="en-US"/>
-        </w:rPr>
-        <w:t xml:space="preserve"> last = _</w:t>
-      </w:r>
-      <w:proofErr w:type="gramStart"/>
-      <w:r>
-        <w:rPr>
-          <w:rFonts w:cs="Times New Roman"/>
-          <w:szCs w:val="28"/>
-          <w:lang w:val="en-US"/>
-        </w:rPr>
-        <w:t>history[</w:t>
-      </w:r>
-      <w:proofErr w:type="gramEnd"/>
-      <w:r>
-        <w:rPr>
-          <w:rFonts w:cs="Times New Roman"/>
-          <w:szCs w:val="28"/>
-          <w:lang w:val="en-US"/>
-        </w:rPr>
-        <w:t>_</w:t>
+        <w:t>($"</w:t>
+      </w:r>
+      <w:r>
+        <w:rPr>
+          <w:rFonts w:cs="Times New Roman"/>
+          <w:szCs w:val="28"/>
+        </w:rPr>
+        <w:t>После</w:t>
+      </w:r>
+      <w:r>
+        <w:rPr>
+          <w:rFonts w:cs="Times New Roman"/>
+          <w:szCs w:val="28"/>
+          <w:lang w:val="en-US"/>
+        </w:rPr>
+        <w:t xml:space="preserve"> 3 </w:t>
+      </w:r>
+      <w:r>
+        <w:rPr>
+          <w:rFonts w:cs="Times New Roman"/>
+          <w:szCs w:val="28"/>
+        </w:rPr>
+        <w:t>добавлений</w:t>
+      </w:r>
+      <w:r>
+        <w:rPr>
+          <w:rFonts w:cs="Times New Roman"/>
+          <w:szCs w:val="28"/>
+          <w:lang w:val="en-US"/>
+        </w:rPr>
+        <w:t xml:space="preserve"> (</w:t>
+      </w:r>
+      <w:r>
+        <w:rPr>
+          <w:rFonts w:cs="Times New Roman"/>
+          <w:szCs w:val="28"/>
+        </w:rPr>
+        <w:t>всего</w:t>
+      </w:r>
+      <w:r>
+        <w:rPr>
+          <w:rFonts w:cs="Times New Roman"/>
+          <w:szCs w:val="28"/>
+          <w:lang w:val="en-US"/>
+        </w:rPr>
+        <w:t xml:space="preserve"> </w:t>
+      </w:r>
+      <w:r>
+        <w:rPr>
+          <w:rFonts w:cs="Times New Roman"/>
+          <w:szCs w:val="28"/>
+        </w:rPr>
+        <w:t>точек</w:t>
+      </w:r>
+      <w:r>
+        <w:rPr>
+          <w:rFonts w:cs="Times New Roman"/>
+          <w:szCs w:val="28"/>
+          <w:lang w:val="en-US"/>
+        </w:rPr>
+        <w:t xml:space="preserve"> </w:t>
+      </w:r>
+      <w:r>
+        <w:rPr>
+          <w:rFonts w:cs="Times New Roman"/>
+          <w:szCs w:val="28"/>
+        </w:rPr>
+        <w:t>в</w:t>
+      </w:r>
+      <w:r>
+        <w:rPr>
+          <w:rFonts w:cs="Times New Roman"/>
+          <w:szCs w:val="28"/>
+          <w:lang w:val="en-US"/>
+        </w:rPr>
+        <w:t xml:space="preserve"> </w:t>
+      </w:r>
+      <w:r>
+        <w:rPr>
+          <w:rFonts w:cs="Times New Roman"/>
+          <w:szCs w:val="28"/>
+        </w:rPr>
+        <w:t>реестре</w:t>
+      </w:r>
+      <w:r>
+        <w:rPr>
+          <w:rFonts w:cs="Times New Roman"/>
+          <w:szCs w:val="28"/>
+          <w:lang w:val="en-US"/>
+        </w:rPr>
+        <w:t>: {</w:t>
       </w:r>
       <w:proofErr w:type="spellStart"/>
       <w:proofErr w:type="gramStart"/>
@@ -4601,7 +5878,7 @@
           <w:szCs w:val="28"/>
           <w:lang w:val="en-US"/>
         </w:rPr>
-        <w:t>history.Count</w:t>
+        <w:t>mapService.All.Count</w:t>
       </w:r>
       <w:proofErr w:type="spellEnd"/>
       <w:proofErr w:type="gramEnd"/>
@@ -4611,39 +5888,45 @@
           <w:szCs w:val="28"/>
           <w:lang w:val="en-US"/>
         </w:rPr>
-        <w:t xml:space="preserve"> - 1];</w:t>
-      </w:r>
-    </w:p>
-    <w:p>
-      <w:pPr>
-        <w:spacing w:after="0" w:line="360" w:lineRule="auto"/>
-        <w:ind w:firstLine="709"/>
-        <w:jc w:val="both"/>
-        <w:rPr>
-          <w:rFonts w:cs="Times New Roman"/>
-          <w:szCs w:val="28"/>
-          <w:lang w:val="en-US"/>
-        </w:rPr>
-      </w:pPr>
-    </w:p>
-    <w:p>
-      <w:pPr>
-        <w:spacing w:after="0" w:line="360" w:lineRule="auto"/>
-        <w:ind w:firstLine="709"/>
-        <w:jc w:val="both"/>
-        <w:rPr>
-          <w:rFonts w:cs="Times New Roman"/>
-          <w:szCs w:val="28"/>
-          <w:lang w:val="en-US"/>
-        </w:rPr>
-      </w:pPr>
-      <w:r>
-        <w:rPr>
-          <w:rFonts w:cs="Times New Roman"/>
-          <w:szCs w:val="28"/>
-          <w:lang w:val="en-US"/>
-        </w:rPr>
-        <w:t xml:space="preserve">        </w:t>
+        <w:t>}):");</w:t>
+      </w:r>
+    </w:p>
+    <w:p>
+      <w:pPr>
+        <w:spacing w:after="0" w:line="360" w:lineRule="auto"/>
+        <w:ind w:firstLine="709"/>
+        <w:jc w:val="both"/>
+        <w:rPr>
+          <w:rFonts w:cs="Times New Roman"/>
+          <w:szCs w:val="28"/>
+          <w:lang w:val="en-US"/>
+        </w:rPr>
+      </w:pPr>
+      <w:r>
+        <w:rPr>
+          <w:rFonts w:cs="Times New Roman"/>
+          <w:szCs w:val="28"/>
+          <w:lang w:val="en-US"/>
+        </w:rPr>
+        <w:t xml:space="preserve">foreach (var p in </w:t>
+      </w:r>
+      <w:proofErr w:type="spellStart"/>
+      <w:r>
+        <w:rPr>
+          <w:rFonts w:cs="Times New Roman"/>
+          <w:szCs w:val="28"/>
+          <w:lang w:val="en-US"/>
+        </w:rPr>
+        <w:t>mapService.All</w:t>
+      </w:r>
+      <w:proofErr w:type="spellEnd"/>
+      <w:r>
+        <w:rPr>
+          <w:rFonts w:cs="Times New Roman"/>
+          <w:szCs w:val="28"/>
+          <w:lang w:val="en-US"/>
+        </w:rPr>
+        <w:t xml:space="preserve">) </w:t>
       </w:r>
       <w:proofErr w:type="spellStart"/>
       <w:proofErr w:type="gramStart"/>
@@ -4653,7 +5936,7 @@
           <w:szCs w:val="28"/>
           <w:lang w:val="en-US"/>
         </w:rPr>
-        <w:t>last.Undo</w:t>
+        <w:t>System.Console.WriteLine</w:t>
       </w:r>
       <w:proofErr w:type="spellEnd"/>
       <w:proofErr w:type="gramEnd"/>
@@ -4663,40 +5946,115 @@
           <w:szCs w:val="28"/>
           <w:lang w:val="en-US"/>
         </w:rPr>
-        <w:t>();</w:t>
-      </w:r>
-    </w:p>
-    <w:p>
-      <w:pPr>
-        <w:spacing w:after="0" w:line="360" w:lineRule="auto"/>
-        <w:ind w:firstLine="709"/>
-        <w:jc w:val="both"/>
-        <w:rPr>
-          <w:rFonts w:cs="Times New Roman"/>
-          <w:szCs w:val="28"/>
-          <w:lang w:val="en-US"/>
-        </w:rPr>
-      </w:pPr>
-    </w:p>
-    <w:p>
-      <w:pPr>
-        <w:spacing w:after="0" w:line="360" w:lineRule="auto"/>
-        <w:ind w:firstLine="709"/>
-        <w:jc w:val="both"/>
-        <w:rPr>
-          <w:rFonts w:cs="Times New Roman"/>
-          <w:szCs w:val="28"/>
-          <w:lang w:val="en-US"/>
-        </w:rPr>
-      </w:pPr>
-      <w:r>
-        <w:rPr>
-          <w:rFonts w:cs="Times New Roman"/>
-          <w:szCs w:val="28"/>
-          <w:lang w:val="en-US"/>
-        </w:rPr>
-        <w:t xml:space="preserve">        _</w:t>
-      </w:r>
+        <w:t>(</w:t>
+      </w:r>
+      <w:proofErr w:type="gramStart"/>
+      <w:r>
+        <w:rPr>
+          <w:rFonts w:cs="Times New Roman"/>
+          <w:szCs w:val="28"/>
+          <w:lang w:val="en-US"/>
+        </w:rPr>
+        <w:t>"  "</w:t>
+      </w:r>
+      <w:proofErr w:type="gramEnd"/>
+      <w:r>
+        <w:rPr>
+          <w:rFonts w:cs="Times New Roman"/>
+          <w:szCs w:val="28"/>
+          <w:lang w:val="en-US"/>
+        </w:rPr>
+        <w:t xml:space="preserve"> + p);</w:t>
+      </w:r>
+    </w:p>
+    <w:p>
+      <w:pPr>
+        <w:spacing w:after="0" w:line="360" w:lineRule="auto"/>
+        <w:ind w:firstLine="709"/>
+        <w:jc w:val="both"/>
+        <w:rPr>
+          <w:rFonts w:cs="Times New Roman"/>
+          <w:szCs w:val="28"/>
+          <w:lang w:val="en-US"/>
+        </w:rPr>
+      </w:pPr>
+    </w:p>
+    <w:p>
+      <w:pPr>
+        <w:spacing w:after="0" w:line="360" w:lineRule="auto"/>
+        <w:ind w:firstLine="709"/>
+        <w:jc w:val="both"/>
+        <w:rPr>
+          <w:rFonts w:cs="Times New Roman"/>
+          <w:szCs w:val="28"/>
+          <w:lang w:val="en-US"/>
+        </w:rPr>
+      </w:pPr>
+      <w:r>
+        <w:rPr>
+          <w:rFonts w:cs="Times New Roman"/>
+          <w:szCs w:val="28"/>
+          <w:lang w:val="en-US"/>
+        </w:rPr>
+        <w:t xml:space="preserve">// </w:t>
+      </w:r>
+      <w:r>
+        <w:rPr>
+          <w:rFonts w:cs="Times New Roman"/>
+          <w:szCs w:val="28"/>
+        </w:rPr>
+        <w:t>Отменяем</w:t>
+      </w:r>
+      <w:r>
+        <w:rPr>
+          <w:rFonts w:cs="Times New Roman"/>
+          <w:szCs w:val="28"/>
+          <w:lang w:val="en-US"/>
+        </w:rPr>
+        <w:t xml:space="preserve"> </w:t>
+      </w:r>
+      <w:r>
+        <w:rPr>
+          <w:rFonts w:cs="Times New Roman"/>
+          <w:szCs w:val="28"/>
+        </w:rPr>
+        <w:t>последнее</w:t>
+      </w:r>
+      <w:r>
+        <w:rPr>
+          <w:rFonts w:cs="Times New Roman"/>
+          <w:szCs w:val="28"/>
+          <w:lang w:val="en-US"/>
+        </w:rPr>
+        <w:t xml:space="preserve"> </w:t>
+      </w:r>
+      <w:r>
+        <w:rPr>
+          <w:rFonts w:cs="Times New Roman"/>
+          <w:szCs w:val="28"/>
+        </w:rPr>
+        <w:t>действие</w:t>
+      </w:r>
+      <w:r>
+        <w:rPr>
+          <w:rFonts w:cs="Times New Roman"/>
+          <w:szCs w:val="28"/>
+          <w:lang w:val="en-US"/>
+        </w:rPr>
+        <w:t>.</w:t>
+      </w:r>
+    </w:p>
+    <w:p>
+      <w:pPr>
+        <w:spacing w:after="0" w:line="360" w:lineRule="auto"/>
+        <w:ind w:firstLine="709"/>
+        <w:jc w:val="both"/>
+        <w:rPr>
+          <w:rFonts w:cs="Times New Roman"/>
+          <w:szCs w:val="28"/>
+          <w:lang w:val="en-US"/>
+        </w:rPr>
+      </w:pPr>
       <w:proofErr w:type="spellStart"/>
       <w:proofErr w:type="gramStart"/>
       <w:r>
@@ -4705,7 +6063,7 @@
           <w:szCs w:val="28"/>
           <w:lang w:val="en-US"/>
         </w:rPr>
-        <w:t>history.RemoveAt</w:t>
+        <w:t>System.Console.WriteLine</w:t>
       </w:r>
       <w:proofErr w:type="spellEnd"/>
       <w:proofErr w:type="gramEnd"/>
@@ -4715,7 +6073,7 @@
           <w:szCs w:val="28"/>
           <w:lang w:val="en-US"/>
         </w:rPr>
-        <w:t>(_</w:t>
+        <w:t xml:space="preserve">("\n--- </w:t>
       </w:r>
       <w:proofErr w:type="spellStart"/>
       <w:proofErr w:type="gramStart"/>
@@ -4725,7 +6083,47 @@
           <w:szCs w:val="28"/>
           <w:lang w:val="en-US"/>
         </w:rPr>
-        <w:t>history.Count</w:t>
+        <w:t>UndoLast</w:t>
+      </w:r>
+      <w:proofErr w:type="spellEnd"/>
+      <w:r>
+        <w:rPr>
+          <w:rFonts w:cs="Times New Roman"/>
+          <w:szCs w:val="28"/>
+          <w:lang w:val="en-US"/>
+        </w:rPr>
+        <w:t>(</w:t>
+      </w:r>
+      <w:proofErr w:type="gramEnd"/>
+      <w:r>
+        <w:rPr>
+          <w:rFonts w:cs="Times New Roman"/>
+          <w:szCs w:val="28"/>
+          <w:lang w:val="en-US"/>
+        </w:rPr>
+        <w:t>) ---");</w:t>
+      </w:r>
+    </w:p>
+    <w:p>
+      <w:pPr>
+        <w:spacing w:after="0" w:line="360" w:lineRule="auto"/>
+        <w:ind w:firstLine="709"/>
+        <w:jc w:val="both"/>
+        <w:rPr>
+          <w:rFonts w:cs="Times New Roman"/>
+          <w:szCs w:val="28"/>
+          <w:lang w:val="en-US"/>
+        </w:rPr>
+      </w:pPr>
+      <w:proofErr w:type="spellStart"/>
+      <w:proofErr w:type="gramStart"/>
+      <w:r>
+        <w:rPr>
+          <w:rFonts w:cs="Times New Roman"/>
+          <w:szCs w:val="28"/>
+          <w:lang w:val="en-US"/>
+        </w:rPr>
+        <w:t>invoker.UndoLast</w:t>
       </w:r>
       <w:proofErr w:type="spellEnd"/>
       <w:proofErr w:type="gramEnd"/>
@@ -4735,320 +6133,20 @@
           <w:szCs w:val="28"/>
           <w:lang w:val="en-US"/>
         </w:rPr>
-        <w:t xml:space="preserve"> - 1);</w:t>
-      </w:r>
-    </w:p>
-    <w:p>
-      <w:pPr>
-        <w:spacing w:after="0" w:line="360" w:lineRule="auto"/>
-        <w:ind w:firstLine="709"/>
-        <w:jc w:val="both"/>
-        <w:rPr>
-          <w:rFonts w:cs="Times New Roman"/>
-          <w:szCs w:val="28"/>
-        </w:rPr>
-      </w:pPr>
-      <w:r>
-        <w:rPr>
-          <w:rFonts w:cs="Times New Roman"/>
-          <w:szCs w:val="28"/>
-          <w:lang w:val="en-US"/>
-        </w:rPr>
-        <w:t xml:space="preserve">    </w:t>
-      </w:r>
-      <w:r>
-        <w:rPr>
-          <w:rFonts w:cs="Times New Roman"/>
-          <w:szCs w:val="28"/>
-        </w:rPr>
-        <w:t>}</w:t>
-      </w:r>
-    </w:p>
-    <w:p>
-      <w:pPr>
-        <w:spacing w:after="0" w:line="360" w:lineRule="auto"/>
-        <w:ind w:firstLine="709"/>
-        <w:jc w:val="both"/>
-        <w:rPr>
-          <w:rFonts w:cs="Times New Roman"/>
-          <w:szCs w:val="28"/>
-        </w:rPr>
-      </w:pPr>
-      <w:r>
-        <w:rPr>
-          <w:rFonts w:cs="Times New Roman"/>
-          <w:szCs w:val="28"/>
-        </w:rPr>
-        <w:t>}</w:t>
-      </w:r>
-    </w:p>
-    <w:p>
-      <w:pPr>
-        <w:spacing w:after="0" w:line="360" w:lineRule="auto"/>
-        <w:ind w:firstLine="709"/>
-        <w:jc w:val="both"/>
-        <w:rPr>
-          <w:rFonts w:cs="Times New Roman"/>
-          <w:szCs w:val="28"/>
-          <w:lang w:val="en-US"/>
-        </w:rPr>
-      </w:pPr>
-      <w:r>
-        <w:rPr>
-          <w:rFonts w:cs="Times New Roman"/>
-          <w:szCs w:val="28"/>
-        </w:rPr>
-        <w:t>Демонстрация</w:t>
-      </w:r>
-      <w:r>
-        <w:rPr>
-          <w:rFonts w:cs="Times New Roman"/>
-          <w:szCs w:val="28"/>
-          <w:lang w:val="en-US"/>
-        </w:rPr>
-        <w:t xml:space="preserve"> </w:t>
-      </w:r>
-      <w:r>
-        <w:rPr>
-          <w:rFonts w:cs="Times New Roman"/>
-          <w:szCs w:val="28"/>
-        </w:rPr>
-        <w:t>работы</w:t>
-      </w:r>
-      <w:r>
-        <w:rPr>
-          <w:rFonts w:cs="Times New Roman"/>
-          <w:szCs w:val="28"/>
-          <w:lang w:val="en-US"/>
-        </w:rPr>
-        <w:t xml:space="preserve"> </w:t>
-      </w:r>
-      <w:r>
-        <w:rPr>
-          <w:rFonts w:cs="Times New Roman"/>
-          <w:szCs w:val="28"/>
-        </w:rPr>
-        <w:t>паттерна</w:t>
-      </w:r>
-      <w:r>
-        <w:rPr>
-          <w:rFonts w:cs="Times New Roman"/>
-          <w:szCs w:val="28"/>
-          <w:lang w:val="en-US"/>
-        </w:rPr>
-        <w:t xml:space="preserve"> «</w:t>
-      </w:r>
-      <w:r>
-        <w:rPr>
-          <w:rFonts w:cs="Times New Roman"/>
-          <w:szCs w:val="28"/>
-          <w:lang w:val="en-US"/>
-        </w:rPr>
-        <w:t>Command</w:t>
-      </w:r>
-      <w:r>
-        <w:rPr>
-          <w:rFonts w:cs="Times New Roman"/>
-          <w:szCs w:val="28"/>
-          <w:lang w:val="en-US"/>
-        </w:rPr>
-        <w:t>»</w:t>
-      </w:r>
-    </w:p>
-    <w:p>
-      <w:pPr>
-        <w:spacing w:after="0" w:line="360" w:lineRule="auto"/>
-        <w:ind w:firstLine="709"/>
-        <w:jc w:val="both"/>
-        <w:rPr>
-          <w:rFonts w:cs="Times New Roman"/>
-          <w:szCs w:val="28"/>
-          <w:lang w:val="en-US"/>
-        </w:rPr>
-      </w:pPr>
-      <w:proofErr w:type="spellStart"/>
-      <w:r>
-        <w:rPr>
-          <w:rFonts w:cs="Times New Roman"/>
-          <w:szCs w:val="28"/>
-          <w:lang w:val="en-US"/>
-        </w:rPr>
-        <w:t>CommandInvoker</w:t>
-      </w:r>
-      <w:proofErr w:type="spellEnd"/>
-      <w:r>
-        <w:rPr>
-          <w:rFonts w:cs="Times New Roman"/>
-          <w:szCs w:val="28"/>
-          <w:lang w:val="en-US"/>
-        </w:rPr>
-        <w:t xml:space="preserve"> invoker = </w:t>
-      </w:r>
-      <w:proofErr w:type="gramStart"/>
-      <w:r>
-        <w:rPr>
-          <w:rFonts w:cs="Times New Roman"/>
-          <w:szCs w:val="28"/>
-          <w:lang w:val="en-US"/>
-        </w:rPr>
-        <w:t>new(</w:t>
-      </w:r>
-      <w:proofErr w:type="gramEnd"/>
-      <w:r>
-        <w:rPr>
-          <w:rFonts w:cs="Times New Roman"/>
-          <w:szCs w:val="28"/>
-          <w:lang w:val="en-US"/>
-        </w:rPr>
-        <w:t>);</w:t>
-      </w:r>
-    </w:p>
-    <w:p>
-      <w:pPr>
-        <w:spacing w:after="0" w:line="360" w:lineRule="auto"/>
-        <w:ind w:firstLine="709"/>
-        <w:jc w:val="both"/>
-        <w:rPr>
-          <w:rFonts w:cs="Times New Roman"/>
-          <w:szCs w:val="28"/>
-          <w:lang w:val="en-US"/>
-        </w:rPr>
-      </w:pPr>
-    </w:p>
-    <w:p>
-      <w:pPr>
-        <w:spacing w:after="0" w:line="360" w:lineRule="auto"/>
-        <w:ind w:firstLine="709"/>
-        <w:jc w:val="both"/>
-        <w:rPr>
-          <w:rFonts w:cs="Times New Roman"/>
-          <w:szCs w:val="28"/>
-        </w:rPr>
-      </w:pPr>
-      <w:proofErr w:type="spellStart"/>
-      <w:r>
-        <w:rPr>
-          <w:rFonts w:cs="Times New Roman"/>
-          <w:szCs w:val="28"/>
-        </w:rPr>
-        <w:t>System.Console.</w:t>
-      </w:r>
-      <w:proofErr w:type="gramStart"/>
-      <w:r>
-        <w:rPr>
-          <w:rFonts w:cs="Times New Roman"/>
-          <w:szCs w:val="28"/>
-        </w:rPr>
-        <w:t>WriteLine</w:t>
-      </w:r>
-      <w:proofErr w:type="spellEnd"/>
-      <w:r>
-        <w:rPr>
-          <w:rFonts w:cs="Times New Roman"/>
-          <w:szCs w:val="28"/>
-        </w:rPr>
-        <w:t>(</w:t>
-      </w:r>
-      <w:proofErr w:type="gramEnd"/>
-      <w:r>
-        <w:rPr>
-          <w:rFonts w:cs="Times New Roman"/>
-          <w:szCs w:val="28"/>
-        </w:rPr>
-        <w:t xml:space="preserve">"===== Команда: журнал операций с </w:t>
-      </w:r>
-      <w:proofErr w:type="spellStart"/>
-      <w:r>
-        <w:rPr>
-          <w:rFonts w:cs="Times New Roman"/>
-          <w:szCs w:val="28"/>
-        </w:rPr>
-        <w:t>Undo</w:t>
-      </w:r>
-      <w:proofErr w:type="spellEnd"/>
-      <w:r>
-        <w:rPr>
-          <w:rFonts w:cs="Times New Roman"/>
-          <w:szCs w:val="28"/>
-        </w:rPr>
-        <w:t xml:space="preserve"> =====\n");</w:t>
-      </w:r>
-    </w:p>
-    <w:p>
-      <w:pPr>
-        <w:spacing w:after="0" w:line="360" w:lineRule="auto"/>
-        <w:ind w:firstLine="709"/>
-        <w:jc w:val="both"/>
-        <w:rPr>
-          <w:rFonts w:cs="Times New Roman"/>
-          <w:szCs w:val="28"/>
-        </w:rPr>
-      </w:pPr>
-    </w:p>
-    <w:p>
-      <w:pPr>
-        <w:spacing w:after="0" w:line="360" w:lineRule="auto"/>
-        <w:ind w:firstLine="709"/>
-        <w:jc w:val="both"/>
-        <w:rPr>
-          <w:rFonts w:cs="Times New Roman"/>
-          <w:szCs w:val="28"/>
-          <w:lang w:val="en-US"/>
-        </w:rPr>
-      </w:pPr>
-      <w:r>
-        <w:rPr>
-          <w:rFonts w:cs="Times New Roman"/>
-          <w:szCs w:val="28"/>
-          <w:lang w:val="en-US"/>
-        </w:rPr>
-        <w:t xml:space="preserve">// </w:t>
-      </w:r>
-      <w:r>
-        <w:rPr>
-          <w:rFonts w:cs="Times New Roman"/>
-          <w:szCs w:val="28"/>
-        </w:rPr>
-        <w:t>Выполняем</w:t>
-      </w:r>
-      <w:r>
-        <w:rPr>
-          <w:rFonts w:cs="Times New Roman"/>
-          <w:szCs w:val="28"/>
-          <w:lang w:val="en-US"/>
-        </w:rPr>
-        <w:t xml:space="preserve"> </w:t>
-      </w:r>
-      <w:r>
-        <w:rPr>
-          <w:rFonts w:cs="Times New Roman"/>
-          <w:szCs w:val="28"/>
-        </w:rPr>
-        <w:t>команды</w:t>
-      </w:r>
-      <w:r>
-        <w:rPr>
-          <w:rFonts w:cs="Times New Roman"/>
-          <w:szCs w:val="28"/>
-          <w:lang w:val="en-US"/>
-        </w:rPr>
-        <w:t xml:space="preserve"> </w:t>
-      </w:r>
-      <w:r>
-        <w:rPr>
-          <w:rFonts w:cs="Times New Roman"/>
-          <w:szCs w:val="28"/>
-        </w:rPr>
-        <w:t>через</w:t>
-      </w:r>
-      <w:r>
-        <w:rPr>
-          <w:rFonts w:cs="Times New Roman"/>
-          <w:szCs w:val="28"/>
-          <w:lang w:val="en-US"/>
-        </w:rPr>
-        <w:t xml:space="preserve"> Invoker.</w:t>
-      </w:r>
+        <w:t>();</w:t>
+      </w:r>
+    </w:p>
+    <w:p>
+      <w:pPr>
+        <w:spacing w:after="0" w:line="360" w:lineRule="auto"/>
+        <w:ind w:firstLine="709"/>
+        <w:jc w:val="both"/>
+        <w:rPr>
+          <w:rFonts w:cs="Times New Roman"/>
+          <w:szCs w:val="28"/>
+          <w:lang w:val="en-US"/>
+        </w:rPr>
+      </w:pPr>
     </w:p>
     <w:p>
       <w:pPr>
@@ -5069,7 +6167,7 @@
           <w:szCs w:val="28"/>
           <w:lang w:val="en-US"/>
         </w:rPr>
-        <w:t>invoker.Execute</w:t>
+        <w:t>System.Console.WriteLine</w:t>
       </w:r>
       <w:proofErr w:type="spellEnd"/>
       <w:proofErr w:type="gramEnd"/>
@@ -5079,7 +6177,67 @@
           <w:szCs w:val="28"/>
           <w:lang w:val="en-US"/>
         </w:rPr>
-        <w:t xml:space="preserve">(new </w:t>
+        <w:t>($"</w:t>
+      </w:r>
+      <w:r>
+        <w:rPr>
+          <w:rFonts w:cs="Times New Roman"/>
+          <w:szCs w:val="28"/>
+        </w:rPr>
+        <w:t>После</w:t>
+      </w:r>
+      <w:r>
+        <w:rPr>
+          <w:rFonts w:cs="Times New Roman"/>
+          <w:szCs w:val="28"/>
+          <w:lang w:val="en-US"/>
+        </w:rPr>
+        <w:t xml:space="preserve"> </w:t>
+      </w:r>
+      <w:r>
+        <w:rPr>
+          <w:rFonts w:cs="Times New Roman"/>
+          <w:szCs w:val="28"/>
+        </w:rPr>
+        <w:t>отмены</w:t>
+      </w:r>
+      <w:r>
+        <w:rPr>
+          <w:rFonts w:cs="Times New Roman"/>
+          <w:szCs w:val="28"/>
+          <w:lang w:val="en-US"/>
+        </w:rPr>
+        <w:t xml:space="preserve"> (</w:t>
+      </w:r>
+      <w:r>
+        <w:rPr>
+          <w:rFonts w:cs="Times New Roman"/>
+          <w:szCs w:val="28"/>
+        </w:rPr>
+        <w:t>осталось</w:t>
+      </w:r>
+      <w:r>
+        <w:rPr>
+          <w:rFonts w:cs="Times New Roman"/>
+          <w:szCs w:val="28"/>
+          <w:lang w:val="en-US"/>
+        </w:rPr>
+        <w:t xml:space="preserve"> </w:t>
+      </w:r>
+      <w:r>
+        <w:rPr>
+          <w:rFonts w:cs="Times New Roman"/>
+          <w:szCs w:val="28"/>
+        </w:rPr>
+        <w:t>точек</w:t>
+      </w:r>
+      <w:r>
+        <w:rPr>
+          <w:rFonts w:cs="Times New Roman"/>
+          <w:szCs w:val="28"/>
+          <w:lang w:val="en-US"/>
+        </w:rPr>
+        <w:t>: {</w:t>
       </w:r>
       <w:proofErr w:type="spellStart"/>
       <w:proofErr w:type="gramStart"/>
@@ -5089,7 +6247,292 @@
           <w:szCs w:val="28"/>
           <w:lang w:val="en-US"/>
         </w:rPr>
-        <w:t>AddPoiCommand</w:t>
+        <w:t>mapService.All.Count</w:t>
+      </w:r>
+      <w:proofErr w:type="spellEnd"/>
+      <w:proofErr w:type="gramEnd"/>
+      <w:r>
+        <w:rPr>
+          <w:rFonts w:cs="Times New Roman"/>
+          <w:szCs w:val="28"/>
+          <w:lang w:val="en-US"/>
+        </w:rPr>
+        <w:t>}):");</w:t>
+      </w:r>
+    </w:p>
+    <w:p>
+      <w:pPr>
+        <w:spacing w:after="0" w:line="360" w:lineRule="auto"/>
+        <w:ind w:firstLine="709"/>
+        <w:jc w:val="both"/>
+        <w:rPr>
+          <w:rFonts w:cs="Times New Roman"/>
+          <w:szCs w:val="28"/>
+          <w:lang w:val="en-US"/>
+        </w:rPr>
+      </w:pPr>
+      <w:r>
+        <w:rPr>
+          <w:rFonts w:cs="Times New Roman"/>
+          <w:szCs w:val="28"/>
+          <w:lang w:val="en-US"/>
+        </w:rPr>
+        <w:t xml:space="preserve">foreach (var p in </w:t>
+      </w:r>
+      <w:proofErr w:type="spellStart"/>
+      <w:r>
+        <w:rPr>
+          <w:rFonts w:cs="Times New Roman"/>
+          <w:szCs w:val="28"/>
+          <w:lang w:val="en-US"/>
+        </w:rPr>
+        <w:t>mapService.All</w:t>
+      </w:r>
+      <w:proofErr w:type="spellEnd"/>
+      <w:r>
+        <w:rPr>
+          <w:rFonts w:cs="Times New Roman"/>
+          <w:szCs w:val="28"/>
+          <w:lang w:val="en-US"/>
+        </w:rPr>
+        <w:t xml:space="preserve">) </w:t>
+      </w:r>
+      <w:proofErr w:type="spellStart"/>
+      <w:proofErr w:type="gramStart"/>
+      <w:r>
+        <w:rPr>
+          <w:rFonts w:cs="Times New Roman"/>
+          <w:szCs w:val="28"/>
+          <w:lang w:val="en-US"/>
+        </w:rPr>
+        <w:t>System.Console.WriteLine</w:t>
+      </w:r>
+      <w:proofErr w:type="spellEnd"/>
+      <w:proofErr w:type="gramEnd"/>
+      <w:r>
+        <w:rPr>
+          <w:rFonts w:cs="Times New Roman"/>
+          <w:szCs w:val="28"/>
+          <w:lang w:val="en-US"/>
+        </w:rPr>
+        <w:t>(</w:t>
+      </w:r>
+      <w:proofErr w:type="gramStart"/>
+      <w:r>
+        <w:rPr>
+          <w:rFonts w:cs="Times New Roman"/>
+          <w:szCs w:val="28"/>
+          <w:lang w:val="en-US"/>
+        </w:rPr>
+        <w:t>"  "</w:t>
+      </w:r>
+      <w:proofErr w:type="gramEnd"/>
+      <w:r>
+        <w:rPr>
+          <w:rFonts w:cs="Times New Roman"/>
+          <w:szCs w:val="28"/>
+          <w:lang w:val="en-US"/>
+        </w:rPr>
+        <w:t xml:space="preserve"> + p);</w:t>
+      </w:r>
+    </w:p>
+    <w:p>
+      <w:pPr>
+        <w:spacing w:after="0" w:line="360" w:lineRule="auto"/>
+        <w:ind w:firstLine="709"/>
+        <w:jc w:val="both"/>
+        <w:rPr>
+          <w:rFonts w:cs="Times New Roman"/>
+          <w:szCs w:val="28"/>
+          <w:lang w:val="en-US"/>
+        </w:rPr>
+      </w:pPr>
+    </w:p>
+    <w:p>
+      <w:pPr>
+        <w:spacing w:after="0" w:line="360" w:lineRule="auto"/>
+        <w:ind w:firstLine="709"/>
+        <w:jc w:val="both"/>
+        <w:rPr>
+          <w:rFonts w:cs="Times New Roman"/>
+          <w:szCs w:val="28"/>
+          <w:lang w:val="en-US"/>
+        </w:rPr>
+      </w:pPr>
+      <w:r>
+        <w:rPr>
+          <w:rFonts w:cs="Times New Roman"/>
+          <w:szCs w:val="28"/>
+          <w:lang w:val="en-US"/>
+        </w:rPr>
+        <w:t xml:space="preserve">// </w:t>
+      </w:r>
+      <w:r>
+        <w:rPr>
+          <w:rFonts w:cs="Times New Roman"/>
+          <w:szCs w:val="28"/>
+        </w:rPr>
+        <w:t>Удаление</w:t>
+      </w:r>
+      <w:r>
+        <w:rPr>
+          <w:rFonts w:cs="Times New Roman"/>
+          <w:szCs w:val="28"/>
+          <w:lang w:val="en-US"/>
+        </w:rPr>
+        <w:t xml:space="preserve"> </w:t>
+      </w:r>
+      <w:r>
+        <w:rPr>
+          <w:rFonts w:cs="Times New Roman"/>
+          <w:szCs w:val="28"/>
+        </w:rPr>
+        <w:t>с</w:t>
+      </w:r>
+      <w:r>
+        <w:rPr>
+          <w:rFonts w:cs="Times New Roman"/>
+          <w:szCs w:val="28"/>
+          <w:lang w:val="en-US"/>
+        </w:rPr>
+        <w:t xml:space="preserve"> </w:t>
+      </w:r>
+      <w:r>
+        <w:rPr>
+          <w:rFonts w:cs="Times New Roman"/>
+          <w:szCs w:val="28"/>
+        </w:rPr>
+        <w:t>откатом</w:t>
+      </w:r>
+      <w:r>
+        <w:rPr>
+          <w:rFonts w:cs="Times New Roman"/>
+          <w:szCs w:val="28"/>
+          <w:lang w:val="en-US"/>
+        </w:rPr>
+        <w:t>.</w:t>
+      </w:r>
+    </w:p>
+    <w:p>
+      <w:pPr>
+        <w:spacing w:after="0" w:line="360" w:lineRule="auto"/>
+        <w:ind w:firstLine="709"/>
+        <w:jc w:val="both"/>
+        <w:rPr>
+          <w:rFonts w:cs="Times New Roman"/>
+          <w:szCs w:val="28"/>
+          <w:lang w:val="en-US"/>
+        </w:rPr>
+      </w:pPr>
+      <w:proofErr w:type="spellStart"/>
+      <w:proofErr w:type="gramStart"/>
+      <w:r>
+        <w:rPr>
+          <w:rFonts w:cs="Times New Roman"/>
+          <w:szCs w:val="28"/>
+          <w:lang w:val="en-US"/>
+        </w:rPr>
+        <w:t>System.Console.WriteLine</w:t>
+      </w:r>
+      <w:proofErr w:type="spellEnd"/>
+      <w:proofErr w:type="gramEnd"/>
+      <w:r>
+        <w:rPr>
+          <w:rFonts w:cs="Times New Roman"/>
+          <w:szCs w:val="28"/>
+          <w:lang w:val="en-US"/>
+        </w:rPr>
+        <w:t xml:space="preserve">("\n--- </w:t>
+      </w:r>
+      <w:r>
+        <w:rPr>
+          <w:rFonts w:cs="Times New Roman"/>
+          <w:szCs w:val="28"/>
+        </w:rPr>
+        <w:t>Команда</w:t>
+      </w:r>
+      <w:r>
+        <w:rPr>
+          <w:rFonts w:cs="Times New Roman"/>
+          <w:szCs w:val="28"/>
+          <w:lang w:val="en-US"/>
+        </w:rPr>
+        <w:t xml:space="preserve"> </w:t>
+      </w:r>
+      <w:proofErr w:type="spellStart"/>
+      <w:r>
+        <w:rPr>
+          <w:rFonts w:cs="Times New Roman"/>
+          <w:szCs w:val="28"/>
+          <w:lang w:val="en-US"/>
+        </w:rPr>
+        <w:t>RemovePoiCommand</w:t>
+      </w:r>
+      <w:proofErr w:type="spellEnd"/>
+      <w:r>
+        <w:rPr>
+          <w:rFonts w:cs="Times New Roman"/>
+          <w:szCs w:val="28"/>
+          <w:lang w:val="en-US"/>
+        </w:rPr>
+        <w:t xml:space="preserve"> </w:t>
+      </w:r>
+      <w:r>
+        <w:rPr>
+          <w:rFonts w:cs="Times New Roman"/>
+          <w:szCs w:val="28"/>
+        </w:rPr>
+        <w:t>для</w:t>
+      </w:r>
+      <w:r>
+        <w:rPr>
+          <w:rFonts w:cs="Times New Roman"/>
+          <w:szCs w:val="28"/>
+          <w:lang w:val="en-US"/>
+        </w:rPr>
+        <w:t xml:space="preserve"> #1 + Undo ---");</w:t>
+      </w:r>
+    </w:p>
+    <w:p>
+      <w:pPr>
+        <w:spacing w:after="0" w:line="360" w:lineRule="auto"/>
+        <w:ind w:firstLine="709"/>
+        <w:jc w:val="both"/>
+        <w:rPr>
+          <w:rFonts w:cs="Times New Roman"/>
+          <w:szCs w:val="28"/>
+          <w:lang w:val="en-US"/>
+        </w:rPr>
+      </w:pPr>
+      <w:proofErr w:type="spellStart"/>
+      <w:proofErr w:type="gramStart"/>
+      <w:r>
+        <w:rPr>
+          <w:rFonts w:cs="Times New Roman"/>
+          <w:szCs w:val="28"/>
+          <w:lang w:val="en-US"/>
+        </w:rPr>
+        <w:t>invoker.Execute</w:t>
+      </w:r>
+      <w:proofErr w:type="spellEnd"/>
+      <w:proofErr w:type="gramEnd"/>
+      <w:r>
+        <w:rPr>
+          <w:rFonts w:cs="Times New Roman"/>
+          <w:szCs w:val="28"/>
+          <w:lang w:val="en-US"/>
+        </w:rPr>
+        <w:t xml:space="preserve">(new </w:t>
+      </w:r>
+      <w:proofErr w:type="spellStart"/>
+      <w:proofErr w:type="gramStart"/>
+      <w:r>
+        <w:rPr>
+          <w:rFonts w:cs="Times New Roman"/>
+          <w:szCs w:val="28"/>
+          <w:lang w:val="en-US"/>
+        </w:rPr>
+        <w:t>RemovePoiCommand</w:t>
       </w:r>
       <w:proofErr w:type="spellEnd"/>
       <w:r>
@@ -5117,27 +6560,7 @@
           <w:szCs w:val="28"/>
           <w:lang w:val="en-US"/>
         </w:rPr>
-        <w:t>,</w:t>
-      </w:r>
-    </w:p>
-    <w:p>
-      <w:pPr>
-        <w:spacing w:after="0" w:line="360" w:lineRule="auto"/>
-        <w:ind w:firstLine="709"/>
-        <w:jc w:val="both"/>
-        <w:rPr>
-          <w:rFonts w:cs="Times New Roman"/>
-          <w:szCs w:val="28"/>
-          <w:lang w:val="en-US"/>
-        </w:rPr>
-      </w:pPr>
-      <w:r>
-        <w:rPr>
-          <w:rFonts w:cs="Times New Roman"/>
-          <w:szCs w:val="28"/>
-          <w:lang w:val="en-US"/>
-        </w:rPr>
-        <w:t xml:space="preserve">    new </w:t>
+        <w:t xml:space="preserve">, </w:t>
       </w:r>
       <w:proofErr w:type="spellStart"/>
       <w:r>
@@ -5146,7 +6569,7 @@
           <w:szCs w:val="28"/>
           <w:lang w:val="en-US"/>
         </w:rPr>
-        <w:t>PointOfInterest</w:t>
+        <w:t>poiId</w:t>
       </w:r>
       <w:proofErr w:type="spellEnd"/>
       <w:r>
@@ -5155,119 +6578,8 @@
           <w:szCs w:val="28"/>
           <w:lang w:val="en-US"/>
         </w:rPr>
-        <w:t xml:space="preserve"> </w:t>
-      </w:r>
-      <w:proofErr w:type="gramStart"/>
-      <w:r>
-        <w:rPr>
-          <w:rFonts w:cs="Times New Roman"/>
-          <w:szCs w:val="28"/>
-          <w:lang w:val="en-US"/>
-        </w:rPr>
-        <w:t>{ Name</w:t>
-      </w:r>
-      <w:proofErr w:type="gramEnd"/>
-      <w:r>
-        <w:rPr>
-          <w:rFonts w:cs="Times New Roman"/>
-          <w:szCs w:val="28"/>
-          <w:lang w:val="en-US"/>
-        </w:rPr>
-        <w:t xml:space="preserve"> = "</w:t>
-      </w:r>
-      <w:r>
-        <w:rPr>
-          <w:rFonts w:cs="Times New Roman"/>
-          <w:szCs w:val="28"/>
-        </w:rPr>
-        <w:t>Центральный</w:t>
-      </w:r>
-      <w:r>
-        <w:rPr>
-          <w:rFonts w:cs="Times New Roman"/>
-          <w:szCs w:val="28"/>
-          <w:lang w:val="en-US"/>
-        </w:rPr>
-        <w:t xml:space="preserve"> </w:t>
-      </w:r>
-      <w:r>
-        <w:rPr>
-          <w:rFonts w:cs="Times New Roman"/>
-          <w:szCs w:val="28"/>
-        </w:rPr>
-        <w:t>парк</w:t>
-      </w:r>
-      <w:r>
-        <w:rPr>
-          <w:rFonts w:cs="Times New Roman"/>
-          <w:szCs w:val="28"/>
-          <w:lang w:val="en-US"/>
-        </w:rPr>
-        <w:t>", Category = "</w:t>
-      </w:r>
-      <w:r>
-        <w:rPr>
-          <w:rFonts w:cs="Times New Roman"/>
-          <w:szCs w:val="28"/>
-        </w:rPr>
-        <w:t>Парк</w:t>
-      </w:r>
-      <w:r>
-        <w:rPr>
-          <w:rFonts w:cs="Times New Roman"/>
-          <w:szCs w:val="28"/>
-          <w:lang w:val="en-US"/>
-        </w:rPr>
-        <w:t xml:space="preserve">", Coordinate = new </w:t>
-      </w:r>
-      <w:proofErr w:type="gramStart"/>
-      <w:r>
-        <w:rPr>
-          <w:rFonts w:cs="Times New Roman"/>
-          <w:szCs w:val="28"/>
-          <w:lang w:val="en-US"/>
-        </w:rPr>
-        <w:t>Coordinate(</w:t>
-      </w:r>
-      <w:proofErr w:type="gramEnd"/>
-      <w:r>
-        <w:rPr>
-          <w:rFonts w:cs="Times New Roman"/>
-          <w:szCs w:val="28"/>
-          <w:lang w:val="en-US"/>
-        </w:rPr>
-        <w:t>55.7601, 37.6184</w:t>
-      </w:r>
-      <w:proofErr w:type="gramStart"/>
-      <w:r>
-        <w:rPr>
-          <w:rFonts w:cs="Times New Roman"/>
-          <w:szCs w:val="28"/>
-          <w:lang w:val="en-US"/>
-        </w:rPr>
-        <w:t>) }</w:t>
-      </w:r>
-      <w:proofErr w:type="gramEnd"/>
-      <w:r>
-        <w:rPr>
-          <w:rFonts w:cs="Times New Roman"/>
-          <w:szCs w:val="28"/>
-          <w:lang w:val="en-US"/>
-        </w:rPr>
-        <w:t>));</w:t>
-      </w:r>
-    </w:p>
-    <w:p>
-      <w:pPr>
-        <w:spacing w:after="0" w:line="360" w:lineRule="auto"/>
-        <w:ind w:firstLine="709"/>
-        <w:jc w:val="both"/>
-        <w:rPr>
-          <w:rFonts w:cs="Times New Roman"/>
-          <w:szCs w:val="28"/>
-          <w:lang w:val="en-US"/>
-        </w:rPr>
-      </w:pPr>
+        <w:t>: 1));</w:t>
+      </w:r>
     </w:p>
     <w:p>
       <w:pPr>
@@ -5288,7 +6600,7 @@
           <w:szCs w:val="28"/>
           <w:lang w:val="en-US"/>
         </w:rPr>
-        <w:t>invoker.Execute</w:t>
+        <w:t>System.Console.WriteLine</w:t>
       </w:r>
       <w:proofErr w:type="spellEnd"/>
       <w:proofErr w:type="gramEnd"/>
@@ -5298,7 +6610,52 @@
           <w:szCs w:val="28"/>
           <w:lang w:val="en-US"/>
         </w:rPr>
-        <w:t xml:space="preserve">(new </w:t>
+        <w:t>($"</w:t>
+      </w:r>
+      <w:r>
+        <w:rPr>
+          <w:rFonts w:cs="Times New Roman"/>
+          <w:szCs w:val="28"/>
+        </w:rPr>
+        <w:t>После</w:t>
+      </w:r>
+      <w:r>
+        <w:rPr>
+          <w:rFonts w:cs="Times New Roman"/>
+          <w:szCs w:val="28"/>
+          <w:lang w:val="en-US"/>
+        </w:rPr>
+        <w:t xml:space="preserve"> </w:t>
+      </w:r>
+      <w:r>
+        <w:rPr>
+          <w:rFonts w:cs="Times New Roman"/>
+          <w:szCs w:val="28"/>
+        </w:rPr>
+        <w:t>удаления</w:t>
+      </w:r>
+      <w:r>
+        <w:rPr>
+          <w:rFonts w:cs="Times New Roman"/>
+          <w:szCs w:val="28"/>
+          <w:lang w:val="en-US"/>
+        </w:rPr>
+        <w:t xml:space="preserve"> #1 (</w:t>
+      </w:r>
+      <w:r>
+        <w:rPr>
+          <w:rFonts w:cs="Times New Roman"/>
+          <w:szCs w:val="28"/>
+        </w:rPr>
+        <w:t>всего</w:t>
+      </w:r>
+      <w:r>
+        <w:rPr>
+          <w:rFonts w:cs="Times New Roman"/>
+          <w:szCs w:val="28"/>
+          <w:lang w:val="en-US"/>
+        </w:rPr>
+        <w:t>: {</w:t>
       </w:r>
       <w:proofErr w:type="spellStart"/>
       <w:proofErr w:type="gramStart"/>
@@ -5308,26 +6665,46 @@
           <w:szCs w:val="28"/>
           <w:lang w:val="en-US"/>
         </w:rPr>
-        <w:t>AddPoiCommand</w:t>
+        <w:t>mapService.All.Count</w:t>
       </w:r>
       <w:proofErr w:type="spellEnd"/>
-      <w:r>
-        <w:rPr>
-          <w:rFonts w:cs="Times New Roman"/>
-          <w:szCs w:val="28"/>
-          <w:lang w:val="en-US"/>
-        </w:rPr>
-        <w:t>(</w:t>
+      <w:proofErr w:type="gramEnd"/>
+      <w:r>
+        <w:rPr>
+          <w:rFonts w:cs="Times New Roman"/>
+          <w:szCs w:val="28"/>
+          <w:lang w:val="en-US"/>
+        </w:rPr>
+        <w:t>}):");</w:t>
+      </w:r>
+    </w:p>
+    <w:p>
+      <w:pPr>
+        <w:spacing w:after="0" w:line="360" w:lineRule="auto"/>
+        <w:ind w:firstLine="709"/>
+        <w:jc w:val="both"/>
+        <w:rPr>
+          <w:rFonts w:cs="Times New Roman"/>
+          <w:szCs w:val="28"/>
+          <w:lang w:val="en-US"/>
+        </w:rPr>
+      </w:pPr>
+      <w:r>
+        <w:rPr>
+          <w:rFonts w:cs="Times New Roman"/>
+          <w:szCs w:val="28"/>
+          <w:lang w:val="en-US"/>
+        </w:rPr>
+        <w:t xml:space="preserve">foreach (var p in </w:t>
       </w:r>
       <w:proofErr w:type="spellStart"/>
-      <w:proofErr w:type="gramEnd"/>
-      <w:r>
-        <w:rPr>
-          <w:rFonts w:cs="Times New Roman"/>
-          <w:szCs w:val="28"/>
-          <w:lang w:val="en-US"/>
-        </w:rPr>
-        <w:t>mapService</w:t>
+      <w:r>
+        <w:rPr>
+          <w:rFonts w:cs="Times New Roman"/>
+          <w:szCs w:val="28"/>
+          <w:lang w:val="en-US"/>
+        </w:rPr>
+        <w:t>mapService.All</w:t>
       </w:r>
       <w:proofErr w:type="spellEnd"/>
       <w:r>
@@ -5336,169 +6713,8 @@
           <w:szCs w:val="28"/>
           <w:lang w:val="en-US"/>
         </w:rPr>
-        <w:t>,</w:t>
-      </w:r>
-    </w:p>
-    <w:p>
-      <w:pPr>
-        <w:spacing w:after="0" w:line="360" w:lineRule="auto"/>
-        <w:ind w:firstLine="709"/>
-        <w:jc w:val="both"/>
-        <w:rPr>
-          <w:rFonts w:cs="Times New Roman"/>
-          <w:szCs w:val="28"/>
-          <w:lang w:val="en-US"/>
-        </w:rPr>
-      </w:pPr>
-      <w:r>
-        <w:rPr>
-          <w:rFonts w:cs="Times New Roman"/>
-          <w:szCs w:val="28"/>
-          <w:lang w:val="en-US"/>
-        </w:rPr>
-        <w:t xml:space="preserve">    new </w:t>
-      </w:r>
-      <w:proofErr w:type="spellStart"/>
-      <w:r>
-        <w:rPr>
-          <w:rFonts w:cs="Times New Roman"/>
-          <w:szCs w:val="28"/>
-          <w:lang w:val="en-US"/>
-        </w:rPr>
-        <w:t>PointOfInterest</w:t>
-      </w:r>
-      <w:proofErr w:type="spellEnd"/>
-      <w:r>
-        <w:rPr>
-          <w:rFonts w:cs="Times New Roman"/>
-          <w:szCs w:val="28"/>
-          <w:lang w:val="en-US"/>
-        </w:rPr>
-        <w:t xml:space="preserve"> </w:t>
-      </w:r>
-      <w:proofErr w:type="gramStart"/>
-      <w:r>
-        <w:rPr>
-          <w:rFonts w:cs="Times New Roman"/>
-          <w:szCs w:val="28"/>
-          <w:lang w:val="en-US"/>
-        </w:rPr>
-        <w:t>{ Name</w:t>
-      </w:r>
-      <w:proofErr w:type="gramEnd"/>
-      <w:r>
-        <w:rPr>
-          <w:rFonts w:cs="Times New Roman"/>
-          <w:szCs w:val="28"/>
-          <w:lang w:val="en-US"/>
-        </w:rPr>
-        <w:t xml:space="preserve"> = "</w:t>
-      </w:r>
-      <w:r>
-        <w:rPr>
-          <w:rFonts w:cs="Times New Roman"/>
-          <w:szCs w:val="28"/>
-        </w:rPr>
-        <w:t>Музей</w:t>
-      </w:r>
-      <w:r>
-        <w:rPr>
-          <w:rFonts w:cs="Times New Roman"/>
-          <w:szCs w:val="28"/>
-          <w:lang w:val="en-US"/>
-        </w:rPr>
-        <w:t xml:space="preserve"> </w:t>
-      </w:r>
-      <w:r>
-        <w:rPr>
-          <w:rFonts w:cs="Times New Roman"/>
-          <w:szCs w:val="28"/>
-        </w:rPr>
-        <w:t>истории</w:t>
-      </w:r>
-      <w:r>
-        <w:rPr>
-          <w:rFonts w:cs="Times New Roman"/>
-          <w:szCs w:val="28"/>
-          <w:lang w:val="en-US"/>
-        </w:rPr>
-        <w:t>", Category = "</w:t>
-      </w:r>
-      <w:r>
-        <w:rPr>
-          <w:rFonts w:cs="Times New Roman"/>
-          <w:szCs w:val="28"/>
-        </w:rPr>
-        <w:t>Музей</w:t>
-      </w:r>
-      <w:r>
-        <w:rPr>
-          <w:rFonts w:cs="Times New Roman"/>
-          <w:szCs w:val="28"/>
-          <w:lang w:val="en-US"/>
-        </w:rPr>
-        <w:t xml:space="preserve">", Coordinate = new </w:t>
-      </w:r>
-      <w:proofErr w:type="gramStart"/>
-      <w:r>
-        <w:rPr>
-          <w:rFonts w:cs="Times New Roman"/>
-          <w:szCs w:val="28"/>
-          <w:lang w:val="en-US"/>
-        </w:rPr>
-        <w:t>Coordinate(</w:t>
-      </w:r>
-      <w:proofErr w:type="gramEnd"/>
-      <w:r>
-        <w:rPr>
-          <w:rFonts w:cs="Times New Roman"/>
-          <w:szCs w:val="28"/>
-          <w:lang w:val="en-US"/>
-        </w:rPr>
-        <w:t>55.7580, 37.6150</w:t>
-      </w:r>
-      <w:proofErr w:type="gramStart"/>
-      <w:r>
-        <w:rPr>
-          <w:rFonts w:cs="Times New Roman"/>
-          <w:szCs w:val="28"/>
-          <w:lang w:val="en-US"/>
-        </w:rPr>
-        <w:t>) }</w:t>
-      </w:r>
-      <w:proofErr w:type="gramEnd"/>
-      <w:r>
-        <w:rPr>
-          <w:rFonts w:cs="Times New Roman"/>
-          <w:szCs w:val="28"/>
-          <w:lang w:val="en-US"/>
-        </w:rPr>
-        <w:t>));</w:t>
-      </w:r>
-    </w:p>
-    <w:p>
-      <w:pPr>
-        <w:spacing w:after="0" w:line="360" w:lineRule="auto"/>
-        <w:ind w:firstLine="709"/>
-        <w:jc w:val="both"/>
-        <w:rPr>
-          <w:rFonts w:cs="Times New Roman"/>
-          <w:szCs w:val="28"/>
-          <w:lang w:val="en-US"/>
-        </w:rPr>
-      </w:pPr>
-    </w:p>
-    <w:p>
-      <w:pPr>
-        <w:spacing w:after="0" w:line="360" w:lineRule="auto"/>
-        <w:ind w:firstLine="709"/>
-        <w:jc w:val="both"/>
-        <w:rPr>
-          <w:rFonts w:cs="Times New Roman"/>
-          <w:szCs w:val="28"/>
-          <w:lang w:val="en-US"/>
-        </w:rPr>
-      </w:pPr>
+        <w:t xml:space="preserve">) </w:t>
+      </w:r>
       <w:proofErr w:type="spellStart"/>
       <w:proofErr w:type="gramStart"/>
       <w:r>
@@ -5507,7 +6723,7 @@
           <w:szCs w:val="28"/>
           <w:lang w:val="en-US"/>
         </w:rPr>
-        <w:t>invoker.Execute</w:t>
+        <w:t>System.Console.WriteLine</w:t>
       </w:r>
       <w:proofErr w:type="spellEnd"/>
       <w:proofErr w:type="gramEnd"/>
@@ -5517,8 +6733,50 @@
           <w:szCs w:val="28"/>
           <w:lang w:val="en-US"/>
         </w:rPr>
-        <w:t xml:space="preserve">(new </w:t>
-      </w:r>
+        <w:t>(</w:t>
+      </w:r>
+      <w:proofErr w:type="gramStart"/>
+      <w:r>
+        <w:rPr>
+          <w:rFonts w:cs="Times New Roman"/>
+          <w:szCs w:val="28"/>
+          <w:lang w:val="en-US"/>
+        </w:rPr>
+        <w:t>"  "</w:t>
+      </w:r>
+      <w:proofErr w:type="gramEnd"/>
+      <w:r>
+        <w:rPr>
+          <w:rFonts w:cs="Times New Roman"/>
+          <w:szCs w:val="28"/>
+          <w:lang w:val="en-US"/>
+        </w:rPr>
+        <w:t xml:space="preserve"> + p);</w:t>
+      </w:r>
+    </w:p>
+    <w:p>
+      <w:pPr>
+        <w:spacing w:after="0" w:line="360" w:lineRule="auto"/>
+        <w:ind w:firstLine="709"/>
+        <w:jc w:val="both"/>
+        <w:rPr>
+          <w:rFonts w:cs="Times New Roman"/>
+          <w:szCs w:val="28"/>
+          <w:lang w:val="en-US"/>
+        </w:rPr>
+      </w:pPr>
+    </w:p>
+    <w:p>
+      <w:pPr>
+        <w:spacing w:after="0" w:line="360" w:lineRule="auto"/>
+        <w:ind w:firstLine="709"/>
+        <w:jc w:val="both"/>
+        <w:rPr>
+          <w:rFonts w:cs="Times New Roman"/>
+          <w:szCs w:val="28"/>
+          <w:lang w:val="en-US"/>
+        </w:rPr>
+      </w:pPr>
       <w:proofErr w:type="spellStart"/>
       <w:proofErr w:type="gramStart"/>
       <w:r>
@@ -5527,18 +6785,9 @@
           <w:szCs w:val="28"/>
           <w:lang w:val="en-US"/>
         </w:rPr>
-        <w:t>AddPoiCommand</w:t>
+        <w:t>invoker.UndoLast</w:t>
       </w:r>
       <w:proofErr w:type="spellEnd"/>
-      <w:r>
-        <w:rPr>
-          <w:rFonts w:cs="Times New Roman"/>
-          <w:szCs w:val="28"/>
-          <w:lang w:val="en-US"/>
-        </w:rPr>
-        <w:t>(</w:t>
-      </w:r>
-      <w:proofErr w:type="spellStart"/>
       <w:proofErr w:type="gramEnd"/>
       <w:r>
         <w:rPr>
@@ -5546,181 +6795,8 @@
           <w:szCs w:val="28"/>
           <w:lang w:val="en-US"/>
         </w:rPr>
-        <w:t>mapService</w:t>
-      </w:r>
-      <w:proofErr w:type="spellEnd"/>
-      <w:r>
-        <w:rPr>
-          <w:rFonts w:cs="Times New Roman"/>
-          <w:szCs w:val="28"/>
-          <w:lang w:val="en-US"/>
-        </w:rPr>
-        <w:t>,</w:t>
-      </w:r>
-    </w:p>
-    <w:p>
-      <w:pPr>
-        <w:spacing w:after="0" w:line="360" w:lineRule="auto"/>
-        <w:ind w:firstLine="709"/>
-        <w:jc w:val="both"/>
-        <w:rPr>
-          <w:rFonts w:cs="Times New Roman"/>
-          <w:szCs w:val="28"/>
-          <w:lang w:val="en-US"/>
-        </w:rPr>
-      </w:pPr>
-      <w:r>
-        <w:rPr>
-          <w:rFonts w:cs="Times New Roman"/>
-          <w:szCs w:val="28"/>
-          <w:lang w:val="en-US"/>
-        </w:rPr>
-        <w:t xml:space="preserve">    new </w:t>
-      </w:r>
-      <w:proofErr w:type="spellStart"/>
-      <w:r>
-        <w:rPr>
-          <w:rFonts w:cs="Times New Roman"/>
-          <w:szCs w:val="28"/>
-          <w:lang w:val="en-US"/>
-        </w:rPr>
-        <w:t>PointOfInterest</w:t>
-      </w:r>
-      <w:proofErr w:type="spellEnd"/>
-      <w:r>
-        <w:rPr>
-          <w:rFonts w:cs="Times New Roman"/>
-          <w:szCs w:val="28"/>
-          <w:lang w:val="en-US"/>
-        </w:rPr>
-        <w:t xml:space="preserve"> </w:t>
-      </w:r>
-      <w:proofErr w:type="gramStart"/>
-      <w:r>
-        <w:rPr>
-          <w:rFonts w:cs="Times New Roman"/>
-          <w:szCs w:val="28"/>
-          <w:lang w:val="en-US"/>
-        </w:rPr>
-        <w:t>{ Name</w:t>
-      </w:r>
-      <w:proofErr w:type="gramEnd"/>
-      <w:r>
-        <w:rPr>
-          <w:rFonts w:cs="Times New Roman"/>
-          <w:szCs w:val="28"/>
-          <w:lang w:val="en-US"/>
-        </w:rPr>
-        <w:t xml:space="preserve"> = "</w:t>
-      </w:r>
-      <w:r>
-        <w:rPr>
-          <w:rFonts w:cs="Times New Roman"/>
-          <w:szCs w:val="28"/>
-        </w:rPr>
-        <w:t>Кофейня</w:t>
-      </w:r>
-      <w:r>
-        <w:rPr>
-          <w:rFonts w:cs="Times New Roman"/>
-          <w:szCs w:val="28"/>
-          <w:lang w:val="en-US"/>
-        </w:rPr>
-        <w:t xml:space="preserve"> </w:t>
-      </w:r>
-      <w:r>
-        <w:rPr>
-          <w:rFonts w:cs="Times New Roman"/>
-          <w:szCs w:val="28"/>
-        </w:rPr>
-        <w:t>на</w:t>
-      </w:r>
-      <w:r>
-        <w:rPr>
-          <w:rFonts w:cs="Times New Roman"/>
-          <w:szCs w:val="28"/>
-          <w:lang w:val="en-US"/>
-        </w:rPr>
-        <w:t xml:space="preserve"> </w:t>
-      </w:r>
-      <w:r>
-        <w:rPr>
-          <w:rFonts w:cs="Times New Roman"/>
-          <w:szCs w:val="28"/>
-        </w:rPr>
-        <w:t>углу</w:t>
-      </w:r>
-      <w:r>
-        <w:rPr>
-          <w:rFonts w:cs="Times New Roman"/>
-          <w:szCs w:val="28"/>
-          <w:lang w:val="en-US"/>
-        </w:rPr>
-        <w:t>", Category = "</w:t>
-      </w:r>
-      <w:r>
-        <w:rPr>
-          <w:rFonts w:cs="Times New Roman"/>
-          <w:szCs w:val="28"/>
-        </w:rPr>
-        <w:t>Кафе</w:t>
-      </w:r>
-      <w:r>
-        <w:rPr>
-          <w:rFonts w:cs="Times New Roman"/>
-          <w:szCs w:val="28"/>
-          <w:lang w:val="en-US"/>
-        </w:rPr>
-        <w:t xml:space="preserve">", Coordinate = new </w:t>
-      </w:r>
-      <w:proofErr w:type="gramStart"/>
-      <w:r>
-        <w:rPr>
-          <w:rFonts w:cs="Times New Roman"/>
-          <w:szCs w:val="28"/>
-          <w:lang w:val="en-US"/>
-        </w:rPr>
-        <w:t>Coordinate(</w:t>
-      </w:r>
-      <w:proofErr w:type="gramEnd"/>
-      <w:r>
-        <w:rPr>
-          <w:rFonts w:cs="Times New Roman"/>
-          <w:szCs w:val="28"/>
-          <w:lang w:val="en-US"/>
-        </w:rPr>
-        <w:t>55.7612, 37.6205</w:t>
-      </w:r>
-      <w:proofErr w:type="gramStart"/>
-      <w:r>
-        <w:rPr>
-          <w:rFonts w:cs="Times New Roman"/>
-          <w:szCs w:val="28"/>
-          <w:lang w:val="en-US"/>
-        </w:rPr>
-        <w:t>) }</w:t>
-      </w:r>
-      <w:proofErr w:type="gramEnd"/>
-      <w:r>
-        <w:rPr>
-          <w:rFonts w:cs="Times New Roman"/>
-          <w:szCs w:val="28"/>
-          <w:lang w:val="en-US"/>
-        </w:rPr>
-        <w:t>));</w:t>
-      </w:r>
-    </w:p>
-    <w:p>
-      <w:pPr>
-        <w:spacing w:after="0" w:line="360" w:lineRule="auto"/>
-        <w:ind w:firstLine="709"/>
-        <w:jc w:val="both"/>
-        <w:rPr>
-          <w:rFonts w:cs="Times New Roman"/>
-          <w:szCs w:val="28"/>
-          <w:lang w:val="en-US"/>
-        </w:rPr>
-      </w:pPr>
+        <w:t>();</w:t>
+      </w:r>
     </w:p>
     <w:p>
       <w:pPr>
@@ -5741,7 +6817,6 @@
           <w:szCs w:val="28"/>
           <w:lang w:val="en-US"/>
         </w:rPr>
-        <w:lastRenderedPageBreak/>
         <w:t>System.Console.WriteLine</w:t>
       </w:r>
       <w:proofErr w:type="spellEnd"/>
@@ -5767,14 +6842,29 @@
           <w:szCs w:val="28"/>
           <w:lang w:val="en-US"/>
         </w:rPr>
-        <w:t xml:space="preserve"> 3 </w:t>
-      </w:r>
-      <w:r>
-        <w:rPr>
-          <w:rFonts w:cs="Times New Roman"/>
-          <w:szCs w:val="28"/>
-        </w:rPr>
-        <w:t>добавлений</w:t>
+        <w:t xml:space="preserve"> </w:t>
+      </w:r>
+      <w:r>
+        <w:rPr>
+          <w:rFonts w:cs="Times New Roman"/>
+          <w:szCs w:val="28"/>
+        </w:rPr>
+        <w:t>отмены</w:t>
+      </w:r>
+      <w:r>
+        <w:rPr>
+          <w:rFonts w:cs="Times New Roman"/>
+          <w:szCs w:val="28"/>
+          <w:lang w:val="en-US"/>
+        </w:rPr>
+        <w:t xml:space="preserve"> </w:t>
+      </w:r>
+      <w:r>
+        <w:rPr>
+          <w:rFonts w:cs="Times New Roman"/>
+          <w:szCs w:val="28"/>
+        </w:rPr>
+        <w:t>удаления</w:t>
       </w:r>
       <w:r>
         <w:rPr>
@@ -5790,51 +6880,6 @@
           <w:szCs w:val="28"/>
         </w:rPr>
         <w:t>всего</w:t>
-      </w:r>
-      <w:r>
-        <w:rPr>
-          <w:rFonts w:cs="Times New Roman"/>
-          <w:szCs w:val="28"/>
-          <w:lang w:val="en-US"/>
-        </w:rPr>
-        <w:t xml:space="preserve"> </w:t>
-      </w:r>
-      <w:r>
-        <w:rPr>
-          <w:rFonts w:cs="Times New Roman"/>
-          <w:szCs w:val="28"/>
-        </w:rPr>
-        <w:t>точек</w:t>
-      </w:r>
-      <w:r>
-        <w:rPr>
-          <w:rFonts w:cs="Times New Roman"/>
-          <w:szCs w:val="28"/>
-          <w:lang w:val="en-US"/>
-        </w:rPr>
-        <w:t xml:space="preserve"> </w:t>
-      </w:r>
-      <w:r>
-        <w:rPr>
-          <w:rFonts w:cs="Times New Roman"/>
-          <w:szCs w:val="28"/>
-        </w:rPr>
-        <w:t>в</w:t>
-      </w:r>
-      <w:r>
-        <w:rPr>
-          <w:rFonts w:cs="Times New Roman"/>
-          <w:szCs w:val="28"/>
-          <w:lang w:val="en-US"/>
-        </w:rPr>
-        <w:t xml:space="preserve"> </w:t>
-      </w:r>
-      <w:r>
-        <w:rPr>
-          <w:rFonts w:cs="Times New Roman"/>
-          <w:szCs w:val="28"/>
-        </w:rPr>
-        <w:t>реестре</w:t>
       </w:r>
       <w:r>
         <w:rPr>
@@ -5945,1025 +6990,6 @@
       <w:pPr>
         <w:spacing w:after="0" w:line="360" w:lineRule="auto"/>
         <w:ind w:firstLine="709"/>
-        <w:jc w:val="both"/>
-        <w:rPr>
-          <w:rFonts w:cs="Times New Roman"/>
-          <w:szCs w:val="28"/>
-          <w:lang w:val="en-US"/>
-        </w:rPr>
-      </w:pPr>
-    </w:p>
-    <w:p>
-      <w:pPr>
-        <w:spacing w:after="0" w:line="360" w:lineRule="auto"/>
-        <w:ind w:firstLine="709"/>
-        <w:jc w:val="both"/>
-        <w:rPr>
-          <w:rFonts w:cs="Times New Roman"/>
-          <w:szCs w:val="28"/>
-          <w:lang w:val="en-US"/>
-        </w:rPr>
-      </w:pPr>
-      <w:r>
-        <w:rPr>
-          <w:rFonts w:cs="Times New Roman"/>
-          <w:szCs w:val="28"/>
-          <w:lang w:val="en-US"/>
-        </w:rPr>
-        <w:t xml:space="preserve">// </w:t>
-      </w:r>
-      <w:r>
-        <w:rPr>
-          <w:rFonts w:cs="Times New Roman"/>
-          <w:szCs w:val="28"/>
-        </w:rPr>
-        <w:t>Отменяем</w:t>
-      </w:r>
-      <w:r>
-        <w:rPr>
-          <w:rFonts w:cs="Times New Roman"/>
-          <w:szCs w:val="28"/>
-          <w:lang w:val="en-US"/>
-        </w:rPr>
-        <w:t xml:space="preserve"> </w:t>
-      </w:r>
-      <w:r>
-        <w:rPr>
-          <w:rFonts w:cs="Times New Roman"/>
-          <w:szCs w:val="28"/>
-        </w:rPr>
-        <w:t>последнее</w:t>
-      </w:r>
-      <w:r>
-        <w:rPr>
-          <w:rFonts w:cs="Times New Roman"/>
-          <w:szCs w:val="28"/>
-          <w:lang w:val="en-US"/>
-        </w:rPr>
-        <w:t xml:space="preserve"> </w:t>
-      </w:r>
-      <w:r>
-        <w:rPr>
-          <w:rFonts w:cs="Times New Roman"/>
-          <w:szCs w:val="28"/>
-        </w:rPr>
-        <w:t>действие</w:t>
-      </w:r>
-      <w:r>
-        <w:rPr>
-          <w:rFonts w:cs="Times New Roman"/>
-          <w:szCs w:val="28"/>
-          <w:lang w:val="en-US"/>
-        </w:rPr>
-        <w:t>.</w:t>
-      </w:r>
-    </w:p>
-    <w:p>
-      <w:pPr>
-        <w:spacing w:after="0" w:line="360" w:lineRule="auto"/>
-        <w:ind w:firstLine="709"/>
-        <w:jc w:val="both"/>
-        <w:rPr>
-          <w:rFonts w:cs="Times New Roman"/>
-          <w:szCs w:val="28"/>
-          <w:lang w:val="en-US"/>
-        </w:rPr>
-      </w:pPr>
-      <w:proofErr w:type="spellStart"/>
-      <w:proofErr w:type="gramStart"/>
-      <w:r>
-        <w:rPr>
-          <w:rFonts w:cs="Times New Roman"/>
-          <w:szCs w:val="28"/>
-          <w:lang w:val="en-US"/>
-        </w:rPr>
-        <w:t>System.Console.WriteLine</w:t>
-      </w:r>
-      <w:proofErr w:type="spellEnd"/>
-      <w:proofErr w:type="gramEnd"/>
-      <w:r>
-        <w:rPr>
-          <w:rFonts w:cs="Times New Roman"/>
-          <w:szCs w:val="28"/>
-          <w:lang w:val="en-US"/>
-        </w:rPr>
-        <w:t xml:space="preserve">("\n--- </w:t>
-      </w:r>
-      <w:proofErr w:type="spellStart"/>
-      <w:proofErr w:type="gramStart"/>
-      <w:r>
-        <w:rPr>
-          <w:rFonts w:cs="Times New Roman"/>
-          <w:szCs w:val="28"/>
-          <w:lang w:val="en-US"/>
-        </w:rPr>
-        <w:t>UndoLast</w:t>
-      </w:r>
-      <w:proofErr w:type="spellEnd"/>
-      <w:r>
-        <w:rPr>
-          <w:rFonts w:cs="Times New Roman"/>
-          <w:szCs w:val="28"/>
-          <w:lang w:val="en-US"/>
-        </w:rPr>
-        <w:t>(</w:t>
-      </w:r>
-      <w:proofErr w:type="gramEnd"/>
-      <w:r>
-        <w:rPr>
-          <w:rFonts w:cs="Times New Roman"/>
-          <w:szCs w:val="28"/>
-          <w:lang w:val="en-US"/>
-        </w:rPr>
-        <w:t>) ---");</w:t>
-      </w:r>
-    </w:p>
-    <w:p>
-      <w:pPr>
-        <w:spacing w:after="0" w:line="360" w:lineRule="auto"/>
-        <w:ind w:firstLine="709"/>
-        <w:jc w:val="both"/>
-        <w:rPr>
-          <w:rFonts w:cs="Times New Roman"/>
-          <w:szCs w:val="28"/>
-          <w:lang w:val="en-US"/>
-        </w:rPr>
-      </w:pPr>
-      <w:proofErr w:type="spellStart"/>
-      <w:proofErr w:type="gramStart"/>
-      <w:r>
-        <w:rPr>
-          <w:rFonts w:cs="Times New Roman"/>
-          <w:szCs w:val="28"/>
-          <w:lang w:val="en-US"/>
-        </w:rPr>
-        <w:t>invoker.UndoLast</w:t>
-      </w:r>
-      <w:proofErr w:type="spellEnd"/>
-      <w:proofErr w:type="gramEnd"/>
-      <w:r>
-        <w:rPr>
-          <w:rFonts w:cs="Times New Roman"/>
-          <w:szCs w:val="28"/>
-          <w:lang w:val="en-US"/>
-        </w:rPr>
-        <w:t>();</w:t>
-      </w:r>
-    </w:p>
-    <w:p>
-      <w:pPr>
-        <w:spacing w:after="0" w:line="360" w:lineRule="auto"/>
-        <w:ind w:firstLine="709"/>
-        <w:jc w:val="both"/>
-        <w:rPr>
-          <w:rFonts w:cs="Times New Roman"/>
-          <w:szCs w:val="28"/>
-          <w:lang w:val="en-US"/>
-        </w:rPr>
-      </w:pPr>
-    </w:p>
-    <w:p>
-      <w:pPr>
-        <w:spacing w:after="0" w:line="360" w:lineRule="auto"/>
-        <w:ind w:firstLine="709"/>
-        <w:jc w:val="both"/>
-        <w:rPr>
-          <w:rFonts w:cs="Times New Roman"/>
-          <w:szCs w:val="28"/>
-          <w:lang w:val="en-US"/>
-        </w:rPr>
-      </w:pPr>
-      <w:proofErr w:type="spellStart"/>
-      <w:proofErr w:type="gramStart"/>
-      <w:r>
-        <w:rPr>
-          <w:rFonts w:cs="Times New Roman"/>
-          <w:szCs w:val="28"/>
-          <w:lang w:val="en-US"/>
-        </w:rPr>
-        <w:t>System.Console.WriteLine</w:t>
-      </w:r>
-      <w:proofErr w:type="spellEnd"/>
-      <w:proofErr w:type="gramEnd"/>
-      <w:r>
-        <w:rPr>
-          <w:rFonts w:cs="Times New Roman"/>
-          <w:szCs w:val="28"/>
-          <w:lang w:val="en-US"/>
-        </w:rPr>
-        <w:t>($"</w:t>
-      </w:r>
-      <w:r>
-        <w:rPr>
-          <w:rFonts w:cs="Times New Roman"/>
-          <w:szCs w:val="28"/>
-        </w:rPr>
-        <w:t>После</w:t>
-      </w:r>
-      <w:r>
-        <w:rPr>
-          <w:rFonts w:cs="Times New Roman"/>
-          <w:szCs w:val="28"/>
-          <w:lang w:val="en-US"/>
-        </w:rPr>
-        <w:t xml:space="preserve"> </w:t>
-      </w:r>
-      <w:r>
-        <w:rPr>
-          <w:rFonts w:cs="Times New Roman"/>
-          <w:szCs w:val="28"/>
-        </w:rPr>
-        <w:t>отмены</w:t>
-      </w:r>
-      <w:r>
-        <w:rPr>
-          <w:rFonts w:cs="Times New Roman"/>
-          <w:szCs w:val="28"/>
-          <w:lang w:val="en-US"/>
-        </w:rPr>
-        <w:t xml:space="preserve"> (</w:t>
-      </w:r>
-      <w:r>
-        <w:rPr>
-          <w:rFonts w:cs="Times New Roman"/>
-          <w:szCs w:val="28"/>
-        </w:rPr>
-        <w:t>осталось</w:t>
-      </w:r>
-      <w:r>
-        <w:rPr>
-          <w:rFonts w:cs="Times New Roman"/>
-          <w:szCs w:val="28"/>
-          <w:lang w:val="en-US"/>
-        </w:rPr>
-        <w:t xml:space="preserve"> </w:t>
-      </w:r>
-      <w:r>
-        <w:rPr>
-          <w:rFonts w:cs="Times New Roman"/>
-          <w:szCs w:val="28"/>
-        </w:rPr>
-        <w:t>точек</w:t>
-      </w:r>
-      <w:r>
-        <w:rPr>
-          <w:rFonts w:cs="Times New Roman"/>
-          <w:szCs w:val="28"/>
-          <w:lang w:val="en-US"/>
-        </w:rPr>
-        <w:t>: {</w:t>
-      </w:r>
-      <w:proofErr w:type="spellStart"/>
-      <w:proofErr w:type="gramStart"/>
-      <w:r>
-        <w:rPr>
-          <w:rFonts w:cs="Times New Roman"/>
-          <w:szCs w:val="28"/>
-          <w:lang w:val="en-US"/>
-        </w:rPr>
-        <w:t>mapService.All.Count</w:t>
-      </w:r>
-      <w:proofErr w:type="spellEnd"/>
-      <w:proofErr w:type="gramEnd"/>
-      <w:r>
-        <w:rPr>
-          <w:rFonts w:cs="Times New Roman"/>
-          <w:szCs w:val="28"/>
-          <w:lang w:val="en-US"/>
-        </w:rPr>
-        <w:t>}):");</w:t>
-      </w:r>
-    </w:p>
-    <w:p>
-      <w:pPr>
-        <w:spacing w:after="0" w:line="360" w:lineRule="auto"/>
-        <w:ind w:firstLine="709"/>
-        <w:jc w:val="both"/>
-        <w:rPr>
-          <w:rFonts w:cs="Times New Roman"/>
-          <w:szCs w:val="28"/>
-          <w:lang w:val="en-US"/>
-        </w:rPr>
-      </w:pPr>
-      <w:r>
-        <w:rPr>
-          <w:rFonts w:cs="Times New Roman"/>
-          <w:szCs w:val="28"/>
-          <w:lang w:val="en-US"/>
-        </w:rPr>
-        <w:t xml:space="preserve">foreach (var p in </w:t>
-      </w:r>
-      <w:proofErr w:type="spellStart"/>
-      <w:r>
-        <w:rPr>
-          <w:rFonts w:cs="Times New Roman"/>
-          <w:szCs w:val="28"/>
-          <w:lang w:val="en-US"/>
-        </w:rPr>
-        <w:t>mapService.All</w:t>
-      </w:r>
-      <w:proofErr w:type="spellEnd"/>
-      <w:r>
-        <w:rPr>
-          <w:rFonts w:cs="Times New Roman"/>
-          <w:szCs w:val="28"/>
-          <w:lang w:val="en-US"/>
-        </w:rPr>
-        <w:t xml:space="preserve">) </w:t>
-      </w:r>
-      <w:proofErr w:type="spellStart"/>
-      <w:proofErr w:type="gramStart"/>
-      <w:r>
-        <w:rPr>
-          <w:rFonts w:cs="Times New Roman"/>
-          <w:szCs w:val="28"/>
-          <w:lang w:val="en-US"/>
-        </w:rPr>
-        <w:t>System.Console.WriteLine</w:t>
-      </w:r>
-      <w:proofErr w:type="spellEnd"/>
-      <w:proofErr w:type="gramEnd"/>
-      <w:r>
-        <w:rPr>
-          <w:rFonts w:cs="Times New Roman"/>
-          <w:szCs w:val="28"/>
-          <w:lang w:val="en-US"/>
-        </w:rPr>
-        <w:t>(</w:t>
-      </w:r>
-      <w:proofErr w:type="gramStart"/>
-      <w:r>
-        <w:rPr>
-          <w:rFonts w:cs="Times New Roman"/>
-          <w:szCs w:val="28"/>
-          <w:lang w:val="en-US"/>
-        </w:rPr>
-        <w:t>"  "</w:t>
-      </w:r>
-      <w:proofErr w:type="gramEnd"/>
-      <w:r>
-        <w:rPr>
-          <w:rFonts w:cs="Times New Roman"/>
-          <w:szCs w:val="28"/>
-          <w:lang w:val="en-US"/>
-        </w:rPr>
-        <w:t xml:space="preserve"> + p);</w:t>
-      </w:r>
-    </w:p>
-    <w:p>
-      <w:pPr>
-        <w:spacing w:after="0" w:line="360" w:lineRule="auto"/>
-        <w:ind w:firstLine="709"/>
-        <w:jc w:val="both"/>
-        <w:rPr>
-          <w:rFonts w:cs="Times New Roman"/>
-          <w:szCs w:val="28"/>
-          <w:lang w:val="en-US"/>
-        </w:rPr>
-      </w:pPr>
-    </w:p>
-    <w:p>
-      <w:pPr>
-        <w:spacing w:after="0" w:line="360" w:lineRule="auto"/>
-        <w:ind w:firstLine="709"/>
-        <w:jc w:val="both"/>
-        <w:rPr>
-          <w:rFonts w:cs="Times New Roman"/>
-          <w:szCs w:val="28"/>
-          <w:lang w:val="en-US"/>
-        </w:rPr>
-      </w:pPr>
-      <w:r>
-        <w:rPr>
-          <w:rFonts w:cs="Times New Roman"/>
-          <w:szCs w:val="28"/>
-          <w:lang w:val="en-US"/>
-        </w:rPr>
-        <w:t xml:space="preserve">// </w:t>
-      </w:r>
-      <w:r>
-        <w:rPr>
-          <w:rFonts w:cs="Times New Roman"/>
-          <w:szCs w:val="28"/>
-        </w:rPr>
-        <w:t>Удаление</w:t>
-      </w:r>
-      <w:r>
-        <w:rPr>
-          <w:rFonts w:cs="Times New Roman"/>
-          <w:szCs w:val="28"/>
-          <w:lang w:val="en-US"/>
-        </w:rPr>
-        <w:t xml:space="preserve"> </w:t>
-      </w:r>
-      <w:r>
-        <w:rPr>
-          <w:rFonts w:cs="Times New Roman"/>
-          <w:szCs w:val="28"/>
-        </w:rPr>
-        <w:t>с</w:t>
-      </w:r>
-      <w:r>
-        <w:rPr>
-          <w:rFonts w:cs="Times New Roman"/>
-          <w:szCs w:val="28"/>
-          <w:lang w:val="en-US"/>
-        </w:rPr>
-        <w:t xml:space="preserve"> </w:t>
-      </w:r>
-      <w:r>
-        <w:rPr>
-          <w:rFonts w:cs="Times New Roman"/>
-          <w:szCs w:val="28"/>
-        </w:rPr>
-        <w:t>откатом</w:t>
-      </w:r>
-      <w:r>
-        <w:rPr>
-          <w:rFonts w:cs="Times New Roman"/>
-          <w:szCs w:val="28"/>
-          <w:lang w:val="en-US"/>
-        </w:rPr>
-        <w:t>.</w:t>
-      </w:r>
-    </w:p>
-    <w:p>
-      <w:pPr>
-        <w:spacing w:after="0" w:line="360" w:lineRule="auto"/>
-        <w:ind w:firstLine="709"/>
-        <w:jc w:val="both"/>
-        <w:rPr>
-          <w:rFonts w:cs="Times New Roman"/>
-          <w:szCs w:val="28"/>
-          <w:lang w:val="en-US"/>
-        </w:rPr>
-      </w:pPr>
-      <w:proofErr w:type="spellStart"/>
-      <w:proofErr w:type="gramStart"/>
-      <w:r>
-        <w:rPr>
-          <w:rFonts w:cs="Times New Roman"/>
-          <w:szCs w:val="28"/>
-          <w:lang w:val="en-US"/>
-        </w:rPr>
-        <w:t>System.Console.WriteLine</w:t>
-      </w:r>
-      <w:proofErr w:type="spellEnd"/>
-      <w:proofErr w:type="gramEnd"/>
-      <w:r>
-        <w:rPr>
-          <w:rFonts w:cs="Times New Roman"/>
-          <w:szCs w:val="28"/>
-          <w:lang w:val="en-US"/>
-        </w:rPr>
-        <w:t xml:space="preserve">("\n--- </w:t>
-      </w:r>
-      <w:r>
-        <w:rPr>
-          <w:rFonts w:cs="Times New Roman"/>
-          <w:szCs w:val="28"/>
-        </w:rPr>
-        <w:t>Команда</w:t>
-      </w:r>
-      <w:r>
-        <w:rPr>
-          <w:rFonts w:cs="Times New Roman"/>
-          <w:szCs w:val="28"/>
-          <w:lang w:val="en-US"/>
-        </w:rPr>
-        <w:t xml:space="preserve"> </w:t>
-      </w:r>
-      <w:proofErr w:type="spellStart"/>
-      <w:r>
-        <w:rPr>
-          <w:rFonts w:cs="Times New Roman"/>
-          <w:szCs w:val="28"/>
-          <w:lang w:val="en-US"/>
-        </w:rPr>
-        <w:t>RemovePoiCommand</w:t>
-      </w:r>
-      <w:proofErr w:type="spellEnd"/>
-      <w:r>
-        <w:rPr>
-          <w:rFonts w:cs="Times New Roman"/>
-          <w:szCs w:val="28"/>
-          <w:lang w:val="en-US"/>
-        </w:rPr>
-        <w:t xml:space="preserve"> </w:t>
-      </w:r>
-      <w:r>
-        <w:rPr>
-          <w:rFonts w:cs="Times New Roman"/>
-          <w:szCs w:val="28"/>
-        </w:rPr>
-        <w:t>для</w:t>
-      </w:r>
-      <w:r>
-        <w:rPr>
-          <w:rFonts w:cs="Times New Roman"/>
-          <w:szCs w:val="28"/>
-          <w:lang w:val="en-US"/>
-        </w:rPr>
-        <w:t xml:space="preserve"> #1 + Undo ---");</w:t>
-      </w:r>
-    </w:p>
-    <w:p>
-      <w:pPr>
-        <w:spacing w:after="0" w:line="360" w:lineRule="auto"/>
-        <w:ind w:firstLine="709"/>
-        <w:jc w:val="both"/>
-        <w:rPr>
-          <w:rFonts w:cs="Times New Roman"/>
-          <w:szCs w:val="28"/>
-          <w:lang w:val="en-US"/>
-        </w:rPr>
-      </w:pPr>
-      <w:proofErr w:type="spellStart"/>
-      <w:proofErr w:type="gramStart"/>
-      <w:r>
-        <w:rPr>
-          <w:rFonts w:cs="Times New Roman"/>
-          <w:szCs w:val="28"/>
-          <w:lang w:val="en-US"/>
-        </w:rPr>
-        <w:t>invoker.Execute</w:t>
-      </w:r>
-      <w:proofErr w:type="spellEnd"/>
-      <w:proofErr w:type="gramEnd"/>
-      <w:r>
-        <w:rPr>
-          <w:rFonts w:cs="Times New Roman"/>
-          <w:szCs w:val="28"/>
-          <w:lang w:val="en-US"/>
-        </w:rPr>
-        <w:t xml:space="preserve">(new </w:t>
-      </w:r>
-      <w:proofErr w:type="spellStart"/>
-      <w:proofErr w:type="gramStart"/>
-      <w:r>
-        <w:rPr>
-          <w:rFonts w:cs="Times New Roman"/>
-          <w:szCs w:val="28"/>
-          <w:lang w:val="en-US"/>
-        </w:rPr>
-        <w:t>RemovePoiCommand</w:t>
-      </w:r>
-      <w:proofErr w:type="spellEnd"/>
-      <w:r>
-        <w:rPr>
-          <w:rFonts w:cs="Times New Roman"/>
-          <w:szCs w:val="28"/>
-          <w:lang w:val="en-US"/>
-        </w:rPr>
-        <w:t>(</w:t>
-      </w:r>
-      <w:proofErr w:type="spellStart"/>
-      <w:proofErr w:type="gramEnd"/>
-      <w:r>
-        <w:rPr>
-          <w:rFonts w:cs="Times New Roman"/>
-          <w:szCs w:val="28"/>
-          <w:lang w:val="en-US"/>
-        </w:rPr>
-        <w:t>mapService</w:t>
-      </w:r>
-      <w:proofErr w:type="spellEnd"/>
-      <w:r>
-        <w:rPr>
-          <w:rFonts w:cs="Times New Roman"/>
-          <w:szCs w:val="28"/>
-          <w:lang w:val="en-US"/>
-        </w:rPr>
-        <w:t xml:space="preserve">, </w:t>
-      </w:r>
-      <w:proofErr w:type="spellStart"/>
-      <w:r>
-        <w:rPr>
-          <w:rFonts w:cs="Times New Roman"/>
-          <w:szCs w:val="28"/>
-          <w:lang w:val="en-US"/>
-        </w:rPr>
-        <w:t>poiId</w:t>
-      </w:r>
-      <w:proofErr w:type="spellEnd"/>
-      <w:r>
-        <w:rPr>
-          <w:rFonts w:cs="Times New Roman"/>
-          <w:szCs w:val="28"/>
-          <w:lang w:val="en-US"/>
-        </w:rPr>
-        <w:t>: 1));</w:t>
-      </w:r>
-    </w:p>
-    <w:p>
-      <w:pPr>
-        <w:spacing w:after="0" w:line="360" w:lineRule="auto"/>
-        <w:ind w:firstLine="709"/>
-        <w:jc w:val="both"/>
-        <w:rPr>
-          <w:rFonts w:cs="Times New Roman"/>
-          <w:szCs w:val="28"/>
-          <w:lang w:val="en-US"/>
-        </w:rPr>
-      </w:pPr>
-      <w:proofErr w:type="spellStart"/>
-      <w:proofErr w:type="gramStart"/>
-      <w:r>
-        <w:rPr>
-          <w:rFonts w:cs="Times New Roman"/>
-          <w:szCs w:val="28"/>
-          <w:lang w:val="en-US"/>
-        </w:rPr>
-        <w:t>System.Console.WriteLine</w:t>
-      </w:r>
-      <w:proofErr w:type="spellEnd"/>
-      <w:proofErr w:type="gramEnd"/>
-      <w:r>
-        <w:rPr>
-          <w:rFonts w:cs="Times New Roman"/>
-          <w:szCs w:val="28"/>
-          <w:lang w:val="en-US"/>
-        </w:rPr>
-        <w:t>($"</w:t>
-      </w:r>
-      <w:r>
-        <w:rPr>
-          <w:rFonts w:cs="Times New Roman"/>
-          <w:szCs w:val="28"/>
-        </w:rPr>
-        <w:t>После</w:t>
-      </w:r>
-      <w:r>
-        <w:rPr>
-          <w:rFonts w:cs="Times New Roman"/>
-          <w:szCs w:val="28"/>
-          <w:lang w:val="en-US"/>
-        </w:rPr>
-        <w:t xml:space="preserve"> </w:t>
-      </w:r>
-      <w:r>
-        <w:rPr>
-          <w:rFonts w:cs="Times New Roman"/>
-          <w:szCs w:val="28"/>
-        </w:rPr>
-        <w:t>удаления</w:t>
-      </w:r>
-      <w:r>
-        <w:rPr>
-          <w:rFonts w:cs="Times New Roman"/>
-          <w:szCs w:val="28"/>
-          <w:lang w:val="en-US"/>
-        </w:rPr>
-        <w:t xml:space="preserve"> #1 (</w:t>
-      </w:r>
-      <w:r>
-        <w:rPr>
-          <w:rFonts w:cs="Times New Roman"/>
-          <w:szCs w:val="28"/>
-        </w:rPr>
-        <w:t>всего</w:t>
-      </w:r>
-      <w:r>
-        <w:rPr>
-          <w:rFonts w:cs="Times New Roman"/>
-          <w:szCs w:val="28"/>
-          <w:lang w:val="en-US"/>
-        </w:rPr>
-        <w:t>: {</w:t>
-      </w:r>
-      <w:proofErr w:type="spellStart"/>
-      <w:proofErr w:type="gramStart"/>
-      <w:r>
-        <w:rPr>
-          <w:rFonts w:cs="Times New Roman"/>
-          <w:szCs w:val="28"/>
-          <w:lang w:val="en-US"/>
-        </w:rPr>
-        <w:t>mapService.All.Count</w:t>
-      </w:r>
-      <w:proofErr w:type="spellEnd"/>
-      <w:proofErr w:type="gramEnd"/>
-      <w:r>
-        <w:rPr>
-          <w:rFonts w:cs="Times New Roman"/>
-          <w:szCs w:val="28"/>
-          <w:lang w:val="en-US"/>
-        </w:rPr>
-        <w:t>}):");</w:t>
-      </w:r>
-    </w:p>
-    <w:p>
-      <w:pPr>
-        <w:spacing w:after="0" w:line="360" w:lineRule="auto"/>
-        <w:ind w:firstLine="709"/>
-        <w:jc w:val="both"/>
-        <w:rPr>
-          <w:rFonts w:cs="Times New Roman"/>
-          <w:szCs w:val="28"/>
-          <w:lang w:val="en-US"/>
-        </w:rPr>
-      </w:pPr>
-      <w:r>
-        <w:rPr>
-          <w:rFonts w:cs="Times New Roman"/>
-          <w:szCs w:val="28"/>
-          <w:lang w:val="en-US"/>
-        </w:rPr>
-        <w:t xml:space="preserve">foreach (var p in </w:t>
-      </w:r>
-      <w:proofErr w:type="spellStart"/>
-      <w:r>
-        <w:rPr>
-          <w:rFonts w:cs="Times New Roman"/>
-          <w:szCs w:val="28"/>
-          <w:lang w:val="en-US"/>
-        </w:rPr>
-        <w:t>mapService.All</w:t>
-      </w:r>
-      <w:proofErr w:type="spellEnd"/>
-      <w:r>
-        <w:rPr>
-          <w:rFonts w:cs="Times New Roman"/>
-          <w:szCs w:val="28"/>
-          <w:lang w:val="en-US"/>
-        </w:rPr>
-        <w:t xml:space="preserve">) </w:t>
-      </w:r>
-      <w:proofErr w:type="spellStart"/>
-      <w:proofErr w:type="gramStart"/>
-      <w:r>
-        <w:rPr>
-          <w:rFonts w:cs="Times New Roman"/>
-          <w:szCs w:val="28"/>
-          <w:lang w:val="en-US"/>
-        </w:rPr>
-        <w:t>System.Console.WriteLine</w:t>
-      </w:r>
-      <w:proofErr w:type="spellEnd"/>
-      <w:proofErr w:type="gramEnd"/>
-      <w:r>
-        <w:rPr>
-          <w:rFonts w:cs="Times New Roman"/>
-          <w:szCs w:val="28"/>
-          <w:lang w:val="en-US"/>
-        </w:rPr>
-        <w:t>(</w:t>
-      </w:r>
-      <w:proofErr w:type="gramStart"/>
-      <w:r>
-        <w:rPr>
-          <w:rFonts w:cs="Times New Roman"/>
-          <w:szCs w:val="28"/>
-          <w:lang w:val="en-US"/>
-        </w:rPr>
-        <w:t>"  "</w:t>
-      </w:r>
-      <w:proofErr w:type="gramEnd"/>
-      <w:r>
-        <w:rPr>
-          <w:rFonts w:cs="Times New Roman"/>
-          <w:szCs w:val="28"/>
-          <w:lang w:val="en-US"/>
-        </w:rPr>
-        <w:t xml:space="preserve"> + p);</w:t>
-      </w:r>
-    </w:p>
-    <w:p>
-      <w:pPr>
-        <w:spacing w:after="0" w:line="360" w:lineRule="auto"/>
-        <w:ind w:firstLine="709"/>
-        <w:jc w:val="both"/>
-        <w:rPr>
-          <w:rFonts w:cs="Times New Roman"/>
-          <w:szCs w:val="28"/>
-          <w:lang w:val="en-US"/>
-        </w:rPr>
-      </w:pPr>
-    </w:p>
-    <w:p>
-      <w:pPr>
-        <w:spacing w:after="0" w:line="360" w:lineRule="auto"/>
-        <w:ind w:firstLine="709"/>
-        <w:jc w:val="both"/>
-        <w:rPr>
-          <w:rFonts w:cs="Times New Roman"/>
-          <w:szCs w:val="28"/>
-          <w:lang w:val="en-US"/>
-        </w:rPr>
-      </w:pPr>
-      <w:proofErr w:type="spellStart"/>
-      <w:proofErr w:type="gramStart"/>
-      <w:r>
-        <w:rPr>
-          <w:rFonts w:cs="Times New Roman"/>
-          <w:szCs w:val="28"/>
-          <w:lang w:val="en-US"/>
-        </w:rPr>
-        <w:t>invoker.UndoLast</w:t>
-      </w:r>
-      <w:proofErr w:type="spellEnd"/>
-      <w:proofErr w:type="gramEnd"/>
-      <w:r>
-        <w:rPr>
-          <w:rFonts w:cs="Times New Roman"/>
-          <w:szCs w:val="28"/>
-          <w:lang w:val="en-US"/>
-        </w:rPr>
-        <w:t>();</w:t>
-      </w:r>
-    </w:p>
-    <w:p>
-      <w:pPr>
-        <w:spacing w:after="0" w:line="360" w:lineRule="auto"/>
-        <w:ind w:firstLine="709"/>
-        <w:jc w:val="both"/>
-        <w:rPr>
-          <w:rFonts w:cs="Times New Roman"/>
-          <w:szCs w:val="28"/>
-          <w:lang w:val="en-US"/>
-        </w:rPr>
-      </w:pPr>
-      <w:proofErr w:type="spellStart"/>
-      <w:proofErr w:type="gramStart"/>
-      <w:r>
-        <w:rPr>
-          <w:rFonts w:cs="Times New Roman"/>
-          <w:szCs w:val="28"/>
-          <w:lang w:val="en-US"/>
-        </w:rPr>
-        <w:t>System.Console.WriteLine</w:t>
-      </w:r>
-      <w:proofErr w:type="spellEnd"/>
-      <w:proofErr w:type="gramEnd"/>
-      <w:r>
-        <w:rPr>
-          <w:rFonts w:cs="Times New Roman"/>
-          <w:szCs w:val="28"/>
-          <w:lang w:val="en-US"/>
-        </w:rPr>
-        <w:t>($"</w:t>
-      </w:r>
-      <w:r>
-        <w:rPr>
-          <w:rFonts w:cs="Times New Roman"/>
-          <w:szCs w:val="28"/>
-        </w:rPr>
-        <w:t>После</w:t>
-      </w:r>
-      <w:r>
-        <w:rPr>
-          <w:rFonts w:cs="Times New Roman"/>
-          <w:szCs w:val="28"/>
-          <w:lang w:val="en-US"/>
-        </w:rPr>
-        <w:t xml:space="preserve"> </w:t>
-      </w:r>
-      <w:r>
-        <w:rPr>
-          <w:rFonts w:cs="Times New Roman"/>
-          <w:szCs w:val="28"/>
-        </w:rPr>
-        <w:t>отмены</w:t>
-      </w:r>
-      <w:r>
-        <w:rPr>
-          <w:rFonts w:cs="Times New Roman"/>
-          <w:szCs w:val="28"/>
-          <w:lang w:val="en-US"/>
-        </w:rPr>
-        <w:t xml:space="preserve"> </w:t>
-      </w:r>
-      <w:r>
-        <w:rPr>
-          <w:rFonts w:cs="Times New Roman"/>
-          <w:szCs w:val="28"/>
-        </w:rPr>
-        <w:t>удаления</w:t>
-      </w:r>
-      <w:r>
-        <w:rPr>
-          <w:rFonts w:cs="Times New Roman"/>
-          <w:szCs w:val="28"/>
-          <w:lang w:val="en-US"/>
-        </w:rPr>
-        <w:t xml:space="preserve"> (</w:t>
-      </w:r>
-      <w:r>
-        <w:rPr>
-          <w:rFonts w:cs="Times New Roman"/>
-          <w:szCs w:val="28"/>
-        </w:rPr>
-        <w:t>всего</w:t>
-      </w:r>
-      <w:r>
-        <w:rPr>
-          <w:rFonts w:cs="Times New Roman"/>
-          <w:szCs w:val="28"/>
-          <w:lang w:val="en-US"/>
-        </w:rPr>
-        <w:t>: {</w:t>
-      </w:r>
-      <w:proofErr w:type="spellStart"/>
-      <w:proofErr w:type="gramStart"/>
-      <w:r>
-        <w:rPr>
-          <w:rFonts w:cs="Times New Roman"/>
-          <w:szCs w:val="28"/>
-          <w:lang w:val="en-US"/>
-        </w:rPr>
-        <w:t>mapService.All.Count</w:t>
-      </w:r>
-      <w:proofErr w:type="spellEnd"/>
-      <w:proofErr w:type="gramEnd"/>
-      <w:r>
-        <w:rPr>
-          <w:rFonts w:cs="Times New Roman"/>
-          <w:szCs w:val="28"/>
-          <w:lang w:val="en-US"/>
-        </w:rPr>
-        <w:t>}):");</w:t>
-      </w:r>
-    </w:p>
-    <w:p>
-      <w:pPr>
-        <w:spacing w:after="0" w:line="360" w:lineRule="auto"/>
-        <w:ind w:firstLine="709"/>
-        <w:jc w:val="both"/>
-        <w:rPr>
-          <w:rFonts w:cs="Times New Roman"/>
-          <w:szCs w:val="28"/>
-          <w:lang w:val="en-US"/>
-        </w:rPr>
-      </w:pPr>
-      <w:r>
-        <w:rPr>
-          <w:rFonts w:cs="Times New Roman"/>
-          <w:szCs w:val="28"/>
-          <w:lang w:val="en-US"/>
-        </w:rPr>
-        <w:t xml:space="preserve">foreach (var p in </w:t>
-      </w:r>
-      <w:proofErr w:type="spellStart"/>
-      <w:r>
-        <w:rPr>
-          <w:rFonts w:cs="Times New Roman"/>
-          <w:szCs w:val="28"/>
-          <w:lang w:val="en-US"/>
-        </w:rPr>
-        <w:t>mapService.All</w:t>
-      </w:r>
-      <w:proofErr w:type="spellEnd"/>
-      <w:r>
-        <w:rPr>
-          <w:rFonts w:cs="Times New Roman"/>
-          <w:szCs w:val="28"/>
-          <w:lang w:val="en-US"/>
-        </w:rPr>
-        <w:t xml:space="preserve">) </w:t>
-      </w:r>
-      <w:proofErr w:type="spellStart"/>
-      <w:proofErr w:type="gramStart"/>
-      <w:r>
-        <w:rPr>
-          <w:rFonts w:cs="Times New Roman"/>
-          <w:szCs w:val="28"/>
-          <w:lang w:val="en-US"/>
-        </w:rPr>
-        <w:t>System.Console.WriteLine</w:t>
-      </w:r>
-      <w:proofErr w:type="spellEnd"/>
-      <w:proofErr w:type="gramEnd"/>
-      <w:r>
-        <w:rPr>
-          <w:rFonts w:cs="Times New Roman"/>
-          <w:szCs w:val="28"/>
-          <w:lang w:val="en-US"/>
-        </w:rPr>
-        <w:t>(</w:t>
-      </w:r>
-      <w:proofErr w:type="gramStart"/>
-      <w:r>
-        <w:rPr>
-          <w:rFonts w:cs="Times New Roman"/>
-          <w:szCs w:val="28"/>
-          <w:lang w:val="en-US"/>
-        </w:rPr>
-        <w:t>"  "</w:t>
-      </w:r>
-      <w:proofErr w:type="gramEnd"/>
-      <w:r>
-        <w:rPr>
-          <w:rFonts w:cs="Times New Roman"/>
-          <w:szCs w:val="28"/>
-          <w:lang w:val="en-US"/>
-        </w:rPr>
-        <w:t xml:space="preserve"> + p);</w:t>
-      </w:r>
-    </w:p>
-    <w:p>
-      <w:pPr>
-        <w:spacing w:after="0" w:line="360" w:lineRule="auto"/>
-        <w:ind w:firstLine="709"/>
         <w:jc w:val="center"/>
         <w:rPr>
           <w:szCs w:val="28"/>
@@ -6972,6 +6998,7 @@
       </w:pPr>
       <w:r>
         <w:rPr>
+          <w:noProof/>
           <w:szCs w:val="28"/>
           <w:lang w:val="en-US"/>
         </w:rPr>
@@ -7550,6 +7577,7 @@
       <w:r>
         <w:rPr>
           <w:szCs w:val="28"/>
+          <w:lang w:val="en-US"/>
         </w:rPr>
         <w:t xml:space="preserve"> </w:t>
       </w:r>
@@ -7557,12 +7585,46 @@
         <w:rPr>
           <w:szCs w:val="28"/>
         </w:rPr>
-        <w:t xml:space="preserve">предметной области. У </w:t>
+        <w:t>предметной</w:t>
+      </w:r>
+      <w:r>
+        <w:rPr>
+          <w:szCs w:val="28"/>
+          <w:lang w:val="en-US"/>
+        </w:rPr>
+        <w:t xml:space="preserve"> </w:t>
+      </w:r>
+      <w:r>
+        <w:rPr>
+          <w:szCs w:val="28"/>
+        </w:rPr>
+        <w:t>области</w:t>
+      </w:r>
+      <w:r>
+        <w:rPr>
+          <w:szCs w:val="28"/>
+          <w:lang w:val="en-US"/>
+        </w:rPr>
+        <w:t xml:space="preserve">. </w:t>
+      </w:r>
+      <w:r>
+        <w:rPr>
+          <w:szCs w:val="28"/>
+        </w:rPr>
+        <w:t>У</w:t>
+      </w:r>
+      <w:r>
+        <w:rPr>
+          <w:szCs w:val="28"/>
+          <w:lang w:val="en-US"/>
+        </w:rPr>
+        <w:t xml:space="preserve"> </w:t>
       </w:r>
       <w:proofErr w:type="spellStart"/>
       <w:r>
         <w:rPr>
           <w:szCs w:val="28"/>
+          <w:lang w:val="en-US"/>
         </w:rPr>
         <w:t>MapService</w:t>
       </w:r>
@@ -7570,14 +7632,29 @@
       <w:r>
         <w:rPr>
           <w:szCs w:val="28"/>
-        </w:rPr>
-        <w:t xml:space="preserve"> есть </w:t>
+          <w:lang w:val="en-US"/>
+        </w:rPr>
+        <w:t xml:space="preserve"> </w:t>
+      </w:r>
+      <w:r>
+        <w:rPr>
+          <w:szCs w:val="28"/>
+        </w:rPr>
+        <w:t>есть</w:t>
+      </w:r>
+      <w:r>
+        <w:rPr>
+          <w:szCs w:val="28"/>
+          <w:lang w:val="en-US"/>
+        </w:rPr>
+        <w:t xml:space="preserve"> </w:t>
       </w:r>
       <w:proofErr w:type="spellStart"/>
       <w:proofErr w:type="gramStart"/>
       <w:r>
         <w:rPr>
           <w:szCs w:val="28"/>
+          <w:lang w:val="en-US"/>
         </w:rPr>
         <w:t>IReadOnlyList</w:t>
       </w:r>
@@ -7585,6 +7662,7 @@
       <w:r>
         <w:rPr>
           <w:szCs w:val="28"/>
+          <w:lang w:val="en-US"/>
         </w:rPr>
         <w:t>&lt;</w:t>
       </w:r>
@@ -7593,6 +7671,7 @@
       <w:r>
         <w:rPr>
           <w:szCs w:val="28"/>
+          <w:lang w:val="en-US"/>
         </w:rPr>
         <w:t>PointOfInterest</w:t>
       </w:r>
@@ -7600,8 +7679,15 @@
       <w:r>
         <w:rPr>
           <w:szCs w:val="28"/>
-        </w:rPr>
-        <w:t xml:space="preserve">&gt; All. Сейчас клиент может обойти его </w:t>
+          <w:lang w:val="en-US"/>
+        </w:rPr>
+        <w:t xml:space="preserve">&gt; All. </w:t>
+      </w:r>
+      <w:r>
+        <w:rPr>
+          <w:szCs w:val="28"/>
+        </w:rPr>
+        <w:t xml:space="preserve">Сейчас клиент может обойти его </w:t>
       </w:r>
       <w:proofErr w:type="spellStart"/>
       <w:r>
@@ -7975,6 +8061,7 @@
       </w:pPr>
       <w:r>
         <w:rPr>
+          <w:noProof/>
           <w:szCs w:val="28"/>
         </w:rPr>
         <w:drawing>
@@ -8021,7 +8108,6 @@
         <w:jc w:val="center"/>
         <w:rPr>
           <w:szCs w:val="28"/>
-          <w:lang w:val="en-US"/>
         </w:rPr>
       </w:pPr>
       <w:r>
@@ -8320,9 +8406,23 @@
         <w:rPr>
           <w:rFonts w:cs="Times New Roman"/>
           <w:szCs w:val="28"/>
-          <w:lang w:val="en-US"/>
-        </w:rPr>
-        <w:t>/// &lt;summary&gt;</w:t>
+        </w:rPr>
+        <w:t>/// &lt;</w:t>
+      </w:r>
+      <w:r>
+        <w:rPr>
+          <w:rFonts w:cs="Times New Roman"/>
+          <w:szCs w:val="28"/>
+          <w:lang w:val="en-US"/>
+        </w:rPr>
+        <w:t>summary</w:t>
+      </w:r>
+      <w:r>
+        <w:rPr>
+          <w:rFonts w:cs="Times New Roman"/>
+          <w:szCs w:val="28"/>
+        </w:rPr>
+        <w:t>&gt;</w:t>
       </w:r>
     </w:p>
     <w:p>
@@ -8569,14 +8669,12 @@
         <w:rPr>
           <w:rFonts w:cs="Times New Roman"/>
           <w:szCs w:val="28"/>
-          <w:lang w:val="en-US"/>
-        </w:rPr>
-      </w:pPr>
-      <w:r>
-        <w:rPr>
-          <w:rFonts w:cs="Times New Roman"/>
-          <w:szCs w:val="28"/>
-          <w:lang w:val="en-US"/>
+        </w:rPr>
+      </w:pPr>
+      <w:r>
+        <w:rPr>
+          <w:rFonts w:cs="Times New Roman"/>
+          <w:szCs w:val="28"/>
         </w:rPr>
         <w:t>}</w:t>
       </w:r>
@@ -8589,16 +8687,29 @@
         <w:rPr>
           <w:rFonts w:cs="Times New Roman"/>
           <w:szCs w:val="28"/>
-          <w:lang w:val="en-US"/>
-        </w:rPr>
-      </w:pPr>
-      <w:r>
-        <w:rPr>
-          <w:rFonts w:cs="Times New Roman"/>
-          <w:szCs w:val="28"/>
-          <w:lang w:val="en-US"/>
-        </w:rPr>
-        <w:t>/// &lt;summary&gt;</w:t>
+        </w:rPr>
+      </w:pPr>
+      <w:r>
+        <w:rPr>
+          <w:rFonts w:cs="Times New Roman"/>
+          <w:szCs w:val="28"/>
+        </w:rPr>
+        <w:t>/// &lt;</w:t>
+      </w:r>
+      <w:r>
+        <w:rPr>
+          <w:rFonts w:cs="Times New Roman"/>
+          <w:szCs w:val="28"/>
+          <w:lang w:val="en-US"/>
+        </w:rPr>
+        <w:t>summary</w:t>
+      </w:r>
+      <w:r>
+        <w:rPr>
+          <w:rFonts w:cs="Times New Roman"/>
+          <w:szCs w:val="28"/>
+        </w:rPr>
+        <w:t>&gt;</w:t>
       </w:r>
     </w:p>
     <w:p>
@@ -10777,6 +10888,7 @@
       </w:pPr>
       <w:r>
         <w:rPr>
+          <w:noProof/>
           <w:szCs w:val="28"/>
         </w:rPr>
         <w:lastRenderedPageBreak/>
@@ -10877,13 +10989,7 @@
         <w:rPr>
           <w:szCs w:val="28"/>
         </w:rPr>
-        <w:t>В лабораторной работе реализованы два поведенческих паттерна</w:t>
-      </w:r>
-      <w:r>
-        <w:rPr>
-          <w:szCs w:val="28"/>
-        </w:rPr>
-        <w:t>.</w:t>
+        <w:t>В лабораторной работе реализованы два поведенческих паттерна.</w:t>
       </w:r>
     </w:p>
     <w:p>
@@ -10942,13 +11048,7 @@
         <w:rPr>
           <w:szCs w:val="28"/>
         </w:rPr>
-        <w:t xml:space="preserve"> </w:t>
-      </w:r>
-      <w:r>
-        <w:rPr>
-          <w:szCs w:val="28"/>
-        </w:rPr>
-        <w:t xml:space="preserve"> +</w:t>
+        <w:t xml:space="preserve">  +</w:t>
       </w:r>
       <w:proofErr w:type="gramEnd"/>
       <w:r>
@@ -18940,6 +19040,7 @@
   <w:style w:type="character" w:default="1" w:styleId="a0">
     <w:name w:val="Default Paragraph Font"/>
     <w:uiPriority w:val="1"/>
+    <w:semiHidden/>
     <w:unhideWhenUsed/>
   </w:style>
   <w:style w:type="table" w:default="1" w:styleId="a1">
